--- a/modelos/Pregão xx Proc xx -  MINUTA PE 13.07.2026.docx
+++ b/modelos/Pregão xx Proc xx -  MINUTA PE 13.07.2026.docx
@@ -67,7 +67,27 @@
           <w:sz w:val="40"/>
           <w:szCs w:val="40"/>
         </w:rPr>
-        <w:t>{{N.MODALIDADE}}</w:t>
+        <w:t>{{</w:t>
+      </w:r>
+      <w:proofErr w:type="gramStart"/>
+      <w:r>
+        <w:rPr>
+          <w:rFonts w:ascii="Calibri" w:hAnsi="Calibri" w:cs="Calibri"/>
+          <w:iCs/>
+          <w:sz w:val="40"/>
+          <w:szCs w:val="40"/>
+        </w:rPr>
+        <w:t>N.MODALIDADE</w:t>
+      </w:r>
+      <w:proofErr w:type="gramEnd"/>
+      <w:r>
+        <w:rPr>
+          <w:rFonts w:ascii="Calibri" w:hAnsi="Calibri" w:cs="Calibri"/>
+          <w:iCs/>
+          <w:sz w:val="40"/>
+          <w:szCs w:val="40"/>
+        </w:rPr>
+        <w:t>}}</w:t>
       </w:r>
     </w:p>
     <w:p>
@@ -735,10 +755,18 @@
       <w:bookmarkStart w:id="1" w:name="_Toc216938896"/>
       <w:r>
         <w:lastRenderedPageBreak/>
-        <w:t>{{MINUTA DE}}</w:t>
-      </w:r>
-      <w:r>
-        <w:t>EDITAL DE LICITAÇÃO</w:t>
+        <w:t>{{MINUTA DE</w:t>
+      </w:r>
+      <w:proofErr w:type="gramStart"/>
+      <w:r>
+        <w:t>}}</w:t>
+      </w:r>
+      <w:r>
+        <w:t>EDITAL</w:t>
+      </w:r>
+      <w:proofErr w:type="gramEnd"/>
+      <w:r>
+        <w:t xml:space="preserve"> DE LICITAÇÃO</w:t>
       </w:r>
       <w:bookmarkEnd w:id="1"/>
     </w:p>
@@ -790,7 +818,25 @@
           <w:sz w:val="24"/>
           <w:szCs w:val="24"/>
         </w:rPr>
-        <w:t>{{N.PROCESSO}}</w:t>
+        <w:t>{{</w:t>
+      </w:r>
+      <w:proofErr w:type="gramStart"/>
+      <w:r>
+        <w:rPr>
+          <w:rFonts w:ascii="Calibri" w:hAnsi="Calibri" w:cs="Calibri"/>
+          <w:sz w:val="24"/>
+          <w:szCs w:val="24"/>
+        </w:rPr>
+        <w:t>N.PROCESSO</w:t>
+      </w:r>
+      <w:proofErr w:type="gramEnd"/>
+      <w:r>
+        <w:rPr>
+          <w:rFonts w:ascii="Calibri" w:hAnsi="Calibri" w:cs="Calibri"/>
+          <w:sz w:val="24"/>
+          <w:szCs w:val="24"/>
+        </w:rPr>
+        <w:t>}}</w:t>
       </w:r>
     </w:p>
     <w:p>
@@ -862,7 +908,25 @@
           <w:sz w:val="24"/>
           <w:szCs w:val="24"/>
         </w:rPr>
-        <w:t>{{N.MODALIDADE}}</w:t>
+        <w:t>{{</w:t>
+      </w:r>
+      <w:proofErr w:type="gramStart"/>
+      <w:r>
+        <w:rPr>
+          <w:rFonts w:ascii="Calibri" w:hAnsi="Calibri" w:cs="Calibri"/>
+          <w:sz w:val="24"/>
+          <w:szCs w:val="24"/>
+        </w:rPr>
+        <w:t>N.MODALIDADE</w:t>
+      </w:r>
+      <w:proofErr w:type="gramEnd"/>
+      <w:r>
+        <w:rPr>
+          <w:rFonts w:ascii="Calibri" w:hAnsi="Calibri" w:cs="Calibri"/>
+          <w:sz w:val="24"/>
+          <w:szCs w:val="24"/>
+        </w:rPr>
+        <w:t>}}</w:t>
       </w:r>
     </w:p>
     <w:p>
@@ -1025,7 +1089,16 @@
           <w:sz w:val="24"/>
           <w:szCs w:val="24"/>
         </w:rPr>
-        <w:t xml:space="preserve"> e pelo </w:t>
+        <w:t>,</w:t>
+      </w:r>
+      <w:r>
+        <w:rPr>
+          <w:rFonts w:ascii="Calibri" w:hAnsi="Calibri" w:cs="Calibri"/>
+          <w:bCs/>
+          <w:sz w:val="24"/>
+          <w:szCs w:val="24"/>
+        </w:rPr>
+        <w:t xml:space="preserve"> pelo </w:t>
       </w:r>
       <w:r>
         <w:rPr>
@@ -1075,7 +1148,56 @@
           <w:sz w:val="24"/>
           <w:szCs w:val="24"/>
         </w:rPr>
-        <w:t xml:space="preserve">.  </w:t>
+        <w:t xml:space="preserve"> </w:t>
+      </w:r>
+      <w:r>
+        <w:rPr>
+          <w:rFonts w:ascii="Calibri" w:hAnsi="Calibri" w:cs="Calibri"/>
+          <w:bCs/>
+          <w:sz w:val="24"/>
+          <w:szCs w:val="24"/>
+        </w:rPr>
+        <w:t xml:space="preserve">e pelo Decreto Municipal nº </w:t>
+      </w:r>
+      <w:r>
+        <w:rPr>
+          <w:rFonts w:ascii="Calibri" w:hAnsi="Calibri" w:cs="Calibri"/>
+          <w:b/>
+          <w:bCs/>
+          <w:sz w:val="24"/>
+          <w:szCs w:val="24"/>
+        </w:rPr>
+        <w:t>2249</w:t>
+      </w:r>
+      <w:r>
+        <w:rPr>
+          <w:rFonts w:ascii="Calibri" w:hAnsi="Calibri" w:cs="Calibri"/>
+          <w:bCs/>
+          <w:sz w:val="24"/>
+          <w:szCs w:val="24"/>
+        </w:rPr>
+        <w:t xml:space="preserve"> de 18 de junho de 2026 (acesso em: </w:t>
+      </w:r>
+      <w:hyperlink r:id="rId12" w:history="1">
+        <w:r>
+          <w:rPr>
+            <w:rStyle w:val="Hyperlink"/>
+            <w:rFonts w:ascii="Calibri" w:hAnsi="Calibri" w:cs="Calibri"/>
+            <w:bCs/>
+            <w:sz w:val="24"/>
+            <w:szCs w:val="24"/>
+          </w:rPr>
+          <w:t>https://ecrie.com.br/Sistema/Conteudos/DiarioOficial/upload/ASS_u_164_18062026165338.pdf</w:t>
+        </w:r>
+      </w:hyperlink>
+      <w:r>
+        <w:rPr>
+          <w:rFonts w:ascii="Calibri" w:hAnsi="Calibri" w:cs="Calibri"/>
+          <w:bCs/>
+          <w:sz w:val="24"/>
+          <w:szCs w:val="24"/>
+        </w:rPr>
+        <w:t>).</w:t>
       </w:r>
     </w:p>
     <w:p>
@@ -2005,7 +2127,7 @@
         </w:rPr>
         <w:t xml:space="preserve"> Portal Bolsa de Licitações do Brasil – BLL: </w:t>
       </w:r>
-      <w:hyperlink r:id="rId12" w:history="1">
+      <w:hyperlink r:id="rId13" w:history="1">
         <w:r>
           <w:rPr>
             <w:rStyle w:val="Hyperlink"/>
@@ -2374,11 +2496,12 @@
           <w:sz w:val="24"/>
           <w:szCs w:val="24"/>
         </w:rPr>
-        <w:t>Decreto Municipal nº 2056 de 29 de julho de 2024, da Lei Complementar n° 123 de 14 de dezembro de 2006 e demais legislações aplicáveis</w:t>
-      </w:r>
-      <w:r>
-        <w:rPr>
-          <w:rFonts w:ascii="Calibri" w:hAnsi="Calibri" w:cs="Calibri"/>
+        <w:t>Decreto Municipal nº 2056 de 29 de julho de 2024,</w:t>
+      </w:r>
+      <w:r>
+        <w:rPr>
+          <w:rFonts w:ascii="Calibri" w:hAnsi="Calibri" w:cs="Calibri"/>
+          <w:bCs/>
           <w:sz w:val="24"/>
           <w:szCs w:val="24"/>
         </w:rPr>
@@ -2387,10 +2510,117 @@
       <w:r>
         <w:rPr>
           <w:rFonts w:ascii="Calibri" w:hAnsi="Calibri" w:cs="Calibri"/>
-          <w:sz w:val="24"/>
-          <w:szCs w:val="24"/>
-        </w:rPr>
-        <w:t xml:space="preserve">e demais legislações que sejam aplicáveis e, ainda, de acordo com as condições estabelecidas neste Edital e </w:t>
+          <w:bCs/>
+          <w:sz w:val="24"/>
+          <w:szCs w:val="24"/>
+        </w:rPr>
+        <w:t>Decreto Municipal nº 2</w:t>
+      </w:r>
+      <w:r>
+        <w:rPr>
+          <w:rFonts w:ascii="Calibri" w:hAnsi="Calibri" w:cs="Calibri"/>
+          <w:bCs/>
+          <w:sz w:val="24"/>
+          <w:szCs w:val="24"/>
+        </w:rPr>
+        <w:t>249</w:t>
+      </w:r>
+      <w:r>
+        <w:rPr>
+          <w:rFonts w:ascii="Calibri" w:hAnsi="Calibri" w:cs="Calibri"/>
+          <w:bCs/>
+          <w:sz w:val="24"/>
+          <w:szCs w:val="24"/>
+        </w:rPr>
+        <w:t xml:space="preserve"> de </w:t>
+      </w:r>
+      <w:r>
+        <w:rPr>
+          <w:rFonts w:ascii="Calibri" w:hAnsi="Calibri" w:cs="Calibri"/>
+          <w:bCs/>
+          <w:sz w:val="24"/>
+          <w:szCs w:val="24"/>
+        </w:rPr>
+        <w:t>18</w:t>
+      </w:r>
+      <w:r>
+        <w:rPr>
+          <w:rFonts w:ascii="Calibri" w:hAnsi="Calibri" w:cs="Calibri"/>
+          <w:bCs/>
+          <w:sz w:val="24"/>
+          <w:szCs w:val="24"/>
+        </w:rPr>
+        <w:t xml:space="preserve"> de ju</w:t>
+      </w:r>
+      <w:r>
+        <w:rPr>
+          <w:rFonts w:ascii="Calibri" w:hAnsi="Calibri" w:cs="Calibri"/>
+          <w:bCs/>
+          <w:sz w:val="24"/>
+          <w:szCs w:val="24"/>
+        </w:rPr>
+        <w:t>n</w:t>
+      </w:r>
+      <w:r>
+        <w:rPr>
+          <w:rFonts w:ascii="Calibri" w:hAnsi="Calibri" w:cs="Calibri"/>
+          <w:bCs/>
+          <w:sz w:val="24"/>
+          <w:szCs w:val="24"/>
+        </w:rPr>
+        <w:t>ho de 202</w:t>
+      </w:r>
+      <w:r>
+        <w:rPr>
+          <w:rFonts w:ascii="Calibri" w:hAnsi="Calibri" w:cs="Calibri"/>
+          <w:bCs/>
+          <w:sz w:val="24"/>
+          <w:szCs w:val="24"/>
+        </w:rPr>
+        <w:t>6</w:t>
+      </w:r>
+      <w:r>
+        <w:rPr>
+          <w:rFonts w:ascii="Calibri" w:hAnsi="Calibri" w:cs="Calibri"/>
+          <w:bCs/>
+          <w:sz w:val="24"/>
+          <w:szCs w:val="24"/>
+        </w:rPr>
+        <w:t>,</w:t>
+      </w:r>
+      <w:r>
+        <w:rPr>
+          <w:rFonts w:ascii="Calibri" w:hAnsi="Calibri" w:cs="Calibri"/>
+          <w:bCs/>
+          <w:sz w:val="24"/>
+          <w:szCs w:val="24"/>
+        </w:rPr>
+        <w:t xml:space="preserve"> da Lei Complementar n° 123 de 14 de dezembro de 2006 e demais legislações aplicáveis</w:t>
+      </w:r>
+      <w:r>
+        <w:rPr>
+          <w:rFonts w:ascii="Calibri" w:hAnsi="Calibri" w:cs="Calibri"/>
+          <w:sz w:val="24"/>
+          <w:szCs w:val="24"/>
+        </w:rPr>
+        <w:t xml:space="preserve"> </w:t>
+      </w:r>
+      <w:r>
+        <w:rPr>
+          <w:rFonts w:ascii="Calibri" w:hAnsi="Calibri" w:cs="Calibri"/>
+          <w:sz w:val="24"/>
+          <w:szCs w:val="24"/>
+        </w:rPr>
+        <w:t xml:space="preserve">e </w:t>
+      </w:r>
+      <w:r>
+        <w:rPr>
+          <w:rFonts w:ascii="Calibri" w:hAnsi="Calibri" w:cs="Calibri"/>
+          <w:sz w:val="24"/>
+          <w:szCs w:val="24"/>
+        </w:rPr>
+        <w:lastRenderedPageBreak/>
+        <w:t xml:space="preserve">demais legislações que sejam aplicáveis e, ainda, de acordo com as condições estabelecidas neste Edital e </w:t>
       </w:r>
       <w:r>
         <w:rPr>
@@ -2427,19 +2657,7 @@
           <w:highlight w:val="green"/>
           <w:u w:val="single"/>
         </w:rPr>
-        <w:t xml:space="preserve">A existência de preços registrados implicará compromisso de fornecimento nas condições estabelecidas, mas não obrigará a Administração a contratar, facultada a realização </w:t>
-      </w:r>
-      <w:r>
-        <w:rPr>
-          <w:b/>
-          <w:bCs/>
-          <w:i/>
-          <w:iCs/>
-          <w:highlight w:val="green"/>
-          <w:u w:val="single"/>
-        </w:rPr>
-        <w:lastRenderedPageBreak/>
-        <w:t>de licitação específica para a aquisição pretendida, desde que devidamente justificada.</w:t>
+        <w:t>A existência de preços registrados implicará compromisso de fornecimento nas condições estabelecidas, mas não obrigará a Administração a contratar, facultada a realização de licitação específica para a aquisição pretendida, desde que devidamente justificada.</w:t>
       </w:r>
     </w:p>
     <w:bookmarkEnd w:id="5"/>
@@ -3282,7 +3500,7 @@
       <w:r>
         <w:t>“BLLCOMPRAS” constante da página eletrônica da Bolsa de Licitações e Leilões do Brasil (</w:t>
       </w:r>
-      <w:hyperlink r:id="rId13" w:history="1">
+      <w:hyperlink r:id="rId14" w:history="1">
         <w:r>
           <w:rPr>
             <w:rStyle w:val="Hyperlink"/>
@@ -3314,7 +3532,7 @@
         </w:rPr>
         <w:t xml:space="preserve">QUALQUER DÚVIDA EM RELAÇÃO AO CREDENCIAMENTO, ACESSO, PARTICIPAÇÃO, FUNCIONAMENTO DO SISTEMA OPERACIONAL, FICARÁ DE RESPONSABILIDADE DE ESCLARECIMENTO PELO NÚMERO (41) 3097-4600 OU (41) 3097-4646, E-MAIL: </w:t>
       </w:r>
-      <w:hyperlink r:id="rId14" w:history="1">
+      <w:hyperlink r:id="rId15" w:history="1">
         <w:r>
           <w:rPr>
             <w:rStyle w:val="Hyperlink"/>
@@ -3452,11 +3670,7 @@
         <w:t xml:space="preserve">, </w:t>
       </w:r>
       <w:r>
-        <w:t xml:space="preserve">e que estejam </w:t>
-      </w:r>
-      <w:r>
-        <w:lastRenderedPageBreak/>
-        <w:t xml:space="preserve">devidamente credenciadas </w:t>
+        <w:t xml:space="preserve">e que estejam devidamente credenciadas </w:t>
       </w:r>
       <w:r>
         <w:rPr>
@@ -3631,7 +3845,7 @@
       <w:r>
         <w:t xml:space="preserve"> no Sistema de Licitações e Leilões no endereço </w:t>
       </w:r>
-      <w:hyperlink r:id="rId15" w:history="1">
+      <w:hyperlink r:id="rId16" w:history="1">
         <w:r>
           <w:rPr>
             <w:rStyle w:val="Hyperlink"/>
@@ -3828,6 +4042,7 @@
         </w:rPr>
       </w:pPr>
       <w:r>
+        <w:lastRenderedPageBreak/>
         <w:t>É de responsabilidade do licitante conferir e cadastrar os seus dados com exatidão e mantê-los atualizados</w:t>
       </w:r>
       <w:r>
@@ -3837,11 +4052,7 @@
         <w:t>, devendo proceder, imediatamente, à correção ou à alteração dos registros tão logo identifique incorreção ou aqueles se tornem desatualizados.</w:t>
       </w:r>
       <w:r>
-        <w:t xml:space="preserve"> Para todos os casos, os dados cadastrais informados na </w:t>
-      </w:r>
-      <w:r>
-        <w:lastRenderedPageBreak/>
-        <w:t>plataforma poderão ser utilizados para fins de convocação, envio de informativos e demais atos necessários, não podendo o licitante alegar desconhecimento das comunicações realizadas, especialmente quando enviadas por e-mail.</w:t>
+        <w:t xml:space="preserve"> Para todos os casos, os dados cadastrais informados na plataforma poderão ser utilizados para fins de convocação, envio de informativos e demais atos necessários, não podendo o licitante alegar desconhecimento das comunicações realizadas, especialmente quando enviadas por e-mail.</w:t>
       </w:r>
     </w:p>
     <w:p>
@@ -4031,7 +4242,7 @@
       <w:r>
         <w:t xml:space="preserve"> deve ser acompanhado pelos participantes por meio do portal </w:t>
       </w:r>
-      <w:hyperlink r:id="rId16" w:history="1">
+      <w:hyperlink r:id="rId17" w:history="1">
         <w:r>
           <w:rPr>
             <w:rStyle w:val="Hyperlink"/>
@@ -4055,7 +4266,7 @@
       <w:r>
         <w:t xml:space="preserve">, disponível em </w:t>
       </w:r>
-      <w:hyperlink r:id="rId17" w:history="1">
+      <w:hyperlink r:id="rId18" w:history="1">
         <w:r>
           <w:rPr>
             <w:rStyle w:val="Hyperlink"/>
@@ -4431,7 +4642,11 @@
         <w:t>icitante de que conhece, atende e se submete a todas as cláusulas e condições do presente Edital, do Termo de Referência e demais anexos, bem como as disposições contidas na Legislação vigente.</w:t>
       </w:r>
       <w:r>
-        <w:t xml:space="preserve"> Ainda, caso o licitante discorde dos termos do Edital, deverá impugná-lo até o prazo citado neste Edital, não podendo alegar vícios ou ilegalidades presentes nele posteriormente via judicial.</w:t>
+        <w:t xml:space="preserve"> Ainda, caso </w:t>
+      </w:r>
+      <w:r>
+        <w:lastRenderedPageBreak/>
+        <w:t>o licitante discorde dos termos do Edital, deverá impugná-lo até o prazo citado neste Edital, não podendo alegar vícios ou ilegalidades presentes nele posteriormente via judicial.</w:t>
       </w:r>
     </w:p>
     <w:p>
@@ -4492,11 +4707,7 @@
         <w:t>o</w:t>
       </w:r>
       <w:r>
-        <w:t xml:space="preserve">s nos </w:t>
-      </w:r>
-      <w:r>
-        <w:lastRenderedPageBreak/>
-        <w:t>casos a seguir:</w:t>
+        <w:t>s nos casos a seguir:</w:t>
       </w:r>
     </w:p>
     <w:p>
@@ -4986,7 +5197,11 @@
         <w:ind w:left="0" w:firstLine="0"/>
       </w:pPr>
       <w:r>
-        <w:t>Os licitantes responderão administrativa e judicialmente em caso de causarem danos patrimoniais, morais, individual ou coletivo, aos titulares de dados pessoais por inobservância à LGPD, ainda que em virtude de atos praticados por seus representantes.</w:t>
+        <w:t xml:space="preserve">Os licitantes responderão administrativa e judicialmente em caso de causarem danos </w:t>
+      </w:r>
+      <w:r>
+        <w:lastRenderedPageBreak/>
+        <w:t>patrimoniais, morais, individual ou coletivo, aos titulares de dados pessoais por inobservância à LGPD, ainda que em virtude de atos praticados por seus representantes.</w:t>
       </w:r>
     </w:p>
     <w:p>
@@ -4999,11 +5214,7 @@
         <w:ind w:left="0" w:firstLine="0"/>
       </w:pPr>
       <w:r>
-        <w:t xml:space="preserve">Em atendimento ao disposto na LGPD, a Administração Pública, para a realização da presente licitação, terá acesso aos dados pessoais dos representantes dos licitantes, tais como </w:t>
-      </w:r>
-      <w:r>
-        <w:lastRenderedPageBreak/>
-        <w:t xml:space="preserve">(rol exemplificativo): número do CPF e do RG, endereço </w:t>
+        <w:t xml:space="preserve">Em atendimento ao disposto na LGPD, a Administração Pública, para a realização da presente licitação, terá acesso aos dados pessoais dos representantes dos licitantes, tais como (rol exemplificativo): número do CPF e do RG, endereço </w:t>
       </w:r>
       <w:r>
         <w:t>eletrônic</w:t>
@@ -5391,7 +5602,14 @@
         <w:rPr>
           <w:rFonts w:eastAsiaTheme="minorEastAsia"/>
         </w:rPr>
-        <w:t>Encerrada a sessão pública, o fornecedor interromperá o tratamento e, em no máximo 30 (trinta) dias, eliminará completamente os Dados Pessoais e todas as cópias porventura existentes (em formato digital, físico ou outro qualquer) que teve acesso, salvo quando necessite mantê-los para cumprimento de obrigação legal ou outra hipótese legal prevista na LGPD.</w:t>
+        <w:t xml:space="preserve">Encerrada a sessão pública, o fornecedor interromperá o tratamento e, em no máximo </w:t>
+      </w:r>
+      <w:r>
+        <w:rPr>
+          <w:rFonts w:eastAsiaTheme="minorEastAsia"/>
+        </w:rPr>
+        <w:lastRenderedPageBreak/>
+        <w:t>30 (trinta) dias, eliminará completamente os Dados Pessoais e todas as cópias porventura existentes (em formato digital, físico ou outro qualquer) que teve acesso, salvo quando necessite mantê-los para cumprimento de obrigação legal ou outra hipótese legal prevista na LGPD.</w:t>
       </w:r>
     </w:p>
     <w:p>
@@ -5416,14 +5634,7 @@
         <w:rPr>
           <w:rFonts w:eastAsiaTheme="minorEastAsia"/>
         </w:rPr>
-        <w:t xml:space="preserve">neste </w:t>
-      </w:r>
-      <w:r>
-        <w:rPr>
-          <w:rFonts w:eastAsiaTheme="minorEastAsia"/>
-        </w:rPr>
-        <w:lastRenderedPageBreak/>
-        <w:t>Edital</w:t>
+        <w:t>neste Edital</w:t>
       </w:r>
       <w:r>
         <w:rPr>
@@ -6305,6 +6516,7 @@
         <w:ind w:left="0" w:firstLine="0"/>
       </w:pPr>
       <w:r>
+        <w:lastRenderedPageBreak/>
         <w:t>O recurso não conhecido não impede a Administração de rever de ofício qualquer ato ilegal, desde que não ocorrida a preclusão administrativa</w:t>
       </w:r>
       <w:r>
@@ -6342,7 +6554,6 @@
         <w:t xml:space="preserve"> em sítio </w:t>
       </w:r>
       <w:r>
-        <w:lastRenderedPageBreak/>
         <w:t>eletrônic</w:t>
       </w:r>
       <w:r>
@@ -6623,7 +6834,7 @@
       <w:r>
         <w:t xml:space="preserve"> (</w:t>
       </w:r>
-      <w:hyperlink r:id="rId18" w:history="1">
+      <w:hyperlink r:id="rId19" w:history="1">
         <w:r>
           <w:rPr>
             <w:rStyle w:val="Hyperlink"/>
@@ -7035,7 +7246,11 @@
         <w:t xml:space="preserve"> </w:t>
       </w:r>
       <w:r>
-        <w:t>encargos da legislação social trabalhista</w:t>
+        <w:t xml:space="preserve">encargos da legislação social </w:t>
+      </w:r>
+      <w:r>
+        <w:lastRenderedPageBreak/>
+        <w:t>trabalhista</w:t>
       </w:r>
       <w:r>
         <w:t xml:space="preserve"> e</w:t>
@@ -7059,11 +7274,7 @@
         <w:t xml:space="preserve">, </w:t>
       </w:r>
       <w:r>
-        <w:t xml:space="preserve">bem como todos os custos necessários para atendimento às exigências e determinações do Edital; enfim, tudo o que for necessário para entrega dos itens/prestação dos serviços, sem que nos </w:t>
-      </w:r>
-      <w:r>
-        <w:lastRenderedPageBreak/>
-        <w:t>caiba, em qualquer caso, direito regressivo em relação ao Município</w:t>
+        <w:t>bem como todos os custos necessários para atendimento às exigências e determinações do Edital; enfim, tudo o que for necessário para entrega dos itens/prestação dos serviços, sem que nos caiba, em qualquer caso, direito regressivo em relação ao Município</w:t>
       </w:r>
       <w:r>
         <w:t>,</w:t>
@@ -7633,7 +7844,16 @@
           <w:sz w:val="24"/>
           <w:szCs w:val="24"/>
         </w:rPr>
-        <w:t xml:space="preserve">No caso de empresário individual: inscrição no Registro Público de Empresas Mercantis, a cargo da Junta Comercial da respectiva sede; </w:t>
+        <w:t xml:space="preserve">No caso de empresário individual: inscrição no Registro Público de Empresas </w:t>
+      </w:r>
+      <w:r>
+        <w:rPr>
+          <w:rFonts w:ascii="Calibri" w:hAnsi="Calibri" w:cs="Calibri"/>
+          <w:sz w:val="24"/>
+          <w:szCs w:val="24"/>
+        </w:rPr>
+        <w:lastRenderedPageBreak/>
+        <w:t xml:space="preserve">Mercantis, a cargo da Junta Comercial da respectiva sede; </w:t>
       </w:r>
     </w:p>
     <w:p>
@@ -7720,16 +7940,7 @@
           <w:sz w:val="24"/>
           <w:szCs w:val="24"/>
         </w:rPr>
-        <w:t xml:space="preserve">, que permita inferir ao menos o objeto social, todos os sócios da empresa e a quem cabe a administração da </w:t>
-      </w:r>
-      <w:r>
-        <w:rPr>
-          <w:rFonts w:ascii="Calibri" w:hAnsi="Calibri" w:cs="Calibri"/>
-          <w:sz w:val="24"/>
-          <w:szCs w:val="24"/>
-        </w:rPr>
-        <w:lastRenderedPageBreak/>
-        <w:t>atual da empresa, sendo permitido, a depender do caso, apenas a última alteração em vigor</w:t>
+        <w:t>, que permita inferir ao menos o objeto social, todos os sócios da empresa e a quem cabe a administração da atual da empresa, sendo permitido, a depender do caso, apenas a última alteração em vigor</w:t>
       </w:r>
       <w:r>
         <w:rPr>
@@ -8597,7 +8808,16 @@
           <w:sz w:val="24"/>
           <w:szCs w:val="24"/>
         </w:rPr>
-        <w:t xml:space="preserve"> Declarações, em conjunto ou separadas, sob as penas da lei, em especial o art. 299 do Código Penal Brasileiro, de que o licitante:</w:t>
+        <w:t xml:space="preserve"> Declarações, em conjunto ou separadas, sob as penas da </w:t>
+      </w:r>
+      <w:r>
+        <w:rPr>
+          <w:rFonts w:ascii="Calibri" w:hAnsi="Calibri" w:cs="Calibri"/>
+          <w:sz w:val="24"/>
+          <w:szCs w:val="24"/>
+        </w:rPr>
+        <w:lastRenderedPageBreak/>
+        <w:t>lei, em especial o art. 299 do Código Penal Brasileiro, de que o licitante:</w:t>
       </w:r>
     </w:p>
     <w:p>
@@ -8655,16 +8875,7 @@
           <w:sz w:val="24"/>
           <w:szCs w:val="24"/>
         </w:rPr>
-        <w:t xml:space="preserve">cumpre as exigências de reserva de cargos para pessoa com deficiência e para reabilitado </w:t>
-      </w:r>
-      <w:r>
-        <w:rPr>
-          <w:rFonts w:ascii="Calibri" w:hAnsi="Calibri" w:cs="Calibri"/>
-          <w:sz w:val="24"/>
-          <w:szCs w:val="24"/>
-        </w:rPr>
-        <w:lastRenderedPageBreak/>
-        <w:t>da Previdência Social, previstas em lei e em outras normas específicas;</w:t>
+        <w:t>cumpre as exigências de reserva de cargos para pessoa com deficiência e para reabilitado da Previdência Social, previstas em lei e em outras normas específicas;</w:t>
       </w:r>
     </w:p>
     <w:p>
@@ -9475,16 +9686,8 @@
           <w:sz w:val="24"/>
           <w:szCs w:val="24"/>
         </w:rPr>
-        <w:t xml:space="preserve">Declaração de que nos preços propostos, inclusive nos lances que venhamos a ofertar, estão inclusos, além do lucro, todas as despesas e custos diretos e indiretos para perfeita entrega dos serviços e/ou itens, tais como: mão-de-obra, materiais, taxas, fretes, descontos, transporte (locomoção), alimentação, custos com terceiros, custos trabalhistas, seguro contra todos os </w:t>
-      </w:r>
-      <w:r>
-        <w:rPr>
-          <w:rFonts w:ascii="Calibri" w:hAnsi="Calibri" w:cs="Calibri"/>
-          <w:sz w:val="24"/>
-          <w:szCs w:val="24"/>
-        </w:rPr>
         <w:lastRenderedPageBreak/>
-        <w:t>riscos existentes se for o caso, garantia e tributos de qualquer natureza, como encargos da legislação social trabalhista e previdenciária, responsabilidade civil por quaisquer danos causados a  terceiros ou dispêndios resultantes de impostos, taxas e regulamentos municipais, estaduais e federais, bem como todos os custos necessários para atendimento às exigências e determinações do Edital; enfim, tudo o que for necessário para entrega dos itens/prestação dos serviços, sem que nos caiba, em qualquer caso, direito regressivo em relação ao Município, sendo que aqueles que não forem transcritos serão considerados como já constantes (Súmula TCE/SP 10).</w:t>
+        <w:t>Declaração de que nos preços propostos, inclusive nos lances que venhamos a ofertar, estão inclusos, além do lucro, todas as despesas e custos diretos e indiretos para perfeita entrega dos serviços e/ou itens, tais como: mão-de-obra, materiais, taxas, fretes, descontos, transporte (locomoção), alimentação, custos com terceiros, custos trabalhistas, seguro contra todos os riscos existentes se for o caso, garantia e tributos de qualquer natureza, como encargos da legislação social trabalhista e previdenciária, responsabilidade civil por quaisquer danos causados a  terceiros ou dispêndios resultantes de impostos, taxas e regulamentos municipais, estaduais e federais, bem como todos os custos necessários para atendimento às exigências e determinações do Edital; enfim, tudo o que for necessário para entrega dos itens/prestação dos serviços, sem que nos caiba, em qualquer caso, direito regressivo em relação ao Município, sendo que aqueles que não forem transcritos serão considerados como já constantes (Súmula TCE/SP 10).</w:t>
       </w:r>
     </w:p>
     <w:p>
@@ -9881,7 +10084,11 @@
         <w:ind w:left="0" w:firstLine="0"/>
       </w:pPr>
       <w:r>
-        <w:t>A apresentação das propostas implica obrigatoriedade do cumprimento das disposições nelas contidas, em conformidade com o que dispõe o Termo de Referência, assumindo o proponente o compromisso de executar o objeto licitado nos seus termos, bem como de fornecer os materiais, equipamentos, ferramentas e utensílios necessários, em quantidades e qualidades adequadas à perfeita execução contratual, promovendo, quando requerido, sua substituição.</w:t>
+        <w:t xml:space="preserve">A apresentação das propostas implica obrigatoriedade do cumprimento das disposições nelas contidas, em conformidade com o que dispõe o Termo de Referência, assumindo o proponente o compromisso de executar o objeto licitado nos seus termos, bem como de fornecer </w:t>
+      </w:r>
+      <w:r>
+        <w:lastRenderedPageBreak/>
+        <w:t>os materiais, equipamentos, ferramentas e utensílios necessários, em quantidades e qualidades adequadas à perfeita execução contratual, promovendo, quando requerido, sua substituição.</w:t>
       </w:r>
     </w:p>
     <w:p>
@@ -10401,7 +10608,11 @@
         <w:t>Pregoeiro</w:t>
       </w:r>
       <w:r>
-        <w:t>, assessorado pela equipe de apoio, justificadamente, admitir o reinicio da sessão pública de lances, em prol da consecução do melhor preço.</w:t>
+        <w:t xml:space="preserve">, assessorado pela equipe de apoio, justificadamente, admitir o reinicio da </w:t>
+      </w:r>
+      <w:r>
+        <w:lastRenderedPageBreak/>
+        <w:t>sessão pública de lances, em prol da consecução do melhor preço.</w:t>
       </w:r>
     </w:p>
     <w:p>
@@ -10444,17 +10655,7 @@
           <w:sz w:val="24"/>
           <w:szCs w:val="24"/>
         </w:rPr>
-        <w:t xml:space="preserve">, nos termos do §4 do art. 56 da Lei Federal nº 14.133/2021, sendo </w:t>
-      </w:r>
-      <w:r>
-        <w:rPr>
-          <w:rFonts w:ascii="Calibri" w:hAnsi="Calibri" w:cs="Calibri"/>
-          <w:bCs/>
-          <w:sz w:val="24"/>
-          <w:szCs w:val="24"/>
-        </w:rPr>
-        <w:lastRenderedPageBreak/>
-        <w:t xml:space="preserve">discricionariedade do </w:t>
+        <w:t xml:space="preserve">, nos termos do §4 do art. 56 da Lei Federal nº 14.133/2021, sendo discricionariedade do </w:t>
       </w:r>
       <w:r>
         <w:rPr>
@@ -11087,7 +11288,17 @@
           <w:sz w:val="24"/>
           <w:szCs w:val="24"/>
         </w:rPr>
-        <w:t>Caso a ME/EPP convocada não apresente lance inferior ao da proposta provisoriamente vencedora no prazo estabelecido, serão chamadas, na ordem de classificação, as demais ME/EPP que também se encontrem no intervalo de 5% (cinco por cento), para exercerem o mesmo direito.</w:t>
+        <w:t xml:space="preserve">Caso a ME/EPP convocada não apresente lance inferior ao da proposta provisoriamente vencedora no prazo estabelecido, serão chamadas, na ordem de classificação, as demais ME/EPP que também se encontrem no intervalo de 5% (cinco por cento), para </w:t>
+      </w:r>
+      <w:r>
+        <w:rPr>
+          <w:rFonts w:ascii="Calibri" w:hAnsi="Calibri" w:cs="Calibri"/>
+          <w:bCs/>
+          <w:sz w:val="24"/>
+          <w:szCs w:val="24"/>
+        </w:rPr>
+        <w:lastRenderedPageBreak/>
+        <w:t>exercerem o mesmo direito.</w:t>
       </w:r>
     </w:p>
     <w:p>
@@ -11148,20 +11359,7 @@
           <w:szCs w:val="24"/>
           <w:u w:val="single"/>
         </w:rPr>
-        <w:t xml:space="preserve"> e, sendo convocado o próximo colocado, este não seja ME/EPP, havendo outras ME/EPP com propostas ou lances dentro do intervalo percentual, o direito de desempate será novamente oportunizado </w:t>
-      </w:r>
-      <w:r>
-        <w:rPr>
-          <w:rFonts w:ascii="Calibri" w:hAnsi="Calibri" w:cs="Calibri"/>
-          <w:b/>
-          <w:i/>
-          <w:iCs/>
-          <w:sz w:val="24"/>
-          <w:szCs w:val="24"/>
-          <w:u w:val="single"/>
-        </w:rPr>
-        <w:lastRenderedPageBreak/>
-        <w:t>às ME/EPPs remanescentes que ainda não o tenham exercido.</w:t>
+        <w:t xml:space="preserve"> e, sendo convocado o próximo colocado, este não seja ME/EPP, havendo outras ME/EPP com propostas ou lances dentro do intervalo percentual, o direito de desempate será novamente oportunizado às ME/EPPs remanescentes que ainda não o tenham exercido.</w:t>
       </w:r>
     </w:p>
     <w:p>
@@ -11751,6 +11949,7 @@
         </w:rPr>
       </w:pPr>
       <w:r>
+        <w:lastRenderedPageBreak/>
         <w:t xml:space="preserve">A oferta </w:t>
       </w:r>
       <w:r>
@@ -11776,11 +11975,7 @@
         <w:ind w:left="0" w:firstLine="0"/>
       </w:pPr>
       <w:r>
-        <w:t xml:space="preserve">Considera-se inexequível a proposta que apresente preços global ou unitários simbólicos, </w:t>
-      </w:r>
-      <w:r>
-        <w:lastRenderedPageBreak/>
-        <w:t>irrisórios ou de valor zero, incompatíveis com os preços de mercado, acrescidos dos respectivos encargos, ainda que o ato convocatório da licitação não tenha estabelecido limites mínimos, exceto quando se referirem a materiais</w:t>
+        <w:t>Considera-se inexequível a proposta que apresente preços global ou unitários simbólicos, irrisórios ou de valor zero, incompatíveis com os preços de mercado, acrescidos dos respectivos encargos, ainda que o ato convocatório da licitação não tenha estabelecido limites mínimos, exceto quando se referirem a materiais</w:t>
       </w:r>
       <w:r>
         <w:t>, serviços</w:t>
@@ -12332,7 +12527,11 @@
         <w:t xml:space="preserve"> nos termos do §1 do art. 59 da Lei Federal nº 14.133/2021,</w:t>
       </w:r>
       <w:r>
-        <w:t xml:space="preserve"> não implicando, por si só, que a permanência dos demais licitantes na ordem de classificação represente classificação ou habilitação efetiva.</w:t>
+        <w:t xml:space="preserve"> não implicando, por si só, que a permanência dos demais licitantes na ordem de classificação </w:t>
+      </w:r>
+      <w:r>
+        <w:lastRenderedPageBreak/>
+        <w:t>represente classificação ou habilitação efetiva.</w:t>
       </w:r>
     </w:p>
     <w:p>
@@ -12378,11 +12577,7 @@
         <w:t xml:space="preserve">Federal </w:t>
       </w:r>
       <w:r>
-        <w:t xml:space="preserve">nº 14.133/2021, legislação </w:t>
-      </w:r>
-      <w:r>
-        <w:lastRenderedPageBreak/>
-        <w:t xml:space="preserve">correlata e este Edital, especialmente quanto à existência de sanção que impeça a participação no certame ou a futura contratação, mediante a consulta </w:t>
+        <w:t xml:space="preserve">nº 14.133/2021, legislação correlata e este Edital, especialmente quanto à existência de sanção que impeça a participação no certame ou a futura contratação, mediante a consulta </w:t>
       </w:r>
       <w:r>
         <w:t xml:space="preserve">ao </w:t>
@@ -13080,6 +13275,7 @@
         <w:ind w:left="0" w:firstLine="0"/>
       </w:pPr>
       <w:r>
+        <w:lastRenderedPageBreak/>
         <w:t>N</w:t>
       </w:r>
       <w:r>
@@ -13184,16 +13380,7 @@
           <w:sz w:val="24"/>
           <w:szCs w:val="24"/>
         </w:rPr>
-        <w:t xml:space="preserve">os documentos originais </w:t>
-      </w:r>
-      <w:r>
-        <w:rPr>
-          <w:rFonts w:ascii="Calibri" w:hAnsi="Calibri" w:cs="Calibri"/>
-          <w:sz w:val="24"/>
-          <w:szCs w:val="24"/>
-        </w:rPr>
-        <w:lastRenderedPageBreak/>
-        <w:t xml:space="preserve">relativos à habilitação, e os mesmos deverão ser </w:t>
+        <w:t xml:space="preserve">os documentos originais relativos à habilitação, e os mesmos deverão ser </w:t>
       </w:r>
       <w:r>
         <w:rPr>
@@ -13635,7 +13822,16 @@
           <w:sz w:val="24"/>
           <w:szCs w:val="24"/>
         </w:rPr>
-        <w:t xml:space="preserve">, será assegurado o prazo de </w:t>
+        <w:t xml:space="preserve">, </w:t>
+      </w:r>
+      <w:r>
+        <w:rPr>
+          <w:rFonts w:ascii="Calibri" w:hAnsi="Calibri" w:cs="Calibri"/>
+          <w:sz w:val="24"/>
+          <w:szCs w:val="24"/>
+        </w:rPr>
+        <w:lastRenderedPageBreak/>
+        <w:t xml:space="preserve">será assegurado o prazo de </w:t>
       </w:r>
       <w:r>
         <w:rPr>
@@ -13676,16 +13872,7 @@
           <w:sz w:val="24"/>
           <w:szCs w:val="24"/>
         </w:rPr>
-        <w:t xml:space="preserve">, para regularização da documentação, para pagamento ou parcelamento do débito e para emissão de eventuais certidões negativas ou positivas com efeito de certidão </w:t>
-      </w:r>
-      <w:r>
-        <w:rPr>
-          <w:rFonts w:ascii="Calibri" w:hAnsi="Calibri" w:cs="Calibri"/>
-          <w:sz w:val="24"/>
-          <w:szCs w:val="24"/>
-        </w:rPr>
-        <w:lastRenderedPageBreak/>
-        <w:t>negativa.</w:t>
+        <w:t>, para regularização da documentação, para pagamento ou parcelamento do débito e para emissão de eventuais certidões negativas ou positivas com efeito de certidão negativa.</w:t>
       </w:r>
     </w:p>
     <w:p>
@@ -14239,7 +14426,15 @@
           <w:highlight w:val="yellow"/>
           <w:u w:val="single"/>
         </w:rPr>
-        <w:t xml:space="preserve"> em campo próprio da plataforma da BLL.</w:t>
+        <w:t xml:space="preserve"> </w:t>
+      </w:r>
+      <w:r>
+        <w:rPr>
+          <w:highlight w:val="yellow"/>
+          <w:u w:val="single"/>
+        </w:rPr>
+        <w:lastRenderedPageBreak/>
+        <w:t>em campo próprio da plataforma da BLL.</w:t>
       </w:r>
     </w:p>
     <w:p>
@@ -14279,16 +14474,7 @@
           <w:sz w:val="24"/>
           <w:szCs w:val="24"/>
         </w:rPr>
-        <w:t xml:space="preserve"> </w:t>
-      </w:r>
-      <w:r>
-        <w:rPr>
-          <w:rFonts w:ascii="Calibri" w:hAnsi="Calibri" w:cs="Calibri"/>
-          <w:sz w:val="24"/>
-          <w:szCs w:val="24"/>
-        </w:rPr>
-        <w:lastRenderedPageBreak/>
-        <w:t>(ENCERRAMENTO)</w:t>
+        <w:t xml:space="preserve"> (ENCERRAMENTO)</w:t>
       </w:r>
       <w:r>
         <w:rPr>
@@ -14764,6 +14950,7 @@
           <w:sz w:val="24"/>
           <w:szCs w:val="24"/>
         </w:rPr>
+        <w:lastRenderedPageBreak/>
         <w:t>adjudicar o objeto e homologar a licitação.</w:t>
       </w:r>
     </w:p>
@@ -14820,7 +15007,6 @@
         <w:ind w:left="0" w:firstLine="0"/>
       </w:pPr>
       <w:r>
-        <w:lastRenderedPageBreak/>
         <w:t>Em qualquer caso, havendo anulação ou revogação do processo antes da adjudicação ou homologação, não haverá o direito ao contraditório</w:t>
       </w:r>
       <w:r>
@@ -15326,7 +15512,11 @@
         <w:t>(preferencialmente)</w:t>
       </w:r>
       <w:r>
-        <w:t xml:space="preserve"> ou presencialmente protocolados.</w:t>
+        <w:t xml:space="preserve"> ou </w:t>
+      </w:r>
+      <w:r>
+        <w:lastRenderedPageBreak/>
+        <w:t>presencialmente protocolados.</w:t>
       </w:r>
     </w:p>
     <w:p>
@@ -15364,11 +15554,7 @@
         <w:t xml:space="preserve">disposto neste item </w:t>
       </w:r>
       <w:r>
-        <w:t xml:space="preserve">será dirigido à autoridade que tiver editado o ato ou </w:t>
-      </w:r>
-      <w:r>
-        <w:lastRenderedPageBreak/>
-        <w:t>proferido a decisão recorrida, que, se não reconsiderar o ato ou a decisão no prazo de 3 (três) dias úteis, encaminhará o recurso com a sua motivação à autoridade superior, a qual deverá proferir sua decisão no prazo máximo de 10 (dez) dias úteis, contado do recebimento dos autos.</w:t>
+        <w:t>será dirigido à autoridade que tiver editado o ato ou proferido a decisão recorrida, que, se não reconsiderar o ato ou a decisão no prazo de 3 (três) dias úteis, encaminhará o recurso com a sua motivação à autoridade superior, a qual deverá proferir sua decisão no prazo máximo de 10 (dez) dias úteis, contado do recebimento dos autos.</w:t>
       </w:r>
     </w:p>
     <w:p>
@@ -15771,6 +15957,7 @@
         <w:ind w:left="0" w:firstLine="0"/>
       </w:pPr>
       <w:r>
+        <w:lastRenderedPageBreak/>
         <w:t xml:space="preserve">Caso o </w:t>
       </w:r>
       <w:r>
@@ -15807,11 +15994,7 @@
         <w:t xml:space="preserve">ou particular </w:t>
       </w:r>
       <w:r>
-        <w:t xml:space="preserve">que concede poderes </w:t>
-      </w:r>
-      <w:r>
-        <w:lastRenderedPageBreak/>
-        <w:t>para isso, concordando o licitante com a juntada destes documentos aos autos do processo.</w:t>
+        <w:t>que concede poderes para isso, concordando o licitante com a juntada destes documentos aos autos do processo.</w:t>
       </w:r>
     </w:p>
     <w:p>
@@ -16558,6 +16741,7 @@
           <w:sz w:val="24"/>
           <w:szCs w:val="24"/>
         </w:rPr>
+        <w:lastRenderedPageBreak/>
         <w:t>Comunicar ao órgão de representação judicial ou à Procuradoria Municipal eventuais descumprimentos contratuais para adoção das medidas legais cabíveis.</w:t>
       </w:r>
     </w:p>
@@ -16610,7 +16794,6 @@
           <w:sz w:val="24"/>
           <w:szCs w:val="24"/>
         </w:rPr>
-        <w:lastRenderedPageBreak/>
         <w:t xml:space="preserve">Disponibilizar condições de acesso aos locais </w:t>
       </w:r>
       <w:r>
@@ -17342,6 +17525,7 @@
           <w:szCs w:val="24"/>
           <w:lang w:eastAsia="en-US" w:bidi="en-US"/>
         </w:rPr>
+        <w:lastRenderedPageBreak/>
         <w:t>Responder civil, penal e administrativamente por quaisquer danos materiais, morais</w:t>
       </w:r>
       <w:r>
@@ -17416,19 +17600,7 @@
           <w:szCs w:val="24"/>
           <w:lang w:eastAsia="en-US" w:bidi="en-US"/>
         </w:rPr>
-        <w:t xml:space="preserve">Não transferir, ceder ou subcontratar total ou parcialmente o objeto sem prévia e expressa autorização da Contratante, sendo vedada a participação de empresas ou pessoas </w:t>
-      </w:r>
-      <w:r>
-        <w:rPr>
-          <w:rFonts w:ascii="Calibri" w:eastAsia="Arial Unicode MS" w:hAnsi="Calibri" w:cs="Calibri"/>
-          <w:bCs/>
-          <w:iCs/>
-          <w:sz w:val="24"/>
-          <w:szCs w:val="24"/>
-          <w:lang w:eastAsia="en-US" w:bidi="en-US"/>
-        </w:rPr>
-        <w:lastRenderedPageBreak/>
-        <w:t xml:space="preserve">físicas que mantenham vínculo de natureza técnica, comercial, econômica, financeira ou familiar com agentes públicos envolvidos na licitação ou gestão </w:t>
+        <w:t xml:space="preserve">Não transferir, ceder ou subcontratar total ou parcialmente o objeto sem prévia e expressa autorização da Contratante, sendo vedada a participação de empresas ou pessoas físicas que mantenham vínculo de natureza técnica, comercial, econômica, financeira ou familiar com agentes públicos envolvidos na licitação ou gestão </w:t>
       </w:r>
       <w:r>
         <w:rPr>
@@ -18075,7 +18247,17 @@
           <w:sz w:val="24"/>
           <w:szCs w:val="24"/>
         </w:rPr>
-        <w:t>Promover o afastamento, no prazo máximo de 24 (vinte e quatro) horas após o recebimento da notificação, de qualquer dos seus empregados, fornecedores ou prestadores de serviço que não corresponder à confiança ou perturbar a ação de qualquer Departamento da Administração Pública.</w:t>
+        <w:t xml:space="preserve">Promover o afastamento, no prazo máximo de 24 (vinte e quatro) horas após o recebimento da notificação, de qualquer dos seus empregados, fornecedores ou prestadores de </w:t>
+      </w:r>
+      <w:r>
+        <w:rPr>
+          <w:rFonts w:ascii="Calibri" w:eastAsiaTheme="minorEastAsia" w:hAnsi="Calibri" w:cs="Calibri"/>
+          <w:color w:val="000000"/>
+          <w:sz w:val="24"/>
+          <w:szCs w:val="24"/>
+        </w:rPr>
+        <w:lastRenderedPageBreak/>
+        <w:t>serviço que não corresponder à confiança ou perturbar a ação de qualquer Departamento da Administração Pública.</w:t>
       </w:r>
     </w:p>
     <w:p>
@@ -18181,7 +18363,6 @@
       <w:bookmarkStart w:id="50" w:name="_Toc216938915"/>
       <w:bookmarkStart w:id="51" w:name="_Toc216940995"/>
       <w:r>
-        <w:lastRenderedPageBreak/>
         <w:t>DA EXECUÇÃO</w:t>
       </w:r>
       <w:bookmarkEnd w:id="50"/>
@@ -18627,7 +18808,11 @@
         </w:rPr>
       </w:pPr>
       <w:r>
-        <w:t>Especialmente, mas não limitado, nos casos de prestação de serviços, contínuos ou não, a</w:t>
+        <w:t xml:space="preserve">Especialmente, mas não limitado, nos casos de prestação de serviços, contínuos ou não, </w:t>
+      </w:r>
+      <w:r>
+        <w:lastRenderedPageBreak/>
+        <w:t>a</w:t>
       </w:r>
       <w:r>
         <w:t>lternativamente ao encaminhamento para comissão sancionadora, a forma de refazimento poderá ser definida pelo fiscal do Contrato</w:t>
@@ -18659,11 +18844,7 @@
         </w:rPr>
       </w:pPr>
       <w:r>
-        <w:t xml:space="preserve">O recebimento definitivo ocorrerá em até 03 (três) dias úteis após o recebimento </w:t>
-      </w:r>
-      <w:r>
-        <w:lastRenderedPageBreak/>
-        <w:t>provisório, mediante verificação da qualidade, quantidade e conformidade do material entregue</w:t>
+        <w:t>O recebimento definitivo ocorrerá em até 03 (três) dias úteis após o recebimento provisório, mediante verificação da qualidade, quantidade e conformidade do material entregue</w:t>
       </w:r>
       <w:r>
         <w:t xml:space="preserve"> ou serviço executado</w:t>
@@ -19365,7 +19546,16 @@
           <w:sz w:val="24"/>
           <w:szCs w:val="24"/>
         </w:rPr>
-        <w:t>quando necessária a modificação da forma de pagamento por imposição de circunstâncias supervenientes, mantido o valor inicial atualizado e vedada a antecipação do pagamento em relação ao cronograma financeiro fixado sem a correspondente contraprestação de fornecimento de bens ou execução de obra ou serviço;</w:t>
+        <w:t xml:space="preserve">quando necessária a modificação da forma de pagamento por imposição de circunstâncias supervenientes, mantido o valor inicial atualizado e vedada a antecipação do pagamento em relação ao cronograma financeiro fixado sem a correspondente contraprestação </w:t>
+      </w:r>
+      <w:r>
+        <w:rPr>
+          <w:rFonts w:ascii="Calibri" w:hAnsi="Calibri" w:cs="Calibri"/>
+          <w:sz w:val="24"/>
+          <w:szCs w:val="24"/>
+        </w:rPr>
+        <w:lastRenderedPageBreak/>
+        <w:t>de fornecimento de bens ou execução de obra ou serviço;</w:t>
       </w:r>
     </w:p>
     <w:p>
@@ -19453,16 +19643,7 @@
           <w:sz w:val="24"/>
           <w:szCs w:val="24"/>
         </w:rPr>
-        <w:t xml:space="preserve"> tal como pactuado, </w:t>
-      </w:r>
-      <w:r>
-        <w:rPr>
-          <w:rFonts w:ascii="Calibri" w:hAnsi="Calibri" w:cs="Calibri"/>
-          <w:sz w:val="24"/>
-          <w:szCs w:val="24"/>
-        </w:rPr>
-        <w:lastRenderedPageBreak/>
-        <w:t>respeitada, em qualquer caso, a repartição objetiva de risco estabelecida no contrato</w:t>
+        <w:t xml:space="preserve"> tal como pactuado, respeitada, em qualquer caso, a repartição objetiva de risco estabelecida no contrato</w:t>
       </w:r>
       <w:r>
         <w:rPr>
@@ -19826,7 +20007,16 @@
           <w:bCs/>
           <w:highlight w:val="green"/>
         </w:rPr>
-        <w:t xml:space="preserve"> para que avaliem a conveniência e a oportunidade de diligenciarem negociação com vistas à alteração contratual.</w:t>
+        <w:t xml:space="preserve"> para que </w:t>
+      </w:r>
+      <w:r>
+        <w:rPr>
+          <w:rFonts w:eastAsia="Arial Unicode MS"/>
+          <w:bCs/>
+          <w:highlight w:val="green"/>
+        </w:rPr>
+        <w:lastRenderedPageBreak/>
+        <w:t>avaliem a conveniência e a oportunidade de diligenciarem negociação com vistas à alteração contratual.</w:t>
       </w:r>
     </w:p>
     <w:p>
@@ -19871,15 +20061,7 @@
           <w:rFonts w:eastAsia="Arial Unicode MS"/>
           <w:bCs/>
         </w:rPr>
-        <w:t xml:space="preserve"> e a Contratada não poder cumprir as obrigações estabelecidas no </w:t>
-      </w:r>
-      <w:r>
-        <w:rPr>
-          <w:rFonts w:eastAsia="Arial Unicode MS"/>
-          <w:bCs/>
-        </w:rPr>
-        <w:lastRenderedPageBreak/>
-        <w:t xml:space="preserve">instrumento contratual, será facultado a Contratada requerer à Administração a alteração do preço registrado, mediante comprovação de fato superveniente que o impossibilite de cumprir o compromisso. </w:t>
+        <w:t xml:space="preserve"> e a Contratada não poder cumprir as obrigações estabelecidas no instrumento contratual, será facultado a Contratada requerer à Administração a alteração do preço registrado, mediante comprovação de fato superveniente que o impossibilite de cumprir o compromisso. </w:t>
       </w:r>
     </w:p>
     <w:p>
@@ -20440,6 +20622,7 @@
           <w:sz w:val="24"/>
           <w:szCs w:val="24"/>
         </w:rPr>
+        <w:lastRenderedPageBreak/>
         <w:t>alterações na razão ou na denominação social do contratado;</w:t>
       </w:r>
     </w:p>
@@ -20545,7 +20728,6 @@
       </w:pPr>
       <w:bookmarkStart w:id="69" w:name="_Hlk161754353"/>
       <w:r>
-        <w:lastRenderedPageBreak/>
         <w:t xml:space="preserve">Serão </w:t>
       </w:r>
       <w:r>
@@ -21317,7 +21499,16 @@
           <w:sz w:val="24"/>
           <w:szCs w:val="24"/>
         </w:rPr>
-        <w:t>A antecipação de pagamento somente será permitida se propiciar sensível economia de recursos ou se representar condição indispensável para a obtenção do bem ou para a prestação do serviço.</w:t>
+        <w:t xml:space="preserve">A antecipação de pagamento somente será permitida se propiciar sensível economia de </w:t>
+      </w:r>
+      <w:r>
+        <w:rPr>
+          <w:rFonts w:ascii="Calibri" w:hAnsi="Calibri" w:cs="Calibri"/>
+          <w:sz w:val="24"/>
+          <w:szCs w:val="24"/>
+        </w:rPr>
+        <w:lastRenderedPageBreak/>
+        <w:t>recursos ou se representar condição indispensável para a obtenção do bem ou para a prestação do serviço.</w:t>
       </w:r>
     </w:p>
     <w:bookmarkEnd w:id="78"/>
@@ -21380,7 +21571,6 @@
         <w:textAlignment w:val="auto"/>
       </w:pPr>
       <w:r>
-        <w:lastRenderedPageBreak/>
         <w:t>O licitante ou o contratado responderá administrativamente pelas infrações previstas na Lei Federal nº 14.133/2021, no Decreto Municipal nº 2.249/2026, neste Edital e no instrumento contratual, especialmente aquelas relacionadas à inexecução total ou parcial, ao atraso injustificado na execução, à não manutenção da proposta, à recusa em celebrar o contrato, à apresentação de documentação ou declaração falsa, à fraude, ao comportamento inidôneo e aos demais atos previstos na legislação aplicável.</w:t>
       </w:r>
     </w:p>
@@ -21423,7 +21613,15 @@
         <w:textAlignment w:val="auto"/>
       </w:pPr>
       <w:r>
-        <w:t>I - dar causa à inexecução parcial do instrumento contratual;</w:t>
+        <w:t xml:space="preserve">I - </w:t>
+      </w:r>
+      <w:proofErr w:type="gramStart"/>
+      <w:r>
+        <w:t>dar</w:t>
+      </w:r>
+      <w:proofErr w:type="gramEnd"/>
+      <w:r>
+        <w:t xml:space="preserve"> causa à inexecução parcial do instrumento contratual;</w:t>
       </w:r>
     </w:p>
     <w:p>
@@ -21437,7 +21635,15 @@
         <w:textAlignment w:val="auto"/>
       </w:pPr>
       <w:r>
-        <w:t>II - dar causa à inexecução parcial do instrumento contratual que cause grave dano à administração, ao funcionamento dos serviços públicos ou ao interesse coletivo;</w:t>
+        <w:t xml:space="preserve">II - </w:t>
+      </w:r>
+      <w:proofErr w:type="gramStart"/>
+      <w:r>
+        <w:t>dar</w:t>
+      </w:r>
+      <w:proofErr w:type="gramEnd"/>
+      <w:r>
+        <w:t xml:space="preserve"> causa à inexecução parcial do instrumento contratual que cause grave dano à administração, ao funcionamento dos serviços públicos ou ao interesse coletivo;</w:t>
       </w:r>
     </w:p>
     <w:p>
@@ -21465,7 +21671,15 @@
         <w:textAlignment w:val="auto"/>
       </w:pPr>
       <w:r>
-        <w:t>IV - deixar de entregar a documentação exigida;</w:t>
+        <w:t xml:space="preserve">IV - </w:t>
+      </w:r>
+      <w:proofErr w:type="gramStart"/>
+      <w:r>
+        <w:t>deixar</w:t>
+      </w:r>
+      <w:proofErr w:type="gramEnd"/>
+      <w:r>
+        <w:t xml:space="preserve"> de entregar a documentação exigida;</w:t>
       </w:r>
     </w:p>
     <w:p>
@@ -21479,7 +21693,15 @@
         <w:textAlignment w:val="auto"/>
       </w:pPr>
       <w:r>
-        <w:t>V - não manter a proposta, salvo em decorrência de fato superveniente devidamente justificado;</w:t>
+        <w:t xml:space="preserve">V - </w:t>
+      </w:r>
+      <w:proofErr w:type="gramStart"/>
+      <w:r>
+        <w:t>não</w:t>
+      </w:r>
+      <w:proofErr w:type="gramEnd"/>
+      <w:r>
+        <w:t xml:space="preserve"> manter a proposta, salvo em decorrência de fato superveniente devidamente justificado;</w:t>
       </w:r>
     </w:p>
     <w:p>
@@ -21493,7 +21715,15 @@
         <w:textAlignment w:val="auto"/>
       </w:pPr>
       <w:r>
-        <w:t>VI - não celebrar o instrumento contratual ou não entregar a documentação exigida para a contratação, quando convocado dentro do prazo de validade de sua proposta;</w:t>
+        <w:t xml:space="preserve">VI - </w:t>
+      </w:r>
+      <w:proofErr w:type="gramStart"/>
+      <w:r>
+        <w:t>não</w:t>
+      </w:r>
+      <w:proofErr w:type="gramEnd"/>
+      <w:r>
+        <w:t xml:space="preserve"> celebrar o instrumento contratual ou não entregar a documentação exigida para a contratação, quando convocado dentro do prazo de validade de sua proposta;</w:t>
       </w:r>
     </w:p>
     <w:p>
@@ -21535,7 +21765,15 @@
         <w:textAlignment w:val="auto"/>
       </w:pPr>
       <w:r>
-        <w:t>IX - fraudar a licitação ou praticar ato fraudulento na execução do instrumento contratual;</w:t>
+        <w:t xml:space="preserve">IX - </w:t>
+      </w:r>
+      <w:proofErr w:type="gramStart"/>
+      <w:r>
+        <w:t>fraudar</w:t>
+      </w:r>
+      <w:proofErr w:type="gramEnd"/>
+      <w:r>
+        <w:t xml:space="preserve"> a licitação ou praticar ato fraudulento na execução do instrumento contratual;</w:t>
       </w:r>
     </w:p>
     <w:p>
@@ -21549,7 +21787,15 @@
         <w:textAlignment w:val="auto"/>
       </w:pPr>
       <w:r>
-        <w:t>X - comportar-se de modo inidôneo ou cometer fraude de qualquer natureza;</w:t>
+        <w:t xml:space="preserve">X - </w:t>
+      </w:r>
+      <w:proofErr w:type="gramStart"/>
+      <w:r>
+        <w:t>comportar-se</w:t>
+      </w:r>
+      <w:proofErr w:type="gramEnd"/>
+      <w:r>
+        <w:t xml:space="preserve"> de modo inidôneo ou cometer fraude de qualquer natureza;</w:t>
       </w:r>
     </w:p>
     <w:p>
@@ -21605,7 +21851,15 @@
         <w:textAlignment w:val="auto"/>
       </w:pPr>
       <w:r>
-        <w:t>I - advertência;</w:t>
+        <w:t xml:space="preserve">I - </w:t>
+      </w:r>
+      <w:proofErr w:type="gramStart"/>
+      <w:r>
+        <w:t>advertência</w:t>
+      </w:r>
+      <w:proofErr w:type="gramEnd"/>
+      <w:r>
+        <w:t>;</w:t>
       </w:r>
     </w:p>
     <w:p>
@@ -21619,7 +21873,15 @@
         <w:textAlignment w:val="auto"/>
       </w:pPr>
       <w:r>
-        <w:t>II - multa;</w:t>
+        <w:t xml:space="preserve">II - </w:t>
+      </w:r>
+      <w:proofErr w:type="gramStart"/>
+      <w:r>
+        <w:t>multa</w:t>
+      </w:r>
+      <w:proofErr w:type="gramEnd"/>
+      <w:r>
+        <w:t>;</w:t>
       </w:r>
     </w:p>
     <w:p>
@@ -21647,7 +21909,15 @@
         <w:textAlignment w:val="auto"/>
       </w:pPr>
       <w:r>
-        <w:t>IV - declaração de inidoneidade para licitar ou contratar.</w:t>
+        <w:t xml:space="preserve">IV - </w:t>
+      </w:r>
+      <w:proofErr w:type="gramStart"/>
+      <w:r>
+        <w:t>declaração</w:t>
+      </w:r>
+      <w:proofErr w:type="gramEnd"/>
+      <w:r>
+        <w:t xml:space="preserve"> de inidoneidade para licitar ou contratar.</w:t>
       </w:r>
     </w:p>
     <w:p>
@@ -21703,6 +21973,7 @@
         <w:textAlignment w:val="auto"/>
       </w:pPr>
       <w:r>
+        <w:lastRenderedPageBreak/>
         <w:t>A sanção de multa terá natureza moratória ou compensatória e poderá ser aplicada ao licitante ou contratado pelo cometimento de qualquer das infrações administrativas previstas.</w:t>
       </w:r>
     </w:p>
@@ -21731,7 +22002,6 @@
         <w:textAlignment w:val="auto"/>
       </w:pPr>
       <w:r>
-        <w:lastRenderedPageBreak/>
         <w:t>Considera-se multa moratória aquela aplicada nas hipóteses de atraso injustificado na entrega do objeto da prestação contratual, na forma prevista no edital ou instrumento contratual.</w:t>
       </w:r>
     </w:p>
@@ -21929,7 +22199,15 @@
         <w:textAlignment w:val="auto"/>
       </w:pPr>
       <w:r>
-        <w:t>I – obrigatoriamente, após exame jurídico, ao responsável pelas infrações administrativas previstas nos incisos VIII, IX, X, XI e XII;</w:t>
+        <w:t xml:space="preserve">I – </w:t>
+      </w:r>
+      <w:proofErr w:type="gramStart"/>
+      <w:r>
+        <w:t>obrigatoriamente</w:t>
+      </w:r>
+      <w:proofErr w:type="gramEnd"/>
+      <w:r>
+        <w:t>, após exame jurídico, ao responsável pelas infrações administrativas previstas nos incisos VIII, IX, X, XI e XII;</w:t>
       </w:r>
     </w:p>
     <w:p>
@@ -21943,7 +22221,16 @@
         <w:textAlignment w:val="auto"/>
       </w:pPr>
       <w:r>
-        <w:t>II – opcionalmente, após exame jurídico que conclua pela excessiva gravidade do ato, quanto às infrações administrativas previstas nos incisos II, III, IV, V, VI e VII, que necessitem de imposição de penalidade mais grave que o impedimento de licitar e contratar com a administração do Município.</w:t>
+        <w:lastRenderedPageBreak/>
+        <w:t xml:space="preserve">II – </w:t>
+      </w:r>
+      <w:proofErr w:type="gramStart"/>
+      <w:r>
+        <w:t>opcionalmente</w:t>
+      </w:r>
+      <w:proofErr w:type="gramEnd"/>
+      <w:r>
+        <w:t>, após exame jurídico que conclua pela excessiva gravidade do ato, quanto às infrações administrativas previstas nos incisos II, III, IV, V, VI e VII, que necessitem de imposição de penalidade mais grave que o impedimento de licitar e contratar com a administração do Município.</w:t>
       </w:r>
     </w:p>
     <w:p>
@@ -21957,11 +22244,7 @@
         <w:textAlignment w:val="auto"/>
       </w:pPr>
       <w:r>
-        <w:t xml:space="preserve">No caso da prática de atos lesivos previstos no art. 5º da Lei Federal nº 12.846, de 1º de </w:t>
-      </w:r>
-      <w:r>
-        <w:lastRenderedPageBreak/>
-        <w:t>agosto de 2013, a que se refere o inciso XII, todas as infrações administrativas conexas serão apuradas e julgadas conjuntamente, nos termos da referida lei e do Decreto nº 16.954, de 2 de agosto de 2018.</w:t>
+        <w:t>No caso da prática de atos lesivos previstos no art. 5º da Lei Federal nº 12.846, de 1º de agosto de 2013, a que se refere o inciso XII, todas as infrações administrativas conexas serão apuradas e julgadas conjuntamente, nos termos da referida lei e do Decreto nº 16.954, de 2 de agosto de 2018.</w:t>
       </w:r>
     </w:p>
     <w:p>
@@ -22003,7 +22286,15 @@
         <w:textAlignment w:val="auto"/>
       </w:pPr>
       <w:r>
-        <w:t>I – notificar, no e-mail informado no instrumento contratual ou proposta, o licitante ou o contratado para, no prazo de até 5 (cinco) dias úteis, apresentar justificativa e, em sendo o caso, realizar a correção da irregularidade;</w:t>
+        <w:t xml:space="preserve">I – </w:t>
+      </w:r>
+      <w:proofErr w:type="gramStart"/>
+      <w:r>
+        <w:t>notificar</w:t>
+      </w:r>
+      <w:proofErr w:type="gramEnd"/>
+      <w:r>
+        <w:t>, no e-mail informado no instrumento contratual ou proposta, o licitante ou o contratado para, no prazo de até 5 (cinco) dias úteis, apresentar justificativa e, em sendo o caso, realizar a correção da irregularidade;</w:t>
       </w:r>
     </w:p>
     <w:p>
@@ -22017,7 +22308,15 @@
         <w:textAlignment w:val="auto"/>
       </w:pPr>
       <w:r>
-        <w:t>II - analisar a justificativa.</w:t>
+        <w:t xml:space="preserve">II - </w:t>
+      </w:r>
+      <w:proofErr w:type="gramStart"/>
+      <w:r>
+        <w:t>analisar</w:t>
+      </w:r>
+      <w:proofErr w:type="gramEnd"/>
+      <w:r>
+        <w:t xml:space="preserve"> a justificativa.</w:t>
       </w:r>
     </w:p>
     <w:p>
@@ -22116,7 +22415,15 @@
         <w:textAlignment w:val="auto"/>
       </w:pPr>
       <w:r>
-        <w:t>I - inexistência ou nulidade da intimação;</w:t>
+        <w:t xml:space="preserve">I - </w:t>
+      </w:r>
+      <w:proofErr w:type="gramStart"/>
+      <w:r>
+        <w:t>inexistência ou nulidade</w:t>
+      </w:r>
+      <w:proofErr w:type="gramEnd"/>
+      <w:r>
+        <w:t xml:space="preserve"> da intimação;</w:t>
       </w:r>
     </w:p>
     <w:p>
@@ -22130,7 +22437,15 @@
         <w:textAlignment w:val="auto"/>
       </w:pPr>
       <w:r>
-        <w:t>II - incompetência da autoridade sancionadora;</w:t>
+        <w:t xml:space="preserve">II - </w:t>
+      </w:r>
+      <w:proofErr w:type="gramStart"/>
+      <w:r>
+        <w:t>incompetência</w:t>
+      </w:r>
+      <w:proofErr w:type="gramEnd"/>
+      <w:r>
+        <w:t xml:space="preserve"> da autoridade sancionadora;</w:t>
       </w:r>
     </w:p>
     <w:p>
@@ -22158,7 +22473,15 @@
         <w:textAlignment w:val="auto"/>
       </w:pPr>
       <w:r>
-        <w:t>IV - decisão judicial que de qualquer forma obste o regular andamento do processo administrativo;</w:t>
+        <w:t xml:space="preserve">IV - </w:t>
+      </w:r>
+      <w:proofErr w:type="gramStart"/>
+      <w:r>
+        <w:t>decisão</w:t>
+      </w:r>
+      <w:proofErr w:type="gramEnd"/>
+      <w:r>
+        <w:t xml:space="preserve"> judicial que de qualquer forma obste o regular andamento do processo administrativo;</w:t>
       </w:r>
     </w:p>
     <w:p>
@@ -22172,7 +22495,15 @@
         <w:textAlignment w:val="auto"/>
       </w:pPr>
       <w:r>
-        <w:t>V - decadência ou prescrição;</w:t>
+        <w:t xml:space="preserve">V - </w:t>
+      </w:r>
+      <w:proofErr w:type="gramStart"/>
+      <w:r>
+        <w:t>decadência ou prescrição</w:t>
+      </w:r>
+      <w:proofErr w:type="gramEnd"/>
+      <w:r>
+        <w:t>;</w:t>
       </w:r>
     </w:p>
     <w:p>
@@ -22186,7 +22517,15 @@
         <w:textAlignment w:val="auto"/>
       </w:pPr>
       <w:r>
-        <w:t>VI - as provas que pretende produzir e os fatos que pretenda comprovar;</w:t>
+        <w:t xml:space="preserve">VI - </w:t>
+      </w:r>
+      <w:proofErr w:type="gramStart"/>
+      <w:r>
+        <w:t>as</w:t>
+      </w:r>
+      <w:proofErr w:type="gramEnd"/>
+      <w:r>
+        <w:t xml:space="preserve"> provas que pretende produzir e os fatos que pretenda comprovar;</w:t>
       </w:r>
     </w:p>
     <w:p>
@@ -22228,7 +22567,11 @@
         <w:textAlignment w:val="auto"/>
       </w:pPr>
       <w:r>
-        <w:t>Encerrada a instrução, nas hipóteses de infrações passíveis de aplicação das penalidades previstas nos incisos III e IV, caso seja deferido pedido de produção de novas provas ou determinada, pela Comissão, a juntada de provas consideradas indispensáveis à elucidação dos fatos, o licitante ou contratado poderá apresentar alegações finais no prazo de 15 (quinze) dias úteis, contado da data de sua intimação.</w:t>
+        <w:t xml:space="preserve">Encerrada a instrução, nas hipóteses de infrações passíveis de aplicação das penalidades previstas nos incisos III e IV, caso seja deferido pedido de produção de novas provas ou determinada, pela Comissão, a juntada de provas consideradas indispensáveis à elucidação dos </w:t>
+      </w:r>
+      <w:r>
+        <w:lastRenderedPageBreak/>
+        <w:t>fatos, o licitante ou contratado poderá apresentar alegações finais no prazo de 15 (quinze) dias úteis, contado da data de sua intimação.</w:t>
       </w:r>
     </w:p>
     <w:p>
@@ -22242,11 +22585,7 @@
         <w:textAlignment w:val="auto"/>
       </w:pPr>
       <w:r>
-        <w:t xml:space="preserve">No prazo de 5 (cinco) dias úteis após o encerramento da instrução, a Comissão Sancionadora elaborará relatório no qual mencionará os fatos imputados, os dispositivos legais e regulamentares infringidos, as penas a que está sujeito o infrator, as peças principais dos autos; </w:t>
-      </w:r>
-      <w:r>
-        <w:lastRenderedPageBreak/>
-        <w:t>analisará as manifestações da defesa e indicará as provas em que se baseou para formar sua convicção e critérios de reabilitação, quando for o caso.</w:t>
+        <w:t>No prazo de 5 (cinco) dias úteis após o encerramento da instrução, a Comissão Sancionadora elaborará relatório no qual mencionará os fatos imputados, os dispositivos legais e regulamentares infringidos, as penas a que está sujeito o infrator, as peças principais dos autos; analisará as manifestações da defesa e indicará as provas em que se baseou para formar sua convicção e critérios de reabilitação, quando for o caso.</w:t>
       </w:r>
     </w:p>
     <w:p>
@@ -22330,7 +22669,15 @@
         <w:textAlignment w:val="auto"/>
       </w:pPr>
       <w:r>
-        <w:t>II - as peculiaridades do caso concreto;</w:t>
+        <w:t xml:space="preserve">II - </w:t>
+      </w:r>
+      <w:proofErr w:type="gramStart"/>
+      <w:r>
+        <w:t>as</w:t>
+      </w:r>
+      <w:proofErr w:type="gramEnd"/>
+      <w:r>
+        <w:t xml:space="preserve"> peculiaridades do caso concreto;</w:t>
       </w:r>
     </w:p>
     <w:p>
@@ -22358,7 +22705,15 @@
         <w:textAlignment w:val="auto"/>
       </w:pPr>
       <w:r>
-        <w:t>IV - os danos que dela provierem para a Administração Pública;</w:t>
+        <w:t xml:space="preserve">IV - </w:t>
+      </w:r>
+      <w:proofErr w:type="gramStart"/>
+      <w:r>
+        <w:t>os</w:t>
+      </w:r>
+      <w:proofErr w:type="gramEnd"/>
+      <w:r>
+        <w:t xml:space="preserve"> danos que dela provierem para a Administração Pública;</w:t>
       </w:r>
     </w:p>
     <w:p>
@@ -22372,7 +22727,15 @@
         <w:textAlignment w:val="auto"/>
       </w:pPr>
       <w:r>
-        <w:t>V - a implantação ou o aperfeiçoamento de programa de integridade, conforme normas e orientações dos órgãos de controle.</w:t>
+        <w:t xml:space="preserve">V - </w:t>
+      </w:r>
+      <w:proofErr w:type="gramStart"/>
+      <w:r>
+        <w:t>a</w:t>
+      </w:r>
+      <w:proofErr w:type="gramEnd"/>
+      <w:r>
+        <w:t xml:space="preserve"> implantação ou o aperfeiçoamento de programa de integridade, conforme normas e orientações dos órgãos de controle.</w:t>
       </w:r>
     </w:p>
     <w:p>
@@ -22400,7 +22763,15 @@
         <w:textAlignment w:val="auto"/>
       </w:pPr>
       <w:r>
-        <w:t>I - a reincidência;</w:t>
+        <w:t xml:space="preserve">I - </w:t>
+      </w:r>
+      <w:proofErr w:type="gramStart"/>
+      <w:r>
+        <w:t>a</w:t>
+      </w:r>
+      <w:proofErr w:type="gramEnd"/>
+      <w:r>
+        <w:t xml:space="preserve"> reincidência;</w:t>
       </w:r>
     </w:p>
     <w:p>
@@ -22414,7 +22785,15 @@
         <w:textAlignment w:val="auto"/>
       </w:pPr>
       <w:r>
-        <w:t>II - não responder às notificações enviadas pela gestão do instrumento contratual ou correlato quando se tratar de nota de empenho substituta de instrumento contratual;</w:t>
+        <w:t xml:space="preserve">II - </w:t>
+      </w:r>
+      <w:proofErr w:type="gramStart"/>
+      <w:r>
+        <w:t>não</w:t>
+      </w:r>
+      <w:proofErr w:type="gramEnd"/>
+      <w:r>
+        <w:t xml:space="preserve"> responder às notificações enviadas pela gestão do instrumento contratual ou correlato quando se tratar de nota de empenho substituta de instrumento contratual;</w:t>
       </w:r>
     </w:p>
     <w:p>
@@ -22442,7 +22821,15 @@
         <w:textAlignment w:val="auto"/>
       </w:pPr>
       <w:r>
-        <w:t>IV - o conluio entre licitantes ou contratados para a prática da infração;</w:t>
+        <w:t xml:space="preserve">IV - </w:t>
+      </w:r>
+      <w:proofErr w:type="gramStart"/>
+      <w:r>
+        <w:t>o</w:t>
+      </w:r>
+      <w:proofErr w:type="gramEnd"/>
+      <w:r>
+        <w:t xml:space="preserve"> conluio entre licitantes ou contratados para a prática da infração;</w:t>
       </w:r>
     </w:p>
     <w:p>
@@ -22456,7 +22843,15 @@
         <w:textAlignment w:val="auto"/>
       </w:pPr>
       <w:r>
-        <w:t>V - a apresentação de documento falso no curso do processo administrativo de apuração de responsabilidade;</w:t>
+        <w:t xml:space="preserve">V - </w:t>
+      </w:r>
+      <w:proofErr w:type="gramStart"/>
+      <w:r>
+        <w:t>a</w:t>
+      </w:r>
+      <w:proofErr w:type="gramEnd"/>
+      <w:r>
+        <w:t xml:space="preserve"> apresentação de documento falso no curso do processo administrativo de apuração de responsabilidade;</w:t>
       </w:r>
     </w:p>
     <w:p>
@@ -22470,7 +22865,15 @@
         <w:textAlignment w:val="auto"/>
       </w:pPr>
       <w:r>
-        <w:t>VI - a prática de infrações em outros instrumentos contratuais administrativos celebrados com a administração municipal.</w:t>
+        <w:t xml:space="preserve">VI - </w:t>
+      </w:r>
+      <w:proofErr w:type="gramStart"/>
+      <w:r>
+        <w:t>a</w:t>
+      </w:r>
+      <w:proofErr w:type="gramEnd"/>
+      <w:r>
+        <w:t xml:space="preserve"> prática de infrações em outros instrumentos contratuais administrativos celebrados com a administração municipal.</w:t>
       </w:r>
     </w:p>
     <w:p>
@@ -22498,7 +22901,15 @@
         <w:textAlignment w:val="auto"/>
       </w:pPr>
       <w:r>
-        <w:t>I - o processado ser Microempresa ou Empresa de Pequeno Porte;</w:t>
+        <w:t xml:space="preserve">I - </w:t>
+      </w:r>
+      <w:proofErr w:type="gramStart"/>
+      <w:r>
+        <w:t>o</w:t>
+      </w:r>
+      <w:proofErr w:type="gramEnd"/>
+      <w:r>
+        <w:t xml:space="preserve"> processado ser Microempresa ou Empresa de Pequeno Porte;</w:t>
       </w:r>
     </w:p>
     <w:p>
@@ -22512,7 +22923,15 @@
         <w:textAlignment w:val="auto"/>
       </w:pPr>
       <w:r>
-        <w:t>II - a primariedade;</w:t>
+        <w:t xml:space="preserve">II - </w:t>
+      </w:r>
+      <w:proofErr w:type="gramStart"/>
+      <w:r>
+        <w:t>a</w:t>
+      </w:r>
+      <w:proofErr w:type="gramEnd"/>
+      <w:r>
+        <w:t xml:space="preserve"> primariedade;</w:t>
       </w:r>
     </w:p>
     <w:p>
@@ -22540,7 +22959,15 @@
         <w:textAlignment w:val="auto"/>
       </w:pPr>
       <w:r>
-        <w:t>IV - reparar o dano antes do julgamento;</w:t>
+        <w:t xml:space="preserve">IV - </w:t>
+      </w:r>
+      <w:proofErr w:type="gramStart"/>
+      <w:r>
+        <w:t>reparar</w:t>
+      </w:r>
+      <w:proofErr w:type="gramEnd"/>
+      <w:r>
+        <w:t xml:space="preserve"> o dano antes do julgamento;</w:t>
       </w:r>
     </w:p>
     <w:p>
@@ -22554,7 +22981,15 @@
         <w:textAlignment w:val="auto"/>
       </w:pPr>
       <w:r>
-        <w:t>V - confessar a autoria da infração.</w:t>
+        <w:t xml:space="preserve">V - </w:t>
+      </w:r>
+      <w:proofErr w:type="gramStart"/>
+      <w:r>
+        <w:t>confessar</w:t>
+      </w:r>
+      <w:proofErr w:type="gramEnd"/>
+      <w:r>
+        <w:t xml:space="preserve"> a autoria da infração.</w:t>
       </w:r>
     </w:p>
     <w:p>
@@ -22596,7 +23031,11 @@
         <w:textAlignment w:val="auto"/>
       </w:pPr>
       <w:r>
-        <w:t>O recurso será dirigido à autoridade que tiver proferido a decisão recorrida, que, se não a reconsiderar no prazo de 5 (cinco) dias úteis, encaminhará o recurso, que deverá ser juntado aos próprios autos do PAS, com sua motivação à autoridade superior, a qual deverá proferir sua decisão no prazo máximo de 20 (vinte) dias úteis, contado do recebimento dos autos.</w:t>
+        <w:t xml:space="preserve">O recurso será dirigido à autoridade que tiver proferido a decisão recorrida, que, se não a reconsiderar no prazo de 5 (cinco) dias úteis, encaminhará o recurso, que deverá ser juntado aos próprios autos do PAS, com sua motivação à autoridade superior, a qual deverá proferir sua </w:t>
+      </w:r>
+      <w:r>
+        <w:lastRenderedPageBreak/>
+        <w:t>decisão no prazo máximo de 20 (vinte) dias úteis, contado do recebimento dos autos.</w:t>
       </w:r>
     </w:p>
     <w:p>
@@ -22638,8 +23077,15 @@
         <w:textAlignment w:val="auto"/>
       </w:pPr>
       <w:r>
-        <w:lastRenderedPageBreak/>
-        <w:t>I - fora do prazo;</w:t>
+        <w:t xml:space="preserve">I - </w:t>
+      </w:r>
+      <w:proofErr w:type="gramStart"/>
+      <w:r>
+        <w:t>fora</w:t>
+      </w:r>
+      <w:proofErr w:type="gramEnd"/>
+      <w:r>
+        <w:t xml:space="preserve"> do prazo;</w:t>
       </w:r>
     </w:p>
     <w:p>
@@ -22653,7 +23099,15 @@
         <w:textAlignment w:val="auto"/>
       </w:pPr>
       <w:r>
-        <w:t>II - por quem não seja legitimado;</w:t>
+        <w:t xml:space="preserve">II - </w:t>
+      </w:r>
+      <w:proofErr w:type="gramStart"/>
+      <w:r>
+        <w:t>por</w:t>
+      </w:r>
+      <w:proofErr w:type="gramEnd"/>
+      <w:r>
+        <w:t xml:space="preserve"> quem não seja legitimado;</w:t>
       </w:r>
     </w:p>
     <w:p>
@@ -22681,7 +23135,15 @@
         <w:textAlignment w:val="auto"/>
       </w:pPr>
       <w:r>
-        <w:t>IV - por ausência de interesse recursal;</w:t>
+        <w:t xml:space="preserve">IV - </w:t>
+      </w:r>
+      <w:proofErr w:type="gramStart"/>
+      <w:r>
+        <w:t>por</w:t>
+      </w:r>
+      <w:proofErr w:type="gramEnd"/>
+      <w:r>
+        <w:t xml:space="preserve"> ausência de interesse recursal;</w:t>
       </w:r>
     </w:p>
     <w:p>
@@ -22695,7 +23157,15 @@
         <w:textAlignment w:val="auto"/>
       </w:pPr>
       <w:r>
-        <w:t>V - contra atos de mero expediente ou preparatórios de decisões, bem como em face de análises técnicas e pareceres ou decisões irrecorríveis.</w:t>
+        <w:t xml:space="preserve">V - </w:t>
+      </w:r>
+      <w:proofErr w:type="gramStart"/>
+      <w:r>
+        <w:t>contra</w:t>
+      </w:r>
+      <w:proofErr w:type="gramEnd"/>
+      <w:r>
+        <w:t xml:space="preserve"> atos de mero expediente ou preparatórios de decisões, bem como em face de análises técnicas e pareceres ou decisões irrecorríveis.</w:t>
       </w:r>
     </w:p>
     <w:p>
@@ -22779,7 +23249,15 @@
         <w:textAlignment w:val="auto"/>
       </w:pPr>
       <w:r>
-        <w:t>I - descontada do valor de pagamento devido à apenada;</w:t>
+        <w:t xml:space="preserve">I - </w:t>
+      </w:r>
+      <w:proofErr w:type="gramStart"/>
+      <w:r>
+        <w:t>descontada</w:t>
+      </w:r>
+      <w:proofErr w:type="gramEnd"/>
+      <w:r>
+        <w:t xml:space="preserve"> do valor de pagamento devido à apenada;</w:t>
       </w:r>
     </w:p>
     <w:p>
@@ -22793,7 +23271,15 @@
         <w:textAlignment w:val="auto"/>
       </w:pPr>
       <w:r>
-        <w:t>II - descontada do valor da garantia, se na modalidade caução em dinheiro;</w:t>
+        <w:t xml:space="preserve">II - </w:t>
+      </w:r>
+      <w:proofErr w:type="gramStart"/>
+      <w:r>
+        <w:t>descontada</w:t>
+      </w:r>
+      <w:proofErr w:type="gramEnd"/>
+      <w:r>
+        <w:t xml:space="preserve"> do valor da garantia, se na modalidade caução em dinheiro;</w:t>
       </w:r>
     </w:p>
     <w:p>
@@ -22821,7 +23307,15 @@
         <w:textAlignment w:val="auto"/>
       </w:pPr>
       <w:r>
-        <w:t>IV - paga diretamente ao erário, em parcela única ou parceladamente, conforme o rito previsto pelo Departamento de Tributos e pela legislação para os débitos perante a Fazenda Pública.</w:t>
+        <w:t xml:space="preserve">IV - </w:t>
+      </w:r>
+      <w:proofErr w:type="gramStart"/>
+      <w:r>
+        <w:t>paga</w:t>
+      </w:r>
+      <w:proofErr w:type="gramEnd"/>
+      <w:r>
+        <w:t xml:space="preserve"> diretamente ao erário, em parcela única ou parceladamente, conforme o rito previsto pelo Departamento de Tributos e pela legislação para os débitos perante a Fazenda Pública.</w:t>
       </w:r>
     </w:p>
     <w:p>
@@ -22891,7 +23385,15 @@
         <w:textAlignment w:val="auto"/>
       </w:pPr>
       <w:r>
-        <w:t>I - o Decreto-Lei Federal nº 4.657, de 4 de setembro de 1942 - Lei de Introdução às Normas do Direito Brasileiro;</w:t>
+        <w:t xml:space="preserve">I - </w:t>
+      </w:r>
+      <w:proofErr w:type="gramStart"/>
+      <w:r>
+        <w:t>o</w:t>
+      </w:r>
+      <w:proofErr w:type="gramEnd"/>
+      <w:r>
+        <w:t xml:space="preserve"> Decreto-Lei Federal nº 4.657, de 4 de setembro de 1942 - Lei de Introdução às Normas do Direito Brasileiro;</w:t>
       </w:r>
     </w:p>
     <w:p>
@@ -22905,7 +23407,19 @@
         <w:textAlignment w:val="auto"/>
       </w:pPr>
       <w:r>
-        <w:t>II - a Lei Federal nº 9.784, de 29 de janeiro de 1999, que regula o processo administrativo no âmbito da administração pública federal;</w:t>
+        <w:t xml:space="preserve">II - </w:t>
+      </w:r>
+      <w:proofErr w:type="gramStart"/>
+      <w:r>
+        <w:t>a</w:t>
+      </w:r>
+      <w:proofErr w:type="gramEnd"/>
+      <w:r>
+        <w:t xml:space="preserve"> Lei Federal nº 9.784, de 29 de janeiro de 1999, que regula o processo </w:t>
+      </w:r>
+      <w:r>
+        <w:lastRenderedPageBreak/>
+        <w:t>administrativo no âmbito da administração pública federal;</w:t>
       </w:r>
     </w:p>
     <w:p>
@@ -22933,7 +23447,15 @@
         <w:textAlignment w:val="auto"/>
       </w:pPr>
       <w:r>
-        <w:t>IV - o Decreto Federal nº 9.830, de 10 de junho de 2019.</w:t>
+        <w:t xml:space="preserve">IV - </w:t>
+      </w:r>
+      <w:proofErr w:type="gramStart"/>
+      <w:r>
+        <w:t>o</w:t>
+      </w:r>
+      <w:proofErr w:type="gramEnd"/>
+      <w:r>
+        <w:t xml:space="preserve"> Decreto Federal nº 9.830, de 10 de junho de 2019.</w:t>
       </w:r>
       <w:r>
         <w:t>  </w:t>
@@ -23635,7 +24157,11 @@
         <w:t>suspensão de execução do contrato</w:t>
       </w:r>
       <w:r>
-        <w:t xml:space="preserve"> ou instrumento contratual equivalente</w:t>
+        <w:t xml:space="preserve"> </w:t>
+      </w:r>
+      <w:r>
+        <w:lastRenderedPageBreak/>
+        <w:t>ou instrumento contratual equivalente</w:t>
       </w:r>
       <w:r>
         <w:t>, por ordem escrita da Administração, por prazo superior a 3 (três) meses</w:t>
@@ -23650,11 +24176,7 @@
         <w:t xml:space="preserve"> e </w:t>
       </w:r>
       <w:r>
-        <w:t xml:space="preserve">atraso superior a 2 (dois) meses, contado da emissão da nota fiscal, dos pagamentos ou de parcelas de </w:t>
-      </w:r>
-      <w:r>
-        <w:lastRenderedPageBreak/>
-        <w:t>pagamentos devidos pela Administração por despesas de obras, serviços ou fornecimentos</w:t>
+        <w:t>atraso superior a 2 (dois) meses, contado da emissão da nota fiscal, dos pagamentos ou de parcelas de pagamentos devidos pela Administração por despesas de obras, serviços ou fornecimentos</w:t>
       </w:r>
       <w:r>
         <w:t xml:space="preserve"> observarão as seguintes disposições:</w:t>
@@ -24356,7 +24878,16 @@
           <w:sz w:val="24"/>
           <w:szCs w:val="24"/>
         </w:rPr>
-        <w:t>até o limite dos prejuízos causados à Administração Pública e das multas aplicadas.</w:t>
+        <w:t xml:space="preserve">até o limite dos prejuízos </w:t>
+      </w:r>
+      <w:r>
+        <w:rPr>
+          <w:rFonts w:ascii="Calibri" w:hAnsi="Calibri" w:cs="Calibri"/>
+          <w:sz w:val="24"/>
+          <w:szCs w:val="24"/>
+        </w:rPr>
+        <w:lastRenderedPageBreak/>
+        <w:t>causados à Administração Pública e das multas aplicadas.</w:t>
       </w:r>
     </w:p>
     <w:p>
@@ -24459,16 +24990,7 @@
           <w:sz w:val="24"/>
           <w:szCs w:val="24"/>
         </w:rPr>
-        <w:t xml:space="preserve"> e necessários à sua </w:t>
-      </w:r>
-      <w:r>
-        <w:rPr>
-          <w:rFonts w:ascii="Calibri" w:hAnsi="Calibri" w:cs="Calibri"/>
-          <w:sz w:val="24"/>
-          <w:szCs w:val="24"/>
-        </w:rPr>
-        <w:lastRenderedPageBreak/>
-        <w:t>continuidade</w:t>
+        <w:t xml:space="preserve"> e necessários à sua continuidade</w:t>
       </w:r>
       <w:r>
         <w:rPr>
@@ -24933,6 +25455,7 @@
           <w:sz w:val="24"/>
           <w:szCs w:val="24"/>
         </w:rPr>
+        <w:lastRenderedPageBreak/>
         <w:t>SEBASTIÃO DE OLIVEIRA</w:t>
       </w:r>
       <w:r>
@@ -25456,7 +25979,25 @@
           <w:sz w:val="24"/>
           <w:szCs w:val="24"/>
         </w:rPr>
-        <w:t>{{N.PROCESSO}}</w:t>
+        <w:t>{{</w:t>
+      </w:r>
+      <w:proofErr w:type="gramStart"/>
+      <w:r>
+        <w:rPr>
+          <w:rFonts w:ascii="Calibri" w:hAnsi="Calibri" w:cs="Calibri"/>
+          <w:sz w:val="24"/>
+          <w:szCs w:val="24"/>
+        </w:rPr>
+        <w:t>N.PROCESSO</w:t>
+      </w:r>
+      <w:proofErr w:type="gramEnd"/>
+      <w:r>
+        <w:rPr>
+          <w:rFonts w:ascii="Calibri" w:hAnsi="Calibri" w:cs="Calibri"/>
+          <w:sz w:val="24"/>
+          <w:szCs w:val="24"/>
+        </w:rPr>
+        <w:t>}}</w:t>
       </w:r>
     </w:p>
     <w:p>
@@ -25521,7 +26062,16 @@
           <w:sz w:val="24"/>
           <w:szCs w:val="24"/>
         </w:rPr>
-        <w:t>{{N</w:t>
+        <w:t>{{</w:t>
+      </w:r>
+      <w:proofErr w:type="gramStart"/>
+      <w:r>
+        <w:rPr>
+          <w:rFonts w:ascii="Calibri" w:hAnsi="Calibri" w:cs="Calibri"/>
+          <w:sz w:val="24"/>
+          <w:szCs w:val="24"/>
+        </w:rPr>
+        <w:t>N</w:t>
       </w:r>
       <w:r>
         <w:rPr>
@@ -25537,7 +26087,16 @@
           <w:sz w:val="24"/>
           <w:szCs w:val="24"/>
         </w:rPr>
-        <w:t>MODALIDADE}}</w:t>
+        <w:t>MODALIDADE</w:t>
+      </w:r>
+      <w:proofErr w:type="gramEnd"/>
+      <w:r>
+        <w:rPr>
+          <w:rFonts w:ascii="Calibri" w:hAnsi="Calibri" w:cs="Calibri"/>
+          <w:sz w:val="24"/>
+          <w:szCs w:val="24"/>
+        </w:rPr>
+        <w:t>}}</w:t>
       </w:r>
     </w:p>
     <w:p>
@@ -27129,7 +27688,25 @@
           <w:sz w:val="24"/>
           <w:szCs w:val="24"/>
         </w:rPr>
-        <w:t>{{N.PROCESSO}}</w:t>
+        <w:t>{{</w:t>
+      </w:r>
+      <w:proofErr w:type="gramStart"/>
+      <w:r>
+        <w:rPr>
+          <w:rFonts w:ascii="Calibri" w:hAnsi="Calibri" w:cs="Calibri"/>
+          <w:sz w:val="24"/>
+          <w:szCs w:val="24"/>
+        </w:rPr>
+        <w:t>N.PROCESSO</w:t>
+      </w:r>
+      <w:proofErr w:type="gramEnd"/>
+      <w:r>
+        <w:rPr>
+          <w:rFonts w:ascii="Calibri" w:hAnsi="Calibri" w:cs="Calibri"/>
+          <w:sz w:val="24"/>
+          <w:szCs w:val="24"/>
+        </w:rPr>
+        <w:t>}}</w:t>
       </w:r>
     </w:p>
     <w:p>
@@ -27194,7 +27771,25 @@
           <w:sz w:val="24"/>
           <w:szCs w:val="24"/>
         </w:rPr>
-        <w:t>{{N.MODALIDADE}}</w:t>
+        <w:t>{{</w:t>
+      </w:r>
+      <w:proofErr w:type="gramStart"/>
+      <w:r>
+        <w:rPr>
+          <w:rFonts w:ascii="Calibri" w:hAnsi="Calibri" w:cs="Calibri"/>
+          <w:sz w:val="24"/>
+          <w:szCs w:val="24"/>
+        </w:rPr>
+        <w:t>N.MODALIDADE</w:t>
+      </w:r>
+      <w:proofErr w:type="gramEnd"/>
+      <w:r>
+        <w:rPr>
+          <w:rFonts w:ascii="Calibri" w:hAnsi="Calibri" w:cs="Calibri"/>
+          <w:sz w:val="24"/>
+          <w:szCs w:val="24"/>
+        </w:rPr>
+        <w:t>}}</w:t>
       </w:r>
     </w:p>
     <w:p>
@@ -28588,22 +29183,19 @@
           <w:sz w:val="24"/>
           <w:szCs w:val="24"/>
         </w:rPr>
-        <w:t>{{N.PROCESSO}}</w:t>
-      </w:r>
-    </w:p>
-    <w:p>
-      <w:pPr>
-        <w:tabs>
-          <w:tab w:val="left" w:pos="0"/>
-        </w:tabs>
-        <w:jc w:val="both"/>
+        <w:t>{{</w:t>
+      </w:r>
+      <w:proofErr w:type="gramStart"/>
+      <w:r>
         <w:rPr>
           <w:rFonts w:ascii="Calibri" w:hAnsi="Calibri" w:cs="Calibri"/>
           <w:b/>
           <w:sz w:val="24"/>
           <w:szCs w:val="24"/>
         </w:rPr>
-      </w:pPr>
+        <w:t>N.PROCESSO</w:t>
+      </w:r>
+      <w:proofErr w:type="gramEnd"/>
       <w:r>
         <w:rPr>
           <w:rFonts w:ascii="Calibri" w:hAnsi="Calibri" w:cs="Calibri"/>
@@ -28611,6 +29203,29 @@
           <w:sz w:val="24"/>
           <w:szCs w:val="24"/>
         </w:rPr>
+        <w:t>}}</w:t>
+      </w:r>
+    </w:p>
+    <w:p>
+      <w:pPr>
+        <w:tabs>
+          <w:tab w:val="left" w:pos="0"/>
+        </w:tabs>
+        <w:jc w:val="both"/>
+        <w:rPr>
+          <w:rFonts w:ascii="Calibri" w:hAnsi="Calibri" w:cs="Calibri"/>
+          <w:b/>
+          <w:sz w:val="24"/>
+          <w:szCs w:val="24"/>
+        </w:rPr>
+      </w:pPr>
+      <w:r>
+        <w:rPr>
+          <w:rFonts w:ascii="Calibri" w:hAnsi="Calibri" w:cs="Calibri"/>
+          <w:b/>
+          <w:sz w:val="24"/>
+          <w:szCs w:val="24"/>
+        </w:rPr>
         <w:t xml:space="preserve">PREGÃO ELETRÔNICO Nº </w:t>
       </w:r>
       <w:r>
@@ -28620,7 +29235,27 @@
           <w:sz w:val="24"/>
           <w:szCs w:val="24"/>
         </w:rPr>
-        <w:t>{{N.MODALIDADE}}</w:t>
+        <w:t>{{</w:t>
+      </w:r>
+      <w:proofErr w:type="gramStart"/>
+      <w:r>
+        <w:rPr>
+          <w:rFonts w:ascii="Calibri" w:hAnsi="Calibri" w:cs="Calibri"/>
+          <w:b/>
+          <w:sz w:val="24"/>
+          <w:szCs w:val="24"/>
+        </w:rPr>
+        <w:t>N.MODALIDADE</w:t>
+      </w:r>
+      <w:proofErr w:type="gramEnd"/>
+      <w:r>
+        <w:rPr>
+          <w:rFonts w:ascii="Calibri" w:hAnsi="Calibri" w:cs="Calibri"/>
+          <w:b/>
+          <w:sz w:val="24"/>
+          <w:szCs w:val="24"/>
+        </w:rPr>
+        <w:t>}}</w:t>
       </w:r>
     </w:p>
     <w:p>
@@ -29145,13 +29780,29 @@
         <w:t xml:space="preserve">Proc. </w:t>
       </w:r>
       <w:r>
-        <w:t>{{N.PROCESSO}}</w:t>
+        <w:t>{{</w:t>
+      </w:r>
+      <w:proofErr w:type="gramStart"/>
+      <w:r>
+        <w:t>N.PROCESSO</w:t>
+      </w:r>
+      <w:proofErr w:type="gramEnd"/>
+      <w:r>
+        <w:t>}}</w:t>
       </w:r>
       <w:r>
         <w:t xml:space="preserve"> – Pregão Eletrônico </w:t>
       </w:r>
       <w:r>
-        <w:t>{{N.MODALIDADE}}</w:t>
+        <w:t>{{</w:t>
+      </w:r>
+      <w:proofErr w:type="gramStart"/>
+      <w:r>
+        <w:t>N.MODALIDADE</w:t>
+      </w:r>
+      <w:proofErr w:type="gramEnd"/>
+      <w:r>
+        <w:t>}}</w:t>
       </w:r>
       <w:r>
         <w:t xml:space="preserve"> </w:t>
@@ -29201,7 +29852,19 @@
         <w:t xml:space="preserve">Federal nº </w:t>
       </w:r>
       <w:r>
-        <w:t>14.133/2021, Decreto Municipal 2056/2024 e demais legislações aplicáveis.</w:t>
+        <w:t>14.133/2021, Decreto Municipal 2056/2024</w:t>
+      </w:r>
+      <w:r>
+        <w:t xml:space="preserve">, </w:t>
+      </w:r>
+      <w:r>
+        <w:rPr>
+          <w:bCs/>
+        </w:rPr>
+        <w:t xml:space="preserve">Decreto Municipal 2249/2026 </w:t>
+      </w:r>
+      <w:r>
+        <w:t>e demais legislações aplicáveis.</w:t>
       </w:r>
     </w:p>
     <w:p>
@@ -29465,7 +30128,16 @@
                 <w:sz w:val="24"/>
                 <w:szCs w:val="24"/>
               </w:rPr>
-              <w:t>VALOR UNIT.</w:t>
+              <w:t xml:space="preserve">VALOR </w:t>
+            </w:r>
+            <w:r>
+              <w:rPr>
+                <w:rFonts w:ascii="Calibri" w:eastAsia="Arial Unicode MS" w:hAnsi="Calibri" w:cs="Calibri"/>
+                <w:sz w:val="24"/>
+                <w:szCs w:val="24"/>
+              </w:rPr>
+              <w:lastRenderedPageBreak/>
+              <w:t>UNIT.</w:t>
             </w:r>
           </w:p>
         </w:tc>
@@ -29496,7 +30168,17 @@
                 <w:sz w:val="24"/>
                 <w:szCs w:val="24"/>
               </w:rPr>
-              <w:t>VALOR TOTAL</w:t>
+              <w:lastRenderedPageBreak/>
+              <w:t xml:space="preserve">VALOR </w:t>
+            </w:r>
+            <w:r>
+              <w:rPr>
+                <w:rFonts w:ascii="Calibri" w:eastAsia="Arial Unicode MS" w:hAnsi="Calibri" w:cs="Calibri"/>
+                <w:sz w:val="24"/>
+                <w:szCs w:val="24"/>
+              </w:rPr>
+              <w:lastRenderedPageBreak/>
+              <w:t>TOTAL</w:t>
             </w:r>
           </w:p>
         </w:tc>
@@ -30157,6 +30839,7 @@
           <w:sz w:val="24"/>
           <w:szCs w:val="24"/>
         </w:rPr>
+        <w:lastRenderedPageBreak/>
         <w:t>Efetuar os pagamentos devidos à Contratada, observadas as condições, prazos e formas estabelecidas neste Contrato, bem como a regularidade fiscal e trabalhista da contratada.</w:t>
       </w:r>
     </w:p>
@@ -30186,7 +30869,6 @@
           <w:sz w:val="24"/>
           <w:szCs w:val="24"/>
         </w:rPr>
-        <w:lastRenderedPageBreak/>
         <w:t>Aplicar, quando cabível, as penalidades previstas neste Contrato e na legislação, em caso de inexecução total ou parcial, irregularidades ou atrasos injustificados.</w:t>
       </w:r>
     </w:p>
@@ -30732,6 +31414,7 @@
           <w:szCs w:val="24"/>
           <w:lang w:eastAsia="en-US" w:bidi="en-US"/>
         </w:rPr>
+        <w:lastRenderedPageBreak/>
         <w:t>Adotar todas as providências necessárias à preservação do meio ambiente, responsabilizando-se por danos causados por si ou por seus empregados, prepostos, subcontratados ou fornecedores.</w:t>
       </w:r>
     </w:p>
@@ -30766,7 +31449,6 @@
           <w:szCs w:val="24"/>
           <w:lang w:eastAsia="en-US" w:bidi="en-US"/>
         </w:rPr>
-        <w:lastRenderedPageBreak/>
         <w:t>Arcar com todos os custos diretos e indiretos relativos à execução do contrato, inclusive encargos trabalhistas, previdenciários, fiscais, comerciais, securitários, de transporte, alimentação, equipamentos, energia elétrica e comunicações.</w:t>
       </w:r>
     </w:p>
@@ -31277,6 +31959,7 @@
           <w:sz w:val="24"/>
           <w:szCs w:val="24"/>
         </w:rPr>
+        <w:lastRenderedPageBreak/>
         <w:t>Cumprir com todas as demais normais que, embora não citadas diretamente, sejam aplicáveis naturalmente à execução.</w:t>
       </w:r>
     </w:p>
@@ -31307,17 +31990,7 @@
           <w:sz w:val="24"/>
           <w:szCs w:val="24"/>
         </w:rPr>
-        <w:t xml:space="preserve">Promover o afastamento, no prazo máximo de 24 (vinte e quatro) horas após o recebimento da notificação, de qualquer dos seus empregados, fornecedores ou prestadores de </w:t>
-      </w:r>
-      <w:r>
-        <w:rPr>
-          <w:rFonts w:ascii="Calibri" w:eastAsiaTheme="minorEastAsia" w:hAnsi="Calibri" w:cs="Calibri"/>
-          <w:color w:val="000000"/>
-          <w:sz w:val="24"/>
-          <w:szCs w:val="24"/>
-        </w:rPr>
-        <w:lastRenderedPageBreak/>
-        <w:t>serviço que não corresponder à confiança ou perturbar a ação de qualquer Departamento da Administração Pública.</w:t>
+        <w:t>Promover o afastamento, no prazo máximo de 24 (vinte e quatro) horas após o recebimento da notificação, de qualquer dos seus empregados, fornecedores ou prestadores de serviço que não corresponder à confiança ou perturbar a ação de qualquer Departamento da Administração Pública.</w:t>
       </w:r>
     </w:p>
     <w:p>
@@ -31693,7 +32366,11 @@
         <w:ind w:left="0" w:firstLine="0"/>
       </w:pPr>
       <w:r>
-        <w:t xml:space="preserve">Os produtos/serviços rejeitados deverão ser substituídos pela Contratada no prazo máximo de </w:t>
+        <w:t xml:space="preserve">Os produtos/serviços rejeitados deverão ser substituídos pela Contratada no prazo </w:t>
+      </w:r>
+      <w:r>
+        <w:lastRenderedPageBreak/>
+        <w:t xml:space="preserve">máximo de </w:t>
       </w:r>
       <w:r>
         <w:t>{{PRAZO DEVOLUCAO}}</w:t>
@@ -31712,11 +32389,7 @@
         <w:ind w:left="0" w:firstLine="0"/>
       </w:pPr>
       <w:r>
-        <w:t xml:space="preserve">Especialmente, mas não limitado, nos casos de prestação de serviços, contínuos ou não, alternativamente ao encaminhamento para comissão sancionadora, a forma de refazimento </w:t>
-      </w:r>
-      <w:r>
-        <w:lastRenderedPageBreak/>
-        <w:t>poderá ser definida pelo fiscal do Contrato, tendo como amparo o CAPÍTULO XII – DOS MEIOS ALTERNATIVOS DE RESOLUÇÃO DE CONTROVÉRSIAS da Lei Federal nº 14.133/2021 e demais normas aplicáveis.</w:t>
+        <w:t>Especialmente, mas não limitado, nos casos de prestação de serviços, contínuos ou não, alternativamente ao encaminhamento para comissão sancionadora, a forma de refazimento poderá ser definida pelo fiscal do Contrato, tendo como amparo o CAPÍTULO XII – DOS MEIOS ALTERNATIVOS DE RESOLUÇÃO DE CONTROVÉRSIAS da Lei Federal nº 14.133/2021 e demais normas aplicáveis.</w:t>
       </w:r>
     </w:p>
     <w:p>
@@ -32338,7 +33011,17 @@
           <w:sz w:val="24"/>
           <w:szCs w:val="24"/>
         </w:rPr>
-        <w:t>quando necessária a modificação da forma de pagamento por imposição de circunstâncias supervenientes, mantido o valor inicial atualizado e vedada a antecipação do pagamento em relação ao cronograma financeiro fixado sem a correspondente contraprestação de fornecimento de bens ou execução de obra ou serviço;</w:t>
+        <w:t xml:space="preserve">quando necessária a modificação da forma de pagamento por imposição de circunstâncias supervenientes, mantido o valor inicial atualizado e vedada a antecipação do </w:t>
+      </w:r>
+      <w:r>
+        <w:rPr>
+          <w:rFonts w:ascii="Calibri" w:eastAsia="Arial Unicode MS" w:hAnsi="Calibri" w:cs="Calibri"/>
+          <w:bCs/>
+          <w:sz w:val="24"/>
+          <w:szCs w:val="24"/>
+        </w:rPr>
+        <w:lastRenderedPageBreak/>
+        <w:t>pagamento em relação ao cronograma financeiro fixado sem a correspondente contraprestação de fornecimento de bens ou execução de obra ou serviço;</w:t>
       </w:r>
     </w:p>
     <w:p>
@@ -32372,17 +33055,7 @@
           <w:sz w:val="24"/>
           <w:szCs w:val="24"/>
         </w:rPr>
-        <w:t xml:space="preserve">para restabelecer o equilíbrio econômico-financeiro inicial do contrato em caso de força maior, caso fortuito ou fato do príncipe ou em decorrência de fatos imprevisíveis ou </w:t>
-      </w:r>
-      <w:r>
-        <w:rPr>
-          <w:rFonts w:ascii="Calibri" w:eastAsia="Arial Unicode MS" w:hAnsi="Calibri" w:cs="Calibri"/>
-          <w:bCs/>
-          <w:sz w:val="24"/>
-          <w:szCs w:val="24"/>
-        </w:rPr>
-        <w:lastRenderedPageBreak/>
-        <w:t>previsíveis de consequências incalculáveis, que inviabilizem a execução do contrato tal como pactuado, respeitada, em qualquer caso, a repartição objetiva de risco estabelecida no contrato.</w:t>
+        <w:t>para restabelecer o equilíbrio econômico-financeiro inicial do contrato em caso de força maior, caso fortuito ou fato do príncipe ou em decorrência de fatos imprevisíveis ou previsíveis de consequências incalculáveis, que inviabilizem a execução do contrato tal como pactuado, respeitada, em qualquer caso, a repartição objetiva de risco estabelecida no contrato.</w:t>
       </w:r>
     </w:p>
     <w:p>
@@ -32714,15 +33387,7 @@
           <w:rFonts w:eastAsia="Arial Unicode MS"/>
           <w:bCs/>
         </w:rPr>
-        <w:t xml:space="preserve"> e a Contratada não poder cumprir as obrigações estabelecidas no instrumento contratual, será facultado a Contratada requerer à Administração a alteração do </w:t>
-      </w:r>
-      <w:r>
-        <w:rPr>
-          <w:rFonts w:eastAsia="Arial Unicode MS"/>
-          <w:bCs/>
-        </w:rPr>
-        <w:lastRenderedPageBreak/>
-        <w:t xml:space="preserve">preço registrado, mediante comprovação de fato superveniente que o impossibilite de cumprir o compromisso. </w:t>
+        <w:t xml:space="preserve"> e a Contratada não poder cumprir as obrigações estabelecidas no instrumento contratual, será facultado a Contratada requerer à Administração a alteração do preço registrado, mediante comprovação de fato superveniente que o impossibilite de cumprir o compromisso. </w:t>
       </w:r>
     </w:p>
     <w:p>
@@ -33259,6 +33924,7 @@
           <w:sz w:val="24"/>
           <w:szCs w:val="24"/>
         </w:rPr>
+        <w:lastRenderedPageBreak/>
         <w:t>empenho de dotações orçamentárias.</w:t>
       </w:r>
     </w:p>
@@ -33330,7 +33996,6 @@
         <w:ind w:left="0" w:firstLine="0"/>
       </w:pPr>
       <w:r>
-        <w:lastRenderedPageBreak/>
         <w:t>Serão gestores e fiscais os que seguem</w:t>
       </w:r>
       <w:r>
@@ -33923,11 +34588,7 @@
         <w:textAlignment w:val="auto"/>
       </w:pPr>
       <w:r>
-        <w:t xml:space="preserve">O licitante ou o contratado responderá administrativamente pelas infrações previstas na </w:t>
-      </w:r>
-      <w:r>
-        <w:lastRenderedPageBreak/>
-        <w:t>Lei Federal nº 14.133/2021, no Decreto Municipal nº 2.249/2026, neste Edital e no instrumento contratual, especialmente aquelas relacionadas à inexecução total ou parcial, ao atraso injustificado na execução, à não manutenção da proposta, à recusa em celebrar o contrato, à apresentação de documentação ou declaração falsa, à fraude, ao comportamento inidôneo e aos demais atos previstos na legislação aplicável.</w:t>
+        <w:t>O licitante ou o contratado responderá administrativamente pelas infrações previstas na Lei Federal nº 14.133/2021, no Decreto Municipal nº 2.249/2026, neste Edital e no instrumento contratual, especialmente aquelas relacionadas à inexecução total ou parcial, ao atraso injustificado na execução, à não manutenção da proposta, à recusa em celebrar o contrato, à apresentação de documentação ou declaração falsa, à fraude, ao comportamento inidôneo e aos demais atos previstos na legislação aplicável.</w:t>
       </w:r>
     </w:p>
     <w:p>
@@ -33969,7 +34630,15 @@
         <w:textAlignment w:val="auto"/>
       </w:pPr>
       <w:r>
-        <w:t>I - dar causa à inexecução parcial do instrumento contratual;</w:t>
+        <w:t xml:space="preserve">I - </w:t>
+      </w:r>
+      <w:proofErr w:type="gramStart"/>
+      <w:r>
+        <w:t>dar</w:t>
+      </w:r>
+      <w:proofErr w:type="gramEnd"/>
+      <w:r>
+        <w:t xml:space="preserve"> causa à inexecução parcial do instrumento contratual;</w:t>
       </w:r>
     </w:p>
     <w:p>
@@ -33983,7 +34652,15 @@
         <w:textAlignment w:val="auto"/>
       </w:pPr>
       <w:r>
-        <w:t>II - dar causa à inexecução parcial do instrumento contratual que cause grave dano à administração, ao funcionamento dos serviços públicos ou ao interesse coletivo;</w:t>
+        <w:t xml:space="preserve">II - </w:t>
+      </w:r>
+      <w:proofErr w:type="gramStart"/>
+      <w:r>
+        <w:t>dar</w:t>
+      </w:r>
+      <w:proofErr w:type="gramEnd"/>
+      <w:r>
+        <w:t xml:space="preserve"> causa à inexecução parcial do instrumento contratual que cause grave dano à administração, ao funcionamento dos serviços públicos ou ao interesse coletivo;</w:t>
       </w:r>
     </w:p>
     <w:p>
@@ -34011,7 +34688,15 @@
         <w:textAlignment w:val="auto"/>
       </w:pPr>
       <w:r>
-        <w:t>IV - deixar de entregar a documentação exigida;</w:t>
+        <w:t xml:space="preserve">IV - </w:t>
+      </w:r>
+      <w:proofErr w:type="gramStart"/>
+      <w:r>
+        <w:t>deixar</w:t>
+      </w:r>
+      <w:proofErr w:type="gramEnd"/>
+      <w:r>
+        <w:t xml:space="preserve"> de entregar a documentação exigida;</w:t>
       </w:r>
     </w:p>
     <w:p>
@@ -34025,7 +34710,15 @@
         <w:textAlignment w:val="auto"/>
       </w:pPr>
       <w:r>
-        <w:t>V - não manter a proposta, salvo em decorrência de fato superveniente devidamente justificado;</w:t>
+        <w:t xml:space="preserve">V - </w:t>
+      </w:r>
+      <w:proofErr w:type="gramStart"/>
+      <w:r>
+        <w:t>não</w:t>
+      </w:r>
+      <w:proofErr w:type="gramEnd"/>
+      <w:r>
+        <w:t xml:space="preserve"> manter a proposta, salvo em decorrência de fato superveniente devidamente justificado;</w:t>
       </w:r>
     </w:p>
     <w:p>
@@ -34039,7 +34732,15 @@
         <w:textAlignment w:val="auto"/>
       </w:pPr>
       <w:r>
-        <w:t>VI - não celebrar o instrumento contratual ou não entregar a documentação exigida para a contratação, quando convocado dentro do prazo de validade de sua proposta;</w:t>
+        <w:t xml:space="preserve">VI - </w:t>
+      </w:r>
+      <w:proofErr w:type="gramStart"/>
+      <w:r>
+        <w:t>não</w:t>
+      </w:r>
+      <w:proofErr w:type="gramEnd"/>
+      <w:r>
+        <w:t xml:space="preserve"> celebrar o instrumento contratual ou não entregar a documentação exigida para a contratação, quando convocado dentro do prazo de validade de sua proposta;</w:t>
       </w:r>
     </w:p>
     <w:p>
@@ -34081,7 +34782,15 @@
         <w:textAlignment w:val="auto"/>
       </w:pPr>
       <w:r>
-        <w:t>IX - fraudar a licitação ou praticar ato fraudulento na execução do instrumento contratual;</w:t>
+        <w:t xml:space="preserve">IX - </w:t>
+      </w:r>
+      <w:proofErr w:type="gramStart"/>
+      <w:r>
+        <w:t>fraudar</w:t>
+      </w:r>
+      <w:proofErr w:type="gramEnd"/>
+      <w:r>
+        <w:t xml:space="preserve"> a licitação ou praticar ato fraudulento na execução do instrumento contratual;</w:t>
       </w:r>
     </w:p>
     <w:p>
@@ -34095,7 +34804,15 @@
         <w:textAlignment w:val="auto"/>
       </w:pPr>
       <w:r>
-        <w:t>X - comportar-se de modo inidôneo ou cometer fraude de qualquer natureza;</w:t>
+        <w:t xml:space="preserve">X - </w:t>
+      </w:r>
+      <w:proofErr w:type="gramStart"/>
+      <w:r>
+        <w:t>comportar-se</w:t>
+      </w:r>
+      <w:proofErr w:type="gramEnd"/>
+      <w:r>
+        <w:t xml:space="preserve"> de modo inidôneo ou cometer fraude de qualquer natureza;</w:t>
       </w:r>
     </w:p>
     <w:p>
@@ -34151,7 +34868,15 @@
         <w:textAlignment w:val="auto"/>
       </w:pPr>
       <w:r>
-        <w:t>I - advertência;</w:t>
+        <w:t xml:space="preserve">I - </w:t>
+      </w:r>
+      <w:proofErr w:type="gramStart"/>
+      <w:r>
+        <w:t>advertência</w:t>
+      </w:r>
+      <w:proofErr w:type="gramEnd"/>
+      <w:r>
+        <w:t>;</w:t>
       </w:r>
     </w:p>
     <w:p>
@@ -34165,7 +34890,15 @@
         <w:textAlignment w:val="auto"/>
       </w:pPr>
       <w:r>
-        <w:t>II - multa;</w:t>
+        <w:t xml:space="preserve">II - </w:t>
+      </w:r>
+      <w:proofErr w:type="gramStart"/>
+      <w:r>
+        <w:t>multa</w:t>
+      </w:r>
+      <w:proofErr w:type="gramEnd"/>
+      <w:r>
+        <w:t>;</w:t>
       </w:r>
     </w:p>
     <w:p>
@@ -34193,7 +34926,15 @@
         <w:textAlignment w:val="auto"/>
       </w:pPr>
       <w:r>
-        <w:t>IV - declaração de inidoneidade para licitar ou contratar.</w:t>
+        <w:t xml:space="preserve">IV - </w:t>
+      </w:r>
+      <w:proofErr w:type="gramStart"/>
+      <w:r>
+        <w:t>declaração</w:t>
+      </w:r>
+      <w:proofErr w:type="gramEnd"/>
+      <w:r>
+        <w:t xml:space="preserve"> de inidoneidade para licitar ou contratar.</w:t>
       </w:r>
     </w:p>
     <w:p>
@@ -34263,6 +35004,7 @@
         <w:textAlignment w:val="auto"/>
       </w:pPr>
       <w:r>
+        <w:lastRenderedPageBreak/>
         <w:t>Considera-se multa compensatória a aplicada nas hipóteses de inexecução total ou parcial das obrigações contidas no edital ou no instrumento contratual, sempre que prevista previamente nestes instrumentos.</w:t>
       </w:r>
     </w:p>
@@ -34277,11 +35019,7 @@
         <w:textAlignment w:val="auto"/>
       </w:pPr>
       <w:r>
-        <w:t xml:space="preserve">Considera-se multa moratória aquela aplicada nas hipóteses de atraso injustificado na </w:t>
-      </w:r>
-      <w:r>
-        <w:lastRenderedPageBreak/>
-        <w:t>entrega do objeto da prestação contratual, na forma prevista no edital ou instrumento contratual.</w:t>
+        <w:t>Considera-se multa moratória aquela aplicada nas hipóteses de atraso injustificado na entrega do objeto da prestação contratual, na forma prevista no edital ou instrumento contratual.</w:t>
       </w:r>
     </w:p>
     <w:p>
@@ -34478,7 +35216,15 @@
         <w:textAlignment w:val="auto"/>
       </w:pPr>
       <w:r>
-        <w:t>I – obrigatoriamente, após exame jurídico, ao responsável pelas infrações administrativas previstas nos incisos VIII, IX, X, XI e XII;</w:t>
+        <w:t xml:space="preserve">I – </w:t>
+      </w:r>
+      <w:proofErr w:type="gramStart"/>
+      <w:r>
+        <w:t>obrigatoriamente</w:t>
+      </w:r>
+      <w:proofErr w:type="gramEnd"/>
+      <w:r>
+        <w:t>, após exame jurídico, ao responsável pelas infrações administrativas previstas nos incisos VIII, IX, X, XI e XII;</w:t>
       </w:r>
     </w:p>
     <w:p>
@@ -34492,7 +35238,19 @@
         <w:textAlignment w:val="auto"/>
       </w:pPr>
       <w:r>
-        <w:t>II – opcionalmente, após exame jurídico que conclua pela excessiva gravidade do ato, quanto às infrações administrativas previstas nos incisos II, III, IV, V, VI e VII, que necessitem de imposição de penalidade mais grave que o impedimento de licitar e contratar com a administração do Município.</w:t>
+        <w:t xml:space="preserve">II – </w:t>
+      </w:r>
+      <w:proofErr w:type="gramStart"/>
+      <w:r>
+        <w:t>opcionalmente</w:t>
+      </w:r>
+      <w:proofErr w:type="gramEnd"/>
+      <w:r>
+        <w:t xml:space="preserve">, após exame jurídico que conclua pela excessiva gravidade do ato, quanto às infrações administrativas previstas nos incisos II, III, IV, V, VI e VII, que necessitem </w:t>
+      </w:r>
+      <w:r>
+        <w:lastRenderedPageBreak/>
+        <w:t>de imposição de penalidade mais grave que o impedimento de licitar e contratar com a administração do Município.</w:t>
       </w:r>
     </w:p>
     <w:p>
@@ -34506,11 +35264,7 @@
         <w:textAlignment w:val="auto"/>
       </w:pPr>
       <w:r>
-        <w:t xml:space="preserve">No caso da prática de atos lesivos previstos no art. 5º da Lei Federal nº 12.846, de 1º de agosto de 2013, a que se refere o inciso XII, todas as infrações administrativas conexas serão </w:t>
-      </w:r>
-      <w:r>
-        <w:lastRenderedPageBreak/>
-        <w:t>apuradas e julgadas conjuntamente, nos termos da referida lei e do Decreto nº 16.954, de 2 de agosto de 2018.</w:t>
+        <w:t>No caso da prática de atos lesivos previstos no art. 5º da Lei Federal nº 12.846, de 1º de agosto de 2013, a que se refere o inciso XII, todas as infrações administrativas conexas serão apuradas e julgadas conjuntamente, nos termos da referida lei e do Decreto nº 16.954, de 2 de agosto de 2018.</w:t>
       </w:r>
     </w:p>
     <w:p>
@@ -34552,7 +35306,15 @@
         <w:textAlignment w:val="auto"/>
       </w:pPr>
       <w:r>
-        <w:t>I – notificar, no e-mail informado no instrumento contratual ou proposta, o licitante ou o contratado para, no prazo de até 5 (cinco) dias úteis, apresentar justificativa e, em sendo o caso, realizar a correção da irregularidade;</w:t>
+        <w:t xml:space="preserve">I – </w:t>
+      </w:r>
+      <w:proofErr w:type="gramStart"/>
+      <w:r>
+        <w:t>notificar</w:t>
+      </w:r>
+      <w:proofErr w:type="gramEnd"/>
+      <w:r>
+        <w:t>, no e-mail informado no instrumento contratual ou proposta, o licitante ou o contratado para, no prazo de até 5 (cinco) dias úteis, apresentar justificativa e, em sendo o caso, realizar a correção da irregularidade;</w:t>
       </w:r>
     </w:p>
     <w:p>
@@ -34566,7 +35328,15 @@
         <w:textAlignment w:val="auto"/>
       </w:pPr>
       <w:r>
-        <w:t>II - analisar a justificativa.</w:t>
+        <w:t xml:space="preserve">II - </w:t>
+      </w:r>
+      <w:proofErr w:type="gramStart"/>
+      <w:r>
+        <w:t>analisar</w:t>
+      </w:r>
+      <w:proofErr w:type="gramEnd"/>
+      <w:r>
+        <w:t xml:space="preserve"> a justificativa.</w:t>
       </w:r>
     </w:p>
     <w:p>
@@ -34665,7 +35435,15 @@
         <w:textAlignment w:val="auto"/>
       </w:pPr>
       <w:r>
-        <w:t>I - inexistência ou nulidade da intimação;</w:t>
+        <w:t xml:space="preserve">I - </w:t>
+      </w:r>
+      <w:proofErr w:type="gramStart"/>
+      <w:r>
+        <w:t>inexistência ou nulidade</w:t>
+      </w:r>
+      <w:proofErr w:type="gramEnd"/>
+      <w:r>
+        <w:t xml:space="preserve"> da intimação;</w:t>
       </w:r>
     </w:p>
     <w:p>
@@ -34679,7 +35457,15 @@
         <w:textAlignment w:val="auto"/>
       </w:pPr>
       <w:r>
-        <w:t>II - incompetência da autoridade sancionadora;</w:t>
+        <w:t xml:space="preserve">II - </w:t>
+      </w:r>
+      <w:proofErr w:type="gramStart"/>
+      <w:r>
+        <w:t>incompetência</w:t>
+      </w:r>
+      <w:proofErr w:type="gramEnd"/>
+      <w:r>
+        <w:t xml:space="preserve"> da autoridade sancionadora;</w:t>
       </w:r>
     </w:p>
     <w:p>
@@ -34707,7 +35493,15 @@
         <w:textAlignment w:val="auto"/>
       </w:pPr>
       <w:r>
-        <w:t>IV - decisão judicial que de qualquer forma obste o regular andamento do processo administrativo;</w:t>
+        <w:t xml:space="preserve">IV - </w:t>
+      </w:r>
+      <w:proofErr w:type="gramStart"/>
+      <w:r>
+        <w:t>decisão</w:t>
+      </w:r>
+      <w:proofErr w:type="gramEnd"/>
+      <w:r>
+        <w:t xml:space="preserve"> judicial que de qualquer forma obste o regular andamento do processo administrativo;</w:t>
       </w:r>
     </w:p>
     <w:p>
@@ -34721,7 +35515,15 @@
         <w:textAlignment w:val="auto"/>
       </w:pPr>
       <w:r>
-        <w:t>V - decadência ou prescrição;</w:t>
+        <w:t xml:space="preserve">V - </w:t>
+      </w:r>
+      <w:proofErr w:type="gramStart"/>
+      <w:r>
+        <w:t>decadência ou prescrição</w:t>
+      </w:r>
+      <w:proofErr w:type="gramEnd"/>
+      <w:r>
+        <w:t>;</w:t>
       </w:r>
     </w:p>
     <w:p>
@@ -34735,7 +35537,15 @@
         <w:textAlignment w:val="auto"/>
       </w:pPr>
       <w:r>
-        <w:t>VI - as provas que pretende produzir e os fatos que pretenda comprovar;</w:t>
+        <w:t xml:space="preserve">VI - </w:t>
+      </w:r>
+      <w:proofErr w:type="gramStart"/>
+      <w:r>
+        <w:t>as</w:t>
+      </w:r>
+      <w:proofErr w:type="gramEnd"/>
+      <w:r>
+        <w:t xml:space="preserve"> provas que pretende produzir e os fatos que pretenda comprovar;</w:t>
       </w:r>
     </w:p>
     <w:p>
@@ -34791,11 +35601,8 @@
         <w:textAlignment w:val="auto"/>
       </w:pPr>
       <w:r>
-        <w:t xml:space="preserve">No prazo de 5 (cinco) dias úteis após o encerramento da instrução, a Comissão Sancionadora elaborará relatório no qual mencionará os fatos imputados, os dispositivos legais e regulamentares infringidos, as penas a que está sujeito o infrator, as peças principais dos autos; analisará as manifestações da defesa e indicará as provas em que se baseou para formar sua </w:t>
-      </w:r>
-      <w:r>
         <w:lastRenderedPageBreak/>
-        <w:t>convicção e critérios de reabilitação, quando for o caso.</w:t>
+        <w:t>No prazo de 5 (cinco) dias úteis após o encerramento da instrução, a Comissão Sancionadora elaborará relatório no qual mencionará os fatos imputados, os dispositivos legais e regulamentares infringidos, as penas a que está sujeito o infrator, as peças principais dos autos; analisará as manifestações da defesa e indicará as provas em que se baseou para formar sua convicção e critérios de reabilitação, quando for o caso.</w:t>
       </w:r>
     </w:p>
     <w:p>
@@ -34879,7 +35686,15 @@
         <w:textAlignment w:val="auto"/>
       </w:pPr>
       <w:r>
-        <w:t>II - as peculiaridades do caso concreto;</w:t>
+        <w:t xml:space="preserve">II - </w:t>
+      </w:r>
+      <w:proofErr w:type="gramStart"/>
+      <w:r>
+        <w:t>as</w:t>
+      </w:r>
+      <w:proofErr w:type="gramEnd"/>
+      <w:r>
+        <w:t xml:space="preserve"> peculiaridades do caso concreto;</w:t>
       </w:r>
     </w:p>
     <w:p>
@@ -34907,7 +35722,15 @@
         <w:textAlignment w:val="auto"/>
       </w:pPr>
       <w:r>
-        <w:t>IV - os danos que dela provierem para a Administração Pública;</w:t>
+        <w:t xml:space="preserve">IV - </w:t>
+      </w:r>
+      <w:proofErr w:type="gramStart"/>
+      <w:r>
+        <w:t>os</w:t>
+      </w:r>
+      <w:proofErr w:type="gramEnd"/>
+      <w:r>
+        <w:t xml:space="preserve"> danos que dela provierem para a Administração Pública;</w:t>
       </w:r>
     </w:p>
     <w:p>
@@ -34921,7 +35744,15 @@
         <w:textAlignment w:val="auto"/>
       </w:pPr>
       <w:r>
-        <w:t>V - a implantação ou o aperfeiçoamento de programa de integridade, conforme normas e orientações dos órgãos de controle.</w:t>
+        <w:t xml:space="preserve">V - </w:t>
+      </w:r>
+      <w:proofErr w:type="gramStart"/>
+      <w:r>
+        <w:t>a</w:t>
+      </w:r>
+      <w:proofErr w:type="gramEnd"/>
+      <w:r>
+        <w:t xml:space="preserve"> implantação ou o aperfeiçoamento de programa de integridade, conforme normas e orientações dos órgãos de controle.</w:t>
       </w:r>
     </w:p>
     <w:p>
@@ -34949,7 +35780,15 @@
         <w:textAlignment w:val="auto"/>
       </w:pPr>
       <w:r>
-        <w:t>I - a reincidência;</w:t>
+        <w:t xml:space="preserve">I - </w:t>
+      </w:r>
+      <w:proofErr w:type="gramStart"/>
+      <w:r>
+        <w:t>a</w:t>
+      </w:r>
+      <w:proofErr w:type="gramEnd"/>
+      <w:r>
+        <w:t xml:space="preserve"> reincidência;</w:t>
       </w:r>
     </w:p>
     <w:p>
@@ -34963,7 +35802,15 @@
         <w:textAlignment w:val="auto"/>
       </w:pPr>
       <w:r>
-        <w:t>II - não responder às notificações enviadas pela gestão do instrumento contratual ou correlato quando se tratar de nota de empenho substituta de instrumento contratual;</w:t>
+        <w:t xml:space="preserve">II - </w:t>
+      </w:r>
+      <w:proofErr w:type="gramStart"/>
+      <w:r>
+        <w:t>não</w:t>
+      </w:r>
+      <w:proofErr w:type="gramEnd"/>
+      <w:r>
+        <w:t xml:space="preserve"> responder às notificações enviadas pela gestão do instrumento contratual ou correlato quando se tratar de nota de empenho substituta de instrumento contratual;</w:t>
       </w:r>
     </w:p>
     <w:p>
@@ -34991,7 +35838,15 @@
         <w:textAlignment w:val="auto"/>
       </w:pPr>
       <w:r>
-        <w:t>IV - o conluio entre licitantes ou contratados para a prática da infração;</w:t>
+        <w:t xml:space="preserve">IV - </w:t>
+      </w:r>
+      <w:proofErr w:type="gramStart"/>
+      <w:r>
+        <w:t>o</w:t>
+      </w:r>
+      <w:proofErr w:type="gramEnd"/>
+      <w:r>
+        <w:t xml:space="preserve"> conluio entre licitantes ou contratados para a prática da infração;</w:t>
       </w:r>
     </w:p>
     <w:p>
@@ -35005,7 +35860,15 @@
         <w:textAlignment w:val="auto"/>
       </w:pPr>
       <w:r>
-        <w:t>V - a apresentação de documento falso no curso do processo administrativo de apuração de responsabilidade;</w:t>
+        <w:t xml:space="preserve">V - </w:t>
+      </w:r>
+      <w:proofErr w:type="gramStart"/>
+      <w:r>
+        <w:t>a</w:t>
+      </w:r>
+      <w:proofErr w:type="gramEnd"/>
+      <w:r>
+        <w:t xml:space="preserve"> apresentação de documento falso no curso do processo administrativo de apuração de responsabilidade;</w:t>
       </w:r>
     </w:p>
     <w:p>
@@ -35019,7 +35882,15 @@
         <w:textAlignment w:val="auto"/>
       </w:pPr>
       <w:r>
-        <w:t>VI - a prática de infrações em outros instrumentos contratuais administrativos celebrados com a administração municipal.</w:t>
+        <w:t xml:space="preserve">VI - </w:t>
+      </w:r>
+      <w:proofErr w:type="gramStart"/>
+      <w:r>
+        <w:t>a</w:t>
+      </w:r>
+      <w:proofErr w:type="gramEnd"/>
+      <w:r>
+        <w:t xml:space="preserve"> prática de infrações em outros instrumentos contratuais administrativos celebrados com a administração municipal.</w:t>
       </w:r>
     </w:p>
     <w:p>
@@ -35047,7 +35918,15 @@
         <w:textAlignment w:val="auto"/>
       </w:pPr>
       <w:r>
-        <w:t>I - o processado ser Microempresa ou Empresa de Pequeno Porte;</w:t>
+        <w:t xml:space="preserve">I - </w:t>
+      </w:r>
+      <w:proofErr w:type="gramStart"/>
+      <w:r>
+        <w:t>o</w:t>
+      </w:r>
+      <w:proofErr w:type="gramEnd"/>
+      <w:r>
+        <w:t xml:space="preserve"> processado ser Microempresa ou Empresa de Pequeno Porte;</w:t>
       </w:r>
     </w:p>
     <w:p>
@@ -35061,7 +35940,15 @@
         <w:textAlignment w:val="auto"/>
       </w:pPr>
       <w:r>
-        <w:t>II - a primariedade;</w:t>
+        <w:t xml:space="preserve">II - </w:t>
+      </w:r>
+      <w:proofErr w:type="gramStart"/>
+      <w:r>
+        <w:t>a</w:t>
+      </w:r>
+      <w:proofErr w:type="gramEnd"/>
+      <w:r>
+        <w:t xml:space="preserve"> primariedade;</w:t>
       </w:r>
     </w:p>
     <w:p>
@@ -35089,7 +35976,15 @@
         <w:textAlignment w:val="auto"/>
       </w:pPr>
       <w:r>
-        <w:t>IV - reparar o dano antes do julgamento;</w:t>
+        <w:t xml:space="preserve">IV - </w:t>
+      </w:r>
+      <w:proofErr w:type="gramStart"/>
+      <w:r>
+        <w:t>reparar</w:t>
+      </w:r>
+      <w:proofErr w:type="gramEnd"/>
+      <w:r>
+        <w:t xml:space="preserve"> o dano antes do julgamento;</w:t>
       </w:r>
     </w:p>
     <w:p>
@@ -35103,7 +35998,15 @@
         <w:textAlignment w:val="auto"/>
       </w:pPr>
       <w:r>
-        <w:t>V - confessar a autoria da infração.</w:t>
+        <w:t xml:space="preserve">V - </w:t>
+      </w:r>
+      <w:proofErr w:type="gramStart"/>
+      <w:r>
+        <w:t>confessar</w:t>
+      </w:r>
+      <w:proofErr w:type="gramEnd"/>
+      <w:r>
+        <w:t xml:space="preserve"> a autoria da infração.</w:t>
       </w:r>
     </w:p>
     <w:p>
@@ -35159,7 +36062,11 @@
         <w:textAlignment w:val="auto"/>
       </w:pPr>
       <w:r>
-        <w:t>Caberá pedido de reconsideração, no prazo de 15 (quinze) dias úteis, contado da data da intimação, da decisão que aplica a penalidade de declaração de inidoneidade de licitar e contratar, e será decidido no prazo máximo de 20 (vinte) dias úteis, contado do seu recebimento.</w:t>
+        <w:t xml:space="preserve">Caberá pedido de reconsideração, no prazo de 15 (quinze) dias úteis, contado da data da </w:t>
+      </w:r>
+      <w:r>
+        <w:lastRenderedPageBreak/>
+        <w:t>intimação, da decisão que aplica a penalidade de declaração de inidoneidade de licitar e contratar, e será decidido no prazo máximo de 20 (vinte) dias úteis, contado do seu recebimento.</w:t>
       </w:r>
     </w:p>
     <w:p>
@@ -35187,7 +36094,15 @@
         <w:textAlignment w:val="auto"/>
       </w:pPr>
       <w:r>
-        <w:t>I - fora do prazo;</w:t>
+        <w:t xml:space="preserve">I - </w:t>
+      </w:r>
+      <w:proofErr w:type="gramStart"/>
+      <w:r>
+        <w:t>fora</w:t>
+      </w:r>
+      <w:proofErr w:type="gramEnd"/>
+      <w:r>
+        <w:t xml:space="preserve"> do prazo;</w:t>
       </w:r>
     </w:p>
     <w:p>
@@ -35201,8 +36116,15 @@
         <w:textAlignment w:val="auto"/>
       </w:pPr>
       <w:r>
-        <w:lastRenderedPageBreak/>
-        <w:t>II - por quem não seja legitimado;</w:t>
+        <w:t xml:space="preserve">II - </w:t>
+      </w:r>
+      <w:proofErr w:type="gramStart"/>
+      <w:r>
+        <w:t>por</w:t>
+      </w:r>
+      <w:proofErr w:type="gramEnd"/>
+      <w:r>
+        <w:t xml:space="preserve"> quem não seja legitimado;</w:t>
       </w:r>
     </w:p>
     <w:p>
@@ -35230,7 +36152,15 @@
         <w:textAlignment w:val="auto"/>
       </w:pPr>
       <w:r>
-        <w:t>IV - por ausência de interesse recursal;</w:t>
+        <w:t xml:space="preserve">IV - </w:t>
+      </w:r>
+      <w:proofErr w:type="gramStart"/>
+      <w:r>
+        <w:t>por</w:t>
+      </w:r>
+      <w:proofErr w:type="gramEnd"/>
+      <w:r>
+        <w:t xml:space="preserve"> ausência de interesse recursal;</w:t>
       </w:r>
     </w:p>
     <w:p>
@@ -35244,7 +36174,15 @@
         <w:textAlignment w:val="auto"/>
       </w:pPr>
       <w:r>
-        <w:t>V - contra atos de mero expediente ou preparatórios de decisões, bem como em face de análises técnicas e pareceres ou decisões irrecorríveis.</w:t>
+        <w:t xml:space="preserve">V - </w:t>
+      </w:r>
+      <w:proofErr w:type="gramStart"/>
+      <w:r>
+        <w:t>contra</w:t>
+      </w:r>
+      <w:proofErr w:type="gramEnd"/>
+      <w:r>
+        <w:t xml:space="preserve"> atos de mero expediente ou preparatórios de decisões, bem como em face de análises técnicas e pareceres ou decisões irrecorríveis.</w:t>
       </w:r>
     </w:p>
     <w:p>
@@ -35328,7 +36266,15 @@
         <w:textAlignment w:val="auto"/>
       </w:pPr>
       <w:r>
-        <w:t>I - descontada do valor de pagamento devido à apenada;</w:t>
+        <w:t xml:space="preserve">I - </w:t>
+      </w:r>
+      <w:proofErr w:type="gramStart"/>
+      <w:r>
+        <w:t>descontada</w:t>
+      </w:r>
+      <w:proofErr w:type="gramEnd"/>
+      <w:r>
+        <w:t xml:space="preserve"> do valor de pagamento devido à apenada;</w:t>
       </w:r>
     </w:p>
     <w:p>
@@ -35342,7 +36288,15 @@
         <w:textAlignment w:val="auto"/>
       </w:pPr>
       <w:r>
-        <w:t>II - descontada do valor da garantia, se na modalidade caução em dinheiro;</w:t>
+        <w:t xml:space="preserve">II - </w:t>
+      </w:r>
+      <w:proofErr w:type="gramStart"/>
+      <w:r>
+        <w:t>descontada</w:t>
+      </w:r>
+      <w:proofErr w:type="gramEnd"/>
+      <w:r>
+        <w:t xml:space="preserve"> do valor da garantia, se na modalidade caução em dinheiro;</w:t>
       </w:r>
     </w:p>
     <w:p>
@@ -35370,7 +36324,15 @@
         <w:textAlignment w:val="auto"/>
       </w:pPr>
       <w:r>
-        <w:t>IV - paga diretamente ao erário, em parcela única ou parceladamente, conforme o rito previsto pelo Departamento de Tributos e pela legislação para os débitos perante a Fazenda Pública.</w:t>
+        <w:t xml:space="preserve">IV - </w:t>
+      </w:r>
+      <w:proofErr w:type="gramStart"/>
+      <w:r>
+        <w:t>paga</w:t>
+      </w:r>
+      <w:proofErr w:type="gramEnd"/>
+      <w:r>
+        <w:t xml:space="preserve"> diretamente ao erário, em parcela única ou parceladamente, conforme o rito previsto pelo Departamento de Tributos e pela legislação para os débitos perante a Fazenda Pública.</w:t>
       </w:r>
     </w:p>
     <w:p>
@@ -35440,7 +36402,15 @@
         <w:textAlignment w:val="auto"/>
       </w:pPr>
       <w:r>
-        <w:t>I - o Decreto-Lei Federal nº 4.657, de 4 de setembro de 1942 - Lei de Introdução às Normas do Direito Brasileiro;</w:t>
+        <w:t xml:space="preserve">I - </w:t>
+      </w:r>
+      <w:proofErr w:type="gramStart"/>
+      <w:r>
+        <w:t>o</w:t>
+      </w:r>
+      <w:proofErr w:type="gramEnd"/>
+      <w:r>
+        <w:t xml:space="preserve"> Decreto-Lei Federal nº 4.657, de 4 de setembro de 1942 - Lei de Introdução às Normas do Direito Brasileiro;</w:t>
       </w:r>
     </w:p>
     <w:p>
@@ -35454,7 +36424,15 @@
         <w:textAlignment w:val="auto"/>
       </w:pPr>
       <w:r>
-        <w:t>II - a Lei Federal nº 9.784, de 29 de janeiro de 1999, que regula o processo administrativo no âmbito da administração pública federal;</w:t>
+        <w:t xml:space="preserve">II - </w:t>
+      </w:r>
+      <w:proofErr w:type="gramStart"/>
+      <w:r>
+        <w:t>a</w:t>
+      </w:r>
+      <w:proofErr w:type="gramEnd"/>
+      <w:r>
+        <w:t xml:space="preserve"> Lei Federal nº 9.784, de 29 de janeiro de 1999, que regula o processo administrativo no âmbito da administração pública federal;</w:t>
       </w:r>
     </w:p>
     <w:p>
@@ -35482,7 +36460,16 @@
         <w:textAlignment w:val="auto"/>
       </w:pPr>
       <w:r>
-        <w:t>IV - o Decreto Federal nº 9.830, de 10 de junho de 2019.</w:t>
+        <w:lastRenderedPageBreak/>
+        <w:t xml:space="preserve">IV - </w:t>
+      </w:r>
+      <w:proofErr w:type="gramStart"/>
+      <w:r>
+        <w:t>o</w:t>
+      </w:r>
+      <w:proofErr w:type="gramEnd"/>
+      <w:r>
+        <w:t xml:space="preserve"> Decreto Federal nº 9.830, de 10 de junho de 2019.</w:t>
       </w:r>
       <w:r>
         <w:t> </w:t>
@@ -35560,7 +36547,6 @@
         <w:ind w:left="0" w:firstLine="0"/>
       </w:pPr>
       <w:r>
-        <w:lastRenderedPageBreak/>
         <w:t>Constituirão motivos para extinção do instrumento contratual, a qual deverá ser formalmente motivada em autos de processo, assegurados o contraditório e a ampla defesa, as seguintes situações:</w:t>
       </w:r>
     </w:p>
@@ -36021,7 +37007,11 @@
         <w:ind w:left="0" w:firstLine="0"/>
       </w:pPr>
       <w:r>
-        <w:t>As hipóteses de extinção a que se referem os incisos suspensão de execução do contrato, por ordem escrita da Administração, por prazo superior a 3 (três) meses, repetidas suspensões que totalizem 90 (noventa) dias úteis, independentemente do pagamento obrigatório de indenização pelas sucessivas e contratualmente imprevistas desmobilizações e mobilizações e outras previstas e atraso superior a 2 (dois) meses, contado da emissão da nota fiscal, dos pagamentos ou de parcelas de pagamentos devidos pela Administração por despesas de obras, serviços ou fornecimentos observarão as seguintes disposições:</w:t>
+        <w:t xml:space="preserve">As hipóteses de extinção a que se referem os incisos suspensão de execução do contrato, por ordem escrita da Administração, por prazo superior a 3 (três) meses, repetidas suspensões que totalizem 90 (noventa) dias úteis, independentemente do pagamento obrigatório de </w:t>
+      </w:r>
+      <w:r>
+        <w:lastRenderedPageBreak/>
+        <w:t>indenização pelas sucessivas e contratualmente imprevistas desmobilizações e mobilizações e outras previstas e atraso superior a 2 (dois) meses, contado da emissão da nota fiscal, dos pagamentos ou de parcelas de pagamentos devidos pela Administração por despesas de obras, serviços ou fornecimentos observarão as seguintes disposições:</w:t>
       </w:r>
     </w:p>
     <w:p>
@@ -36052,7 +37042,6 @@
           <w:sz w:val="24"/>
           <w:szCs w:val="24"/>
         </w:rPr>
-        <w:lastRenderedPageBreak/>
         <w:t>não serão admitidas em caso de calamidade pública, de grave perturbação da ordem interna ou de guerra, bem como quando decorrerem de ato ou fato que o contratado tenha praticado, do qual tenha participado ou para o qual tenha contribuído;</w:t>
       </w:r>
     </w:p>
@@ -36596,7 +37585,11 @@
         <w:ind w:left="0" w:firstLine="0"/>
       </w:pPr>
       <w:r>
-        <w:t>A aplicação das medidas de assunção imediata do objeto do contrato, no estado e local em que se encontrar, por ato próprio da Administração e ocupação e utilização do local, das instalações, dos equipamentos, do material e do pessoal empregados na execução do contrato e necessários à sua continuidade ficará a critério da Administração, que poderá dar continuidade à obra ou ao serviço por execução direta ou indireta.</w:t>
+        <w:t xml:space="preserve">A aplicação das medidas de assunção imediata do objeto do contrato, no estado e local em que se encontrar, por ato próprio da Administração e ocupação e utilização do local, das instalações, dos equipamentos, do material e do pessoal empregados na execução do contrato e </w:t>
+      </w:r>
+      <w:r>
+        <w:lastRenderedPageBreak/>
+        <w:t>necessários à sua continuidade ficará a critério da Administração, que poderá dar continuidade à obra ou ao serviço por execução direta ou indireta.</w:t>
       </w:r>
     </w:p>
     <w:p>
@@ -36609,11 +37602,7 @@
         <w:ind w:left="0" w:firstLine="0"/>
       </w:pPr>
       <w:r>
-        <w:t xml:space="preserve">Na hipótese da ocupação e utilização do local, das instalações, dos equipamentos, do material e do pessoal empregados na execução do contrato e necessários à sua continuidade, o </w:t>
-      </w:r>
-      <w:r>
-        <w:lastRenderedPageBreak/>
-        <w:t>ato deverá ser precedido de autorização expressa do diretor municipal competente, conforme o caso.</w:t>
+        <w:t>Na hipótese da ocupação e utilização do local, das instalações, dos equipamentos, do material e do pessoal empregados na execução do contrato e necessários à sua continuidade, o ato deverá ser precedido de autorização expressa do diretor municipal competente, conforme o caso.</w:t>
       </w:r>
     </w:p>
     <w:p>
@@ -37102,7 +38091,15 @@
           <w:rFonts w:eastAsiaTheme="minorEastAsia"/>
           <w:color w:val="000000"/>
         </w:rPr>
-        <w:t>As partes cooperarão entre si no cumprimento das obrigações referentes ao exercício dos direitos dos Titulares previstos na LGPD e nas Leis e Regulamentos de Proteção de Dados em vigor e no atendimento de requisições e determinações do Poder Judiciário, Ministério Público, órgãos de controle administrativo etc.</w:t>
+        <w:t xml:space="preserve">As partes cooperarão entre si no cumprimento das obrigações referentes ao exercício dos direitos dos Titulares previstos na LGPD e nas Leis e Regulamentos de Proteção de Dados em vigor e no atendimento de requisições e determinações do Poder Judiciário, Ministério Público, </w:t>
+      </w:r>
+      <w:r>
+        <w:rPr>
+          <w:rFonts w:eastAsiaTheme="minorEastAsia"/>
+          <w:color w:val="000000"/>
+        </w:rPr>
+        <w:lastRenderedPageBreak/>
+        <w:t>órgãos de controle administrativo etc.</w:t>
       </w:r>
     </w:p>
     <w:p>
@@ -37137,15 +38134,7 @@
           <w:rFonts w:eastAsiaTheme="minorEastAsia"/>
           <w:color w:val="000000"/>
         </w:rPr>
-        <w:t xml:space="preserve"> ou não havendo mais necessidade de utilização dos dados pessoais, sensíveis ou não, o fornecedor interromperá o tratamento e, em no máximo 30 (trinta) dias, eliminará completamente os Dados Pessoais e todas as cópias </w:t>
-      </w:r>
-      <w:r>
-        <w:rPr>
-          <w:rFonts w:eastAsiaTheme="minorEastAsia"/>
-          <w:color w:val="000000"/>
-        </w:rPr>
-        <w:lastRenderedPageBreak/>
-        <w:t>porventura existentes (em formato digital, físico ou outro qualquer), salvo quando necessite mantê-los para cumprimento de obrigação legal ou outra hipótese legal prevista na LGPD.</w:t>
+        <w:t xml:space="preserve"> ou não havendo mais necessidade de utilização dos dados pessoais, sensíveis ou não, o fornecedor interromperá o tratamento e, em no máximo 30 (trinta) dias, eliminará completamente os Dados Pessoais e todas as cópias porventura existentes (em formato digital, físico ou outro qualquer), salvo quando necessite mantê-los para cumprimento de obrigação legal ou outra hipótese legal prevista na LGPD.</w:t>
       </w:r>
     </w:p>
     <w:p>
@@ -38186,8 +39175,9 @@
           <w:sz w:val="24"/>
           <w:szCs w:val="24"/>
         </w:rPr>
-        <w:t>{{N.PROCESSO}}</w:t>
-      </w:r>
+        <w:t>{{</w:t>
+      </w:r>
+      <w:proofErr w:type="gramStart"/>
       <w:r>
         <w:rPr>
           <w:rFonts w:ascii="Calibri" w:hAnsi="Calibri" w:cs="Calibri"/>
@@ -38195,7 +39185,7 @@
           <w:sz w:val="24"/>
           <w:szCs w:val="24"/>
         </w:rPr>
-        <w:t xml:space="preserve">             PREGÃO ELETRÔNIC</w:t>
+        <w:t>N.PROCESSO}}</w:t>
       </w:r>
       <w:r>
         <w:rPr>
@@ -38204,6 +39194,25 @@
           <w:sz w:val="24"/>
           <w:szCs w:val="24"/>
         </w:rPr>
+        <w:t xml:space="preserve">   </w:t>
+      </w:r>
+      <w:proofErr w:type="gramEnd"/>
+      <w:r>
+        <w:rPr>
+          <w:rFonts w:ascii="Calibri" w:hAnsi="Calibri" w:cs="Calibri"/>
+          <w:b/>
+          <w:sz w:val="24"/>
+          <w:szCs w:val="24"/>
+        </w:rPr>
+        <w:t xml:space="preserve">          PREGÃO ELETRÔNIC</w:t>
+      </w:r>
+      <w:r>
+        <w:rPr>
+          <w:rFonts w:ascii="Calibri" w:hAnsi="Calibri" w:cs="Calibri"/>
+          <w:b/>
+          <w:sz w:val="24"/>
+          <w:szCs w:val="24"/>
+        </w:rPr>
         <w:t>O</w:t>
       </w:r>
       <w:r>
@@ -38222,7 +39231,27 @@
           <w:sz w:val="24"/>
           <w:szCs w:val="24"/>
         </w:rPr>
-        <w:t>{{N.MODALIDADE}}</w:t>
+        <w:t>{{</w:t>
+      </w:r>
+      <w:proofErr w:type="gramStart"/>
+      <w:r>
+        <w:rPr>
+          <w:rFonts w:ascii="Calibri" w:hAnsi="Calibri" w:cs="Calibri"/>
+          <w:b/>
+          <w:sz w:val="24"/>
+          <w:szCs w:val="24"/>
+        </w:rPr>
+        <w:t>N.MODALIDADE</w:t>
+      </w:r>
+      <w:proofErr w:type="gramEnd"/>
+      <w:r>
+        <w:rPr>
+          <w:rFonts w:ascii="Calibri" w:hAnsi="Calibri" w:cs="Calibri"/>
+          <w:b/>
+          <w:sz w:val="24"/>
+          <w:szCs w:val="24"/>
+        </w:rPr>
+        <w:t>}}</w:t>
       </w:r>
     </w:p>
     <w:p>
@@ -38494,7 +39523,7 @@
         </w:rPr>
         <w:t xml:space="preserve">: </w:t>
       </w:r>
-      <w:hyperlink r:id="rId19" w:history="1">
+      <w:hyperlink r:id="rId20" w:history="1">
         <w:r>
           <w:rPr>
             <w:rFonts w:ascii="Calibri" w:hAnsi="Calibri" w:cs="Calibri"/>
@@ -39807,8 +40836,9 @@
           <w:sz w:val="24"/>
           <w:szCs w:val="24"/>
         </w:rPr>
-        <w:t>{{N.PROCESSO}}</w:t>
-      </w:r>
+        <w:t>{{</w:t>
+      </w:r>
+      <w:proofErr w:type="gramStart"/>
       <w:r>
         <w:rPr>
           <w:rFonts w:ascii="Calibri" w:hAnsi="Calibri" w:cs="Calibri"/>
@@ -39816,7 +40846,7 @@
           <w:sz w:val="24"/>
           <w:szCs w:val="24"/>
         </w:rPr>
-        <w:t xml:space="preserve">             PREGÃO ELETRÔNICO </w:t>
+        <w:t>N.PROCESSO}}</w:t>
       </w:r>
       <w:r>
         <w:rPr>
@@ -39825,8 +40855,28 @@
           <w:sz w:val="24"/>
           <w:szCs w:val="24"/>
         </w:rPr>
+        <w:t xml:space="preserve">   </w:t>
+      </w:r>
+      <w:proofErr w:type="gramEnd"/>
+      <w:r>
+        <w:rPr>
+          <w:rFonts w:ascii="Calibri" w:hAnsi="Calibri" w:cs="Calibri"/>
+          <w:b/>
+          <w:sz w:val="24"/>
+          <w:szCs w:val="24"/>
+        </w:rPr>
+        <w:t xml:space="preserve">          PREGÃO ELETRÔNICO </w:t>
+      </w:r>
+      <w:r>
+        <w:rPr>
+          <w:rFonts w:ascii="Calibri" w:hAnsi="Calibri" w:cs="Calibri"/>
+          <w:b/>
+          <w:sz w:val="24"/>
+          <w:szCs w:val="24"/>
+        </w:rPr>
         <w:t>{{</w:t>
       </w:r>
+      <w:proofErr w:type="gramStart"/>
       <w:r>
         <w:rPr>
           <w:rFonts w:ascii="Calibri" w:hAnsi="Calibri" w:cs="Calibri"/>
@@ -39834,7 +40884,17 @@
           <w:sz w:val="24"/>
           <w:szCs w:val="24"/>
         </w:rPr>
-        <w:t>N.MODALIDADE}}</w:t>
+        <w:t>N.MODALIDADE</w:t>
+      </w:r>
+      <w:proofErr w:type="gramEnd"/>
+      <w:r>
+        <w:rPr>
+          <w:rFonts w:ascii="Calibri" w:hAnsi="Calibri" w:cs="Calibri"/>
+          <w:b/>
+          <w:sz w:val="24"/>
+          <w:szCs w:val="24"/>
+        </w:rPr>
+        <w:t>}}</w:t>
       </w:r>
     </w:p>
     <w:p>
@@ -40589,22 +41649,19 @@
           <w:sz w:val="24"/>
           <w:szCs w:val="24"/>
         </w:rPr>
-        <w:t>{{N.PROCESSO}}</w:t>
-      </w:r>
-    </w:p>
-    <w:p>
-      <w:pPr>
-        <w:tabs>
-          <w:tab w:val="left" w:pos="0"/>
-        </w:tabs>
-        <w:jc w:val="both"/>
+        <w:t>{{</w:t>
+      </w:r>
+      <w:proofErr w:type="gramStart"/>
+      <w:r>
         <w:rPr>
           <w:rFonts w:ascii="Calibri" w:hAnsi="Calibri" w:cs="Calibri"/>
           <w:b/>
           <w:sz w:val="24"/>
           <w:szCs w:val="24"/>
         </w:rPr>
-      </w:pPr>
+        <w:t>N.PROCESSO</w:t>
+      </w:r>
+      <w:proofErr w:type="gramEnd"/>
       <w:r>
         <w:rPr>
           <w:rFonts w:ascii="Calibri" w:hAnsi="Calibri" w:cs="Calibri"/>
@@ -40612,6 +41669,29 @@
           <w:sz w:val="24"/>
           <w:szCs w:val="24"/>
         </w:rPr>
+        <w:t>}}</w:t>
+      </w:r>
+    </w:p>
+    <w:p>
+      <w:pPr>
+        <w:tabs>
+          <w:tab w:val="left" w:pos="0"/>
+        </w:tabs>
+        <w:jc w:val="both"/>
+        <w:rPr>
+          <w:rFonts w:ascii="Calibri" w:hAnsi="Calibri" w:cs="Calibri"/>
+          <w:b/>
+          <w:sz w:val="24"/>
+          <w:szCs w:val="24"/>
+        </w:rPr>
+      </w:pPr>
+      <w:r>
+        <w:rPr>
+          <w:rFonts w:ascii="Calibri" w:hAnsi="Calibri" w:cs="Calibri"/>
+          <w:b/>
+          <w:sz w:val="24"/>
+          <w:szCs w:val="24"/>
+        </w:rPr>
         <w:t xml:space="preserve">PREGÃO ELETRÔNICO Nº </w:t>
       </w:r>
       <w:r>
@@ -40621,7 +41701,27 @@
           <w:sz w:val="24"/>
           <w:szCs w:val="24"/>
         </w:rPr>
-        <w:t>{{N.MODALIDADE}}</w:t>
+        <w:t>{{</w:t>
+      </w:r>
+      <w:proofErr w:type="gramStart"/>
+      <w:r>
+        <w:rPr>
+          <w:rFonts w:ascii="Calibri" w:hAnsi="Calibri" w:cs="Calibri"/>
+          <w:b/>
+          <w:sz w:val="24"/>
+          <w:szCs w:val="24"/>
+        </w:rPr>
+        <w:t>N.MODALIDADE</w:t>
+      </w:r>
+      <w:proofErr w:type="gramEnd"/>
+      <w:r>
+        <w:rPr>
+          <w:rFonts w:ascii="Calibri" w:hAnsi="Calibri" w:cs="Calibri"/>
+          <w:b/>
+          <w:sz w:val="24"/>
+          <w:szCs w:val="24"/>
+        </w:rPr>
+        <w:t>}}</w:t>
       </w:r>
     </w:p>
     <w:p>
@@ -41170,13 +42270,29 @@
         <w:t xml:space="preserve">Proc. </w:t>
       </w:r>
       <w:r>
-        <w:t>{{N.PROCESSO}}</w:t>
+        <w:t>{{</w:t>
+      </w:r>
+      <w:proofErr w:type="gramStart"/>
+      <w:r>
+        <w:t>N.PROCESSO</w:t>
+      </w:r>
+      <w:proofErr w:type="gramEnd"/>
+      <w:r>
+        <w:t>}}</w:t>
       </w:r>
       <w:r>
         <w:t xml:space="preserve"> – Pregão Eletrônico </w:t>
       </w:r>
       <w:r>
-        <w:t>{{N.MODALIDADE}}</w:t>
+        <w:t>{{</w:t>
+      </w:r>
+      <w:proofErr w:type="gramStart"/>
+      <w:r>
+        <w:t>N.MODALIDADE</w:t>
+      </w:r>
+      <w:proofErr w:type="gramEnd"/>
+      <w:r>
+        <w:t>}}</w:t>
       </w:r>
       <w:r>
         <w:t xml:space="preserve"> </w:t>
@@ -41226,7 +42342,19 @@
         <w:t xml:space="preserve">Federal nº </w:t>
       </w:r>
       <w:r>
-        <w:t>14.133/2021, Decreto Municipal 2056/2024 e demais legislações aplicáveis.</w:t>
+        <w:t>14.133/2021, Decreto Municipal 2056/2024</w:t>
+      </w:r>
+      <w:r>
+        <w:t xml:space="preserve">, </w:t>
+      </w:r>
+      <w:r>
+        <w:rPr>
+          <w:bCs/>
+        </w:rPr>
+        <w:t xml:space="preserve">Decreto Municipal 2249/2026 </w:t>
+      </w:r>
+      <w:r>
+        <w:t>e demais legislações aplicáveis.</w:t>
       </w:r>
     </w:p>
     <w:p>
@@ -41485,7 +42613,16 @@
                 <w:sz w:val="24"/>
                 <w:szCs w:val="24"/>
               </w:rPr>
-              <w:t>VALOR UNIT.</w:t>
+              <w:t xml:space="preserve">VALOR </w:t>
+            </w:r>
+            <w:r>
+              <w:rPr>
+                <w:rFonts w:ascii="Calibri" w:eastAsia="Arial Unicode MS" w:hAnsi="Calibri" w:cs="Calibri"/>
+                <w:sz w:val="24"/>
+                <w:szCs w:val="24"/>
+              </w:rPr>
+              <w:lastRenderedPageBreak/>
+              <w:t>UNIT.</w:t>
             </w:r>
           </w:p>
         </w:tc>
@@ -41516,7 +42653,17 @@
                 <w:sz w:val="24"/>
                 <w:szCs w:val="24"/>
               </w:rPr>
-              <w:t>VALOR TOTAL</w:t>
+              <w:lastRenderedPageBreak/>
+              <w:t xml:space="preserve">VALOR </w:t>
+            </w:r>
+            <w:r>
+              <w:rPr>
+                <w:rFonts w:ascii="Calibri" w:eastAsia="Arial Unicode MS" w:hAnsi="Calibri" w:cs="Calibri"/>
+                <w:sz w:val="24"/>
+                <w:szCs w:val="24"/>
+              </w:rPr>
+              <w:lastRenderedPageBreak/>
+              <w:t>TOTAL</w:t>
             </w:r>
           </w:p>
         </w:tc>
@@ -42167,6 +43314,7 @@
         <w:rPr>
           <w:rFonts w:eastAsia="Arial Unicode MS"/>
         </w:rPr>
+        <w:lastRenderedPageBreak/>
         <w:t>DAS OBRIGAÇÕES</w:t>
       </w:r>
     </w:p>
@@ -42828,7 +43976,14 @@
         <w:rPr>
           <w:bCs/>
         </w:rPr>
-        <w:t>, além das obrigações resultantes da observância da Lei nº 14.133/2021 e demais constantes do Processo Administrativo em epígrafe.</w:t>
+        <w:t xml:space="preserve">, além das obrigações resultantes da observância da Lei nº </w:t>
+      </w:r>
+      <w:r>
+        <w:rPr>
+          <w:bCs/>
+        </w:rPr>
+        <w:lastRenderedPageBreak/>
+        <w:t>14.133/2021 e demais constantes do Processo Administrativo em epígrafe.</w:t>
       </w:r>
     </w:p>
     <w:p>
@@ -42862,7 +44017,6 @@
           <w:szCs w:val="24"/>
           <w:lang w:eastAsia="en-US" w:bidi="en-US"/>
         </w:rPr>
-        <w:lastRenderedPageBreak/>
         <w:t>Executar integralmente o objeto, observando rigorosamente descritivos e especificações técnicas, regulamentos técnicos e demais documentos contratuais.</w:t>
       </w:r>
     </w:p>
@@ -43459,6 +44613,7 @@
           <w:szCs w:val="24"/>
           <w:lang w:eastAsia="en-US" w:bidi="en-US"/>
         </w:rPr>
+        <w:lastRenderedPageBreak/>
         <w:t>Cumprir fielmente todas as disposições constantes do Termo de Referência, editais e anexos e instrumentos contratuais, assumindo integralmente os riscos e encargos decorrentes da boa e perfeita execução do objeto.</w:t>
       </w:r>
     </w:p>
@@ -43493,7 +44648,6 @@
           <w:szCs w:val="24"/>
           <w:lang w:eastAsia="en-US" w:bidi="en-US"/>
         </w:rPr>
-        <w:lastRenderedPageBreak/>
         <w:t>Apresentar, quando solicitado, relatórios de execução e demais documentos técnicos necessários à fiscalização.</w:t>
       </w:r>
     </w:p>
@@ -44029,7 +45183,11 @@
         </w:rPr>
       </w:pPr>
       <w:r>
-        <w:t>Na hipótese de a Contratada persistir no envio de produtos em desacordo com as especificações ou no caso da prestação de serviços de forma irregular, será notificada formalmente e as reincidências serão consideradas como agravantes de conduta, ficando sujeita às penalidades administrativas previstas na Lei Federal nº 14.133/2021 e no contrato</w:t>
+        <w:t xml:space="preserve">Na hipótese de a Contratada persistir no envio de produtos em desacordo com as especificações ou no caso da prestação de serviços de forma irregular, será notificada formalmente e as reincidências serão consideradas como agravantes de conduta, ficando sujeita </w:t>
+      </w:r>
+      <w:r>
+        <w:lastRenderedPageBreak/>
+        <w:t>às penalidades administrativas previstas na Lei Federal nº 14.133/2021 e no contrato</w:t>
       </w:r>
       <w:r>
         <w:t xml:space="preserve"> ou instrumento contratual equivalente</w:t>
@@ -44073,7 +45231,6 @@
         <w:rPr>
           <w:rFonts w:eastAsia="Arial Unicode MS"/>
         </w:rPr>
-        <w:lastRenderedPageBreak/>
         <w:t>DAS CONDIÇÕES DE RECEBIMENTO DO OBJETO</w:t>
       </w:r>
     </w:p>
@@ -44372,6 +45529,7 @@
           <w:sz w:val="24"/>
           <w:szCs w:val="24"/>
         </w:rPr>
+        <w:lastRenderedPageBreak/>
         <w:t>modificá-lo, unilateralmente, para melhor adequação às finalidades de interesse público, respeitados os direitos do contratado;</w:t>
       </w:r>
     </w:p>
@@ -44440,7 +45598,6 @@
           <w:sz w:val="24"/>
           <w:szCs w:val="24"/>
         </w:rPr>
-        <w:lastRenderedPageBreak/>
         <w:t>fiscalizar sua execução;</w:t>
       </w:r>
     </w:p>
@@ -45198,7 +46355,15 @@
           <w:rFonts w:eastAsia="Arial Unicode MS"/>
           <w:bCs/>
         </w:rPr>
-        <w:t>e o preço global de referência não poderá ser reduzida em favor do contratado em decorrência de aditamentos que modifiquem a planilha orçamentária, nos termos do art. 128 da Lei Federal nº 14.133/2021.</w:t>
+        <w:t xml:space="preserve">e o preço global de referência não </w:t>
+      </w:r>
+      <w:r>
+        <w:rPr>
+          <w:rFonts w:eastAsia="Arial Unicode MS"/>
+          <w:bCs/>
+        </w:rPr>
+        <w:lastRenderedPageBreak/>
+        <w:t>poderá ser reduzida em favor do contratado em decorrência de aditamentos que modifiquem a planilha orçamentária, nos termos do art. 128 da Lei Federal nº 14.133/2021.</w:t>
       </w:r>
     </w:p>
     <w:p>
@@ -45219,15 +46384,7 @@
           <w:rFonts w:eastAsia="Arial Unicode MS"/>
           <w:bCs/>
         </w:rPr>
-        <w:t xml:space="preserve">Nas alterações contratuais para supressão, se o contratado já houver adquirido os </w:t>
-      </w:r>
-      <w:r>
-        <w:rPr>
-          <w:rFonts w:eastAsia="Arial Unicode MS"/>
-          <w:bCs/>
-        </w:rPr>
-        <w:lastRenderedPageBreak/>
-        <w:t>materiais e os colocado no local dos trabalhos, estes deverão ser pagos pela Administração pelos custos de aquisição regularmente comprovados e monetariamente reajustados, podendo caber indenização por outros danos eventualmente decorrentes da supressão, desde que regularmente comprovados.</w:t>
+        <w:t>Nas alterações contratuais para supressão, se o contratado já houver adquirido os materiais e os colocado no local dos trabalhos, estes deverão ser pagos pela Administração pelos custos de aquisição regularmente comprovados e monetariamente reajustados, podendo caber indenização por outros danos eventualmente decorrentes da supressão, desde que regularmente comprovados.</w:t>
       </w:r>
     </w:p>
     <w:p>
@@ -45606,15 +46763,7 @@
           <w:rFonts w:eastAsia="Arial Unicode MS"/>
           <w:bCs/>
         </w:rPr>
-        <w:t xml:space="preserve">O prazo para manifestação quanto aos pedidos de reajuste, reequilíbrio e repactuação será de 15 dias, a contar da data de protocolo do requerimento, podendo ser prorrogado </w:t>
-      </w:r>
-      <w:r>
-        <w:rPr>
-          <w:rFonts w:eastAsia="Arial Unicode MS"/>
-          <w:bCs/>
-        </w:rPr>
-        <w:lastRenderedPageBreak/>
-        <w:t>mediante justificativa do Fiscal do Contrato</w:t>
+        <w:t>O prazo para manifestação quanto aos pedidos de reajuste, reequilíbrio e repactuação será de 15 dias, a contar da data de protocolo do requerimento, podendo ser prorrogado mediante justificativa do Fiscal do Contrato</w:t>
       </w:r>
       <w:r>
         <w:rPr>
@@ -46305,7 +47454,11 @@
         <w:t xml:space="preserve">Durante a vigência da ata, os órgãos e as entidades da Administração Pública federal, estadual, distrital e municipal que não participaram do procedimento de </w:t>
       </w:r>
       <w:r>
-        <w:t>intenção de registro de preços</w:t>
+        <w:t xml:space="preserve">intenção de registro de </w:t>
+      </w:r>
+      <w:r>
+        <w:lastRenderedPageBreak/>
+        <w:t>preços</w:t>
       </w:r>
       <w:r>
         <w:t xml:space="preserve"> poderão aderir à ata de registro de preços na condição de não participantes, observados os seguintes requisitos:</w:t>
@@ -46321,11 +47474,7 @@
         <w:ind w:left="0" w:firstLine="0"/>
       </w:pPr>
       <w:r>
-        <w:t xml:space="preserve">apresentação de justificativa da vantagem da adesão, inclusive em situações de provável </w:t>
-      </w:r>
-      <w:r>
-        <w:lastRenderedPageBreak/>
-        <w:t>desabastecimento ou descontinuidade de serviço público;</w:t>
+        <w:t>apresentação de justificativa da vantagem da adesão, inclusive em situações de provável desabastecimento ou descontinuidade de serviço público;</w:t>
       </w:r>
     </w:p>
     <w:p>
@@ -46765,18 +47914,9 @@
           <w:sz w:val="24"/>
           <w:szCs w:val="24"/>
         </w:rPr>
-        <w:t>Competirá ao órgão ou à entidade gerenciadora autorizar o remanejamento solicitado, com a redução do quantitativo inicialmente informado pelo órgão ou pela entidade participante, desde que haja prévia anuência do órgão ou da entidade que sofrer redução dos quantitativos informados.</w:t>
-      </w:r>
-    </w:p>
-    <w:p>
-      <w:pPr>
-        <w:pStyle w:val="Nvel2-Red"/>
-        <w:numPr>
-          <w:ilvl w:val="1"/>
-          <w:numId w:val="28"/>
-        </w:numPr>
-        <w:spacing w:before="0" w:after="0" w:line="240" w:lineRule="auto"/>
-        <w:ind w:left="0" w:firstLine="0"/>
+        <w:t xml:space="preserve">Competirá ao órgão ou à entidade gerenciadora autorizar o remanejamento solicitado, com a redução do quantitativo inicialmente informado pelo órgão ou pela entidade participante, </w:t>
+      </w:r>
+      <w:r>
         <w:rPr>
           <w:rFonts w:asciiTheme="minorHAnsi" w:hAnsiTheme="minorHAnsi" w:cstheme="minorHAnsi"/>
           <w:i w:val="0"/>
@@ -46785,8 +47925,19 @@
           <w:sz w:val="24"/>
           <w:szCs w:val="24"/>
         </w:rPr>
-      </w:pPr>
-      <w:r>
+        <w:lastRenderedPageBreak/>
+        <w:t>desde que haja prévia anuência do órgão ou da entidade que sofrer redução dos quantitativos informados.</w:t>
+      </w:r>
+    </w:p>
+    <w:p>
+      <w:pPr>
+        <w:pStyle w:val="Nvel2-Red"/>
+        <w:numPr>
+          <w:ilvl w:val="1"/>
+          <w:numId w:val="28"/>
+        </w:numPr>
+        <w:spacing w:before="0" w:after="0" w:line="240" w:lineRule="auto"/>
+        <w:ind w:left="0" w:firstLine="0"/>
         <w:rPr>
           <w:rFonts w:asciiTheme="minorHAnsi" w:hAnsiTheme="minorHAnsi" w:cstheme="minorHAnsi"/>
           <w:i w:val="0"/>
@@ -46795,8 +47946,7 @@
           <w:sz w:val="24"/>
           <w:szCs w:val="24"/>
         </w:rPr>
-        <w:t xml:space="preserve">Caso o remanejamento seja feito entre órgãos ou entidades dos Estados, do Distrito Federal ou de Municípios distintos, caberá ao fornecedor beneficiário da ata de registro de </w:t>
-      </w:r>
+      </w:pPr>
       <w:r>
         <w:rPr>
           <w:rFonts w:asciiTheme="minorHAnsi" w:hAnsiTheme="minorHAnsi" w:cstheme="minorHAnsi"/>
@@ -46806,8 +47956,7 @@
           <w:sz w:val="24"/>
           <w:szCs w:val="24"/>
         </w:rPr>
-        <w:lastRenderedPageBreak/>
-        <w:t>preços, observadas as condições nela estabelecidas, optar pela aceitação ou não do fornecimento decorrente do remanejamento dos itens.</w:t>
+        <w:t>Caso o remanejamento seja feito entre órgãos ou entidades dos Estados, do Distrito Federal ou de Municípios distintos, caberá ao fornecedor beneficiário da ata de registro de preços, observadas as condições nela estabelecidas, optar pela aceitação ou não do fornecimento decorrente do remanejamento dos itens.</w:t>
       </w:r>
     </w:p>
     <w:p>
@@ -47251,7 +48400,11 @@
         <w:textAlignment w:val="auto"/>
       </w:pPr>
       <w:r>
-        <w:t>O licitante ou o contratado responderá administrativamente pelas infrações previstas na Lei Federal nº 14.133/2021, no Decreto Municipal nº 2.249/2026, neste Edital e no instrumento contratual, especialmente aquelas relacionadas à inexecução total ou parcial, ao atraso injustificado na execução, à não manutenção da proposta, à recusa em celebrar o contrato, à apresentação de documentação ou declaração falsa, à fraude, ao comportamento inidôneo e aos demais atos previstos na legislação aplicável.</w:t>
+        <w:t xml:space="preserve">O licitante ou o contratado responderá administrativamente pelas infrações previstas na Lei Federal nº 14.133/2021, no Decreto Municipal nº 2.249/2026, neste Edital e no instrumento contratual, especialmente aquelas relacionadas à inexecução total ou parcial, ao atraso injustificado na execução, à não manutenção da proposta, à recusa em celebrar o contrato, à </w:t>
+      </w:r>
+      <w:r>
+        <w:lastRenderedPageBreak/>
+        <w:t>apresentação de documentação ou declaração falsa, à fraude, ao comportamento inidôneo e aos demais atos previstos na legislação aplicável.</w:t>
       </w:r>
     </w:p>
     <w:p>
@@ -47265,11 +48418,7 @@
         <w:textAlignment w:val="auto"/>
       </w:pPr>
       <w:r>
-        <w:t xml:space="preserve">O processo administrativo sancionador obedecerá, dentre outros, aos princípios da transparência, legalidade, finalidade, motivação, razoabilidade, proporcionalidade, moralidade, </w:t>
-      </w:r>
-      <w:r>
-        <w:lastRenderedPageBreak/>
-        <w:t>ampla defesa, contraditório, segurança jurídica, impessoalidade, eficiência, celeridade, oficialidade, publicidade e supremacia do interesse público.</w:t>
+        <w:t>O processo administrativo sancionador obedecerá, dentre outros, aos princípios da transparência, legalidade, finalidade, motivação, razoabilidade, proporcionalidade, moralidade, ampla defesa, contraditório, segurança jurídica, impessoalidade, eficiência, celeridade, oficialidade, publicidade e supremacia do interesse público.</w:t>
       </w:r>
     </w:p>
     <w:p>
@@ -47297,7 +48446,15 @@
         <w:textAlignment w:val="auto"/>
       </w:pPr>
       <w:r>
-        <w:t>I - dar causa à inexecução parcial do instrumento contratual;</w:t>
+        <w:t xml:space="preserve">I - </w:t>
+      </w:r>
+      <w:proofErr w:type="gramStart"/>
+      <w:r>
+        <w:t>dar</w:t>
+      </w:r>
+      <w:proofErr w:type="gramEnd"/>
+      <w:r>
+        <w:t xml:space="preserve"> causa à inexecução parcial do instrumento contratual;</w:t>
       </w:r>
     </w:p>
     <w:p>
@@ -47311,7 +48468,15 @@
         <w:textAlignment w:val="auto"/>
       </w:pPr>
       <w:r>
-        <w:t>II - dar causa à inexecução parcial do instrumento contratual que cause grave dano à administração, ao funcionamento dos serviços públicos ou ao interesse coletivo;</w:t>
+        <w:t xml:space="preserve">II - </w:t>
+      </w:r>
+      <w:proofErr w:type="gramStart"/>
+      <w:r>
+        <w:t>dar</w:t>
+      </w:r>
+      <w:proofErr w:type="gramEnd"/>
+      <w:r>
+        <w:t xml:space="preserve"> causa à inexecução parcial do instrumento contratual que cause grave dano à administração, ao funcionamento dos serviços públicos ou ao interesse coletivo;</w:t>
       </w:r>
     </w:p>
     <w:p>
@@ -47339,7 +48504,15 @@
         <w:textAlignment w:val="auto"/>
       </w:pPr>
       <w:r>
-        <w:t>IV - deixar de entregar a documentação exigida;</w:t>
+        <w:t xml:space="preserve">IV - </w:t>
+      </w:r>
+      <w:proofErr w:type="gramStart"/>
+      <w:r>
+        <w:t>deixar</w:t>
+      </w:r>
+      <w:proofErr w:type="gramEnd"/>
+      <w:r>
+        <w:t xml:space="preserve"> de entregar a documentação exigida;</w:t>
       </w:r>
     </w:p>
     <w:p>
@@ -47353,7 +48526,15 @@
         <w:textAlignment w:val="auto"/>
       </w:pPr>
       <w:r>
-        <w:t>V - não manter a proposta, salvo em decorrência de fato superveniente devidamente justificado;</w:t>
+        <w:t xml:space="preserve">V - </w:t>
+      </w:r>
+      <w:proofErr w:type="gramStart"/>
+      <w:r>
+        <w:t>não</w:t>
+      </w:r>
+      <w:proofErr w:type="gramEnd"/>
+      <w:r>
+        <w:t xml:space="preserve"> manter a proposta, salvo em decorrência de fato superveniente devidamente justificado;</w:t>
       </w:r>
     </w:p>
     <w:p>
@@ -47367,7 +48548,15 @@
         <w:textAlignment w:val="auto"/>
       </w:pPr>
       <w:r>
-        <w:t>VI - não celebrar o instrumento contratual ou não entregar a documentação exigida para a contratação, quando convocado dentro do prazo de validade de sua proposta;</w:t>
+        <w:t xml:space="preserve">VI - </w:t>
+      </w:r>
+      <w:proofErr w:type="gramStart"/>
+      <w:r>
+        <w:t>não</w:t>
+      </w:r>
+      <w:proofErr w:type="gramEnd"/>
+      <w:r>
+        <w:t xml:space="preserve"> celebrar o instrumento contratual ou não entregar a documentação exigida para a contratação, quando convocado dentro do prazo de validade de sua proposta;</w:t>
       </w:r>
     </w:p>
     <w:p>
@@ -47409,7 +48598,15 @@
         <w:textAlignment w:val="auto"/>
       </w:pPr>
       <w:r>
-        <w:t>IX - fraudar a licitação ou praticar ato fraudulento na execução do instrumento contratual;</w:t>
+        <w:t xml:space="preserve">IX - </w:t>
+      </w:r>
+      <w:proofErr w:type="gramStart"/>
+      <w:r>
+        <w:t>fraudar</w:t>
+      </w:r>
+      <w:proofErr w:type="gramEnd"/>
+      <w:r>
+        <w:t xml:space="preserve"> a licitação ou praticar ato fraudulento na execução do instrumento contratual;</w:t>
       </w:r>
     </w:p>
     <w:p>
@@ -47423,7 +48620,15 @@
         <w:textAlignment w:val="auto"/>
       </w:pPr>
       <w:r>
-        <w:t>X - comportar-se de modo inidôneo ou cometer fraude de qualquer natureza;</w:t>
+        <w:t xml:space="preserve">X - </w:t>
+      </w:r>
+      <w:proofErr w:type="gramStart"/>
+      <w:r>
+        <w:t>comportar-se</w:t>
+      </w:r>
+      <w:proofErr w:type="gramEnd"/>
+      <w:r>
+        <w:t xml:space="preserve"> de modo inidôneo ou cometer fraude de qualquer natureza;</w:t>
       </w:r>
     </w:p>
     <w:p>
@@ -47479,7 +48684,15 @@
         <w:textAlignment w:val="auto"/>
       </w:pPr>
       <w:r>
-        <w:t>I - advertência;</w:t>
+        <w:t xml:space="preserve">I - </w:t>
+      </w:r>
+      <w:proofErr w:type="gramStart"/>
+      <w:r>
+        <w:t>advertência</w:t>
+      </w:r>
+      <w:proofErr w:type="gramEnd"/>
+      <w:r>
+        <w:t>;</w:t>
       </w:r>
     </w:p>
     <w:p>
@@ -47493,7 +48706,15 @@
         <w:textAlignment w:val="auto"/>
       </w:pPr>
       <w:r>
-        <w:t>II - multa;</w:t>
+        <w:t xml:space="preserve">II - </w:t>
+      </w:r>
+      <w:proofErr w:type="gramStart"/>
+      <w:r>
+        <w:t>multa</w:t>
+      </w:r>
+      <w:proofErr w:type="gramEnd"/>
+      <w:r>
+        <w:t>;</w:t>
       </w:r>
     </w:p>
     <w:p>
@@ -47521,7 +48742,15 @@
         <w:textAlignment w:val="auto"/>
       </w:pPr>
       <w:r>
-        <w:t>IV - declaração de inidoneidade para licitar ou contratar.</w:t>
+        <w:t xml:space="preserve">IV - </w:t>
+      </w:r>
+      <w:proofErr w:type="gramStart"/>
+      <w:r>
+        <w:t>declaração</w:t>
+      </w:r>
+      <w:proofErr w:type="gramEnd"/>
+      <w:r>
+        <w:t xml:space="preserve"> de inidoneidade para licitar ou contratar.</w:t>
       </w:r>
     </w:p>
     <w:p>
@@ -47619,7 +48848,11 @@
         <w:textAlignment w:val="auto"/>
       </w:pPr>
       <w:r>
-        <w:t>A multa moratória poderá ser convertida em multa compensatória caracterizando-se a inexecução contratual, sem prejuízo da cumulação com outras penalidades aplicáveis à hipótese.</w:t>
+        <w:t xml:space="preserve">A multa moratória poderá ser convertida em multa compensatória caracterizando-se a </w:t>
+      </w:r>
+      <w:r>
+        <w:lastRenderedPageBreak/>
+        <w:t>inexecução contratual, sem prejuízo da cumulação com outras penalidades aplicáveis à hipótese.</w:t>
       </w:r>
     </w:p>
     <w:p>
@@ -47647,11 +48880,7 @@
         <w:textAlignment w:val="auto"/>
       </w:pPr>
       <w:r>
-        <w:t xml:space="preserve">A aplicação de multa compensatória será em percentual de 0,5% (cinco décimos por cento) até 30% (trinta por cento) do valor da contratação, em razão do cometimento das </w:t>
-      </w:r>
-      <w:r>
-        <w:lastRenderedPageBreak/>
-        <w:t>infrações administrativas previstas.</w:t>
+        <w:t>A aplicação de multa compensatória será em percentual de 0,5% (cinco décimos por cento) até 30% (trinta por cento) do valor da contratação, em razão do cometimento das infrações administrativas previstas.</w:t>
       </w:r>
     </w:p>
     <w:p>
@@ -47806,7 +49035,15 @@
         <w:textAlignment w:val="auto"/>
       </w:pPr>
       <w:r>
-        <w:t>I – obrigatoriamente, após exame jurídico, ao responsável pelas infrações administrativas previstas nos incisos VIII, IX, X, XI e XII;</w:t>
+        <w:t xml:space="preserve">I – </w:t>
+      </w:r>
+      <w:proofErr w:type="gramStart"/>
+      <w:r>
+        <w:t>obrigatoriamente</w:t>
+      </w:r>
+      <w:proofErr w:type="gramEnd"/>
+      <w:r>
+        <w:t>, após exame jurídico, ao responsável pelas infrações administrativas previstas nos incisos VIII, IX, X, XI e XII;</w:t>
       </w:r>
     </w:p>
     <w:p>
@@ -47820,7 +49057,15 @@
         <w:textAlignment w:val="auto"/>
       </w:pPr>
       <w:r>
-        <w:t>II – opcionalmente, após exame jurídico que conclua pela excessiva gravidade do ato, quanto às infrações administrativas previstas nos incisos II, III, IV, V, VI e VII, que necessitem de imposição de penalidade mais grave que o impedimento de licitar e contratar com a administração do Município.</w:t>
+        <w:t xml:space="preserve">II – </w:t>
+      </w:r>
+      <w:proofErr w:type="gramStart"/>
+      <w:r>
+        <w:t>opcionalmente</w:t>
+      </w:r>
+      <w:proofErr w:type="gramEnd"/>
+      <w:r>
+        <w:t>, após exame jurídico que conclua pela excessiva gravidade do ato, quanto às infrações administrativas previstas nos incisos II, III, IV, V, VI e VII, que necessitem de imposição de penalidade mais grave que o impedimento de licitar e contratar com a administração do Município.</w:t>
       </w:r>
     </w:p>
     <w:p>
@@ -47848,7 +49093,11 @@
         <w:textAlignment w:val="auto"/>
       </w:pPr>
       <w:r>
-        <w:t>A aplicação da sanção de declaração de inidoneidade para licitar ou contratar será obrigatoriamente precedida de parecer jurídico.</w:t>
+        <w:t xml:space="preserve">A aplicação da sanção de declaração de inidoneidade para licitar ou contratar será </w:t>
+      </w:r>
+      <w:r>
+        <w:lastRenderedPageBreak/>
+        <w:t>obrigatoriamente precedida de parecer jurídico.</w:t>
       </w:r>
     </w:p>
     <w:p>
@@ -47876,11 +49125,15 @@
         <w:textAlignment w:val="auto"/>
       </w:pPr>
       <w:r>
-        <w:t xml:space="preserve">I – notificar, no e-mail informado no instrumento contratual ou proposta, o </w:t>
-      </w:r>
-      <w:r>
-        <w:lastRenderedPageBreak/>
-        <w:t>licitante ou o contratado para, no prazo de até 5 (cinco) dias úteis, apresentar justificativa e, em sendo o caso, realizar a correção da irregularidade;</w:t>
+        <w:t xml:space="preserve">I – </w:t>
+      </w:r>
+      <w:proofErr w:type="gramStart"/>
+      <w:r>
+        <w:t>notificar</w:t>
+      </w:r>
+      <w:proofErr w:type="gramEnd"/>
+      <w:r>
+        <w:t>, no e-mail informado no instrumento contratual ou proposta, o licitante ou o contratado para, no prazo de até 5 (cinco) dias úteis, apresentar justificativa e, em sendo o caso, realizar a correção da irregularidade;</w:t>
       </w:r>
     </w:p>
     <w:p>
@@ -47894,7 +49147,15 @@
         <w:textAlignment w:val="auto"/>
       </w:pPr>
       <w:r>
-        <w:t>II - analisar a justificativa.</w:t>
+        <w:t xml:space="preserve">II - </w:t>
+      </w:r>
+      <w:proofErr w:type="gramStart"/>
+      <w:r>
+        <w:t>analisar</w:t>
+      </w:r>
+      <w:proofErr w:type="gramEnd"/>
+      <w:r>
+        <w:t xml:space="preserve"> a justificativa.</w:t>
       </w:r>
     </w:p>
     <w:p>
@@ -47993,7 +49254,15 @@
         <w:textAlignment w:val="auto"/>
       </w:pPr>
       <w:r>
-        <w:t>I - inexistência ou nulidade da intimação;</w:t>
+        <w:t xml:space="preserve">I - </w:t>
+      </w:r>
+      <w:proofErr w:type="gramStart"/>
+      <w:r>
+        <w:t>inexistência ou nulidade</w:t>
+      </w:r>
+      <w:proofErr w:type="gramEnd"/>
+      <w:r>
+        <w:t xml:space="preserve"> da intimação;</w:t>
       </w:r>
     </w:p>
     <w:p>
@@ -48007,7 +49276,15 @@
         <w:textAlignment w:val="auto"/>
       </w:pPr>
       <w:r>
-        <w:t>II - incompetência da autoridade sancionadora;</w:t>
+        <w:t xml:space="preserve">II - </w:t>
+      </w:r>
+      <w:proofErr w:type="gramStart"/>
+      <w:r>
+        <w:t>incompetência</w:t>
+      </w:r>
+      <w:proofErr w:type="gramEnd"/>
+      <w:r>
+        <w:t xml:space="preserve"> da autoridade sancionadora;</w:t>
       </w:r>
     </w:p>
     <w:p>
@@ -48035,7 +49312,15 @@
         <w:textAlignment w:val="auto"/>
       </w:pPr>
       <w:r>
-        <w:t>IV - decisão judicial que de qualquer forma obste o regular andamento do processo administrativo;</w:t>
+        <w:t xml:space="preserve">IV - </w:t>
+      </w:r>
+      <w:proofErr w:type="gramStart"/>
+      <w:r>
+        <w:t>decisão</w:t>
+      </w:r>
+      <w:proofErr w:type="gramEnd"/>
+      <w:r>
+        <w:t xml:space="preserve"> judicial que de qualquer forma obste o regular andamento do processo administrativo;</w:t>
       </w:r>
     </w:p>
     <w:p>
@@ -48049,7 +49334,15 @@
         <w:textAlignment w:val="auto"/>
       </w:pPr>
       <w:r>
-        <w:t>V - decadência ou prescrição;</w:t>
+        <w:t xml:space="preserve">V - </w:t>
+      </w:r>
+      <w:proofErr w:type="gramStart"/>
+      <w:r>
+        <w:t>decadência ou prescrição</w:t>
+      </w:r>
+      <w:proofErr w:type="gramEnd"/>
+      <w:r>
+        <w:t>;</w:t>
       </w:r>
     </w:p>
     <w:p>
@@ -48063,7 +49356,15 @@
         <w:textAlignment w:val="auto"/>
       </w:pPr>
       <w:r>
-        <w:t>VI - as provas que pretende produzir e os fatos que pretenda comprovar;</w:t>
+        <w:t xml:space="preserve">VI - </w:t>
+      </w:r>
+      <w:proofErr w:type="gramStart"/>
+      <w:r>
+        <w:t>as</w:t>
+      </w:r>
+      <w:proofErr w:type="gramEnd"/>
+      <w:r>
+        <w:t xml:space="preserve"> provas que pretende produzir e os fatos que pretenda comprovar;</w:t>
       </w:r>
     </w:p>
     <w:p>
@@ -48147,6 +49448,7 @@
         <w:textAlignment w:val="auto"/>
       </w:pPr>
       <w:r>
+        <w:lastRenderedPageBreak/>
         <w:t>Apresentado o relatório, os membros da Comissão Sancionadora ficarão à disposição do Presidente para prestação de qualquer esclarecimento necessário.</w:t>
       </w:r>
     </w:p>
@@ -48175,7 +49477,6 @@
         <w:textAlignment w:val="auto"/>
       </w:pPr>
       <w:r>
-        <w:lastRenderedPageBreak/>
         <w:t>A autoridade competente, considerando o relatório do PAS, ao aplicar as sanções, avaliará:</w:t>
       </w:r>
     </w:p>
@@ -48204,7 +49505,15 @@
         <w:textAlignment w:val="auto"/>
       </w:pPr>
       <w:r>
-        <w:t>II - as peculiaridades do caso concreto;</w:t>
+        <w:t xml:space="preserve">II - </w:t>
+      </w:r>
+      <w:proofErr w:type="gramStart"/>
+      <w:r>
+        <w:t>as</w:t>
+      </w:r>
+      <w:proofErr w:type="gramEnd"/>
+      <w:r>
+        <w:t xml:space="preserve"> peculiaridades do caso concreto;</w:t>
       </w:r>
     </w:p>
     <w:p>
@@ -48232,7 +49541,15 @@
         <w:textAlignment w:val="auto"/>
       </w:pPr>
       <w:r>
-        <w:t>IV - os danos que dela provierem para a Administração Pública;</w:t>
+        <w:t xml:space="preserve">IV - </w:t>
+      </w:r>
+      <w:proofErr w:type="gramStart"/>
+      <w:r>
+        <w:t>os</w:t>
+      </w:r>
+      <w:proofErr w:type="gramEnd"/>
+      <w:r>
+        <w:t xml:space="preserve"> danos que dela provierem para a Administração Pública;</w:t>
       </w:r>
     </w:p>
     <w:p>
@@ -48246,7 +49563,15 @@
         <w:textAlignment w:val="auto"/>
       </w:pPr>
       <w:r>
-        <w:t>V - a implantação ou o aperfeiçoamento de programa de integridade, conforme normas e orientações dos órgãos de controle.</w:t>
+        <w:t xml:space="preserve">V - </w:t>
+      </w:r>
+      <w:proofErr w:type="gramStart"/>
+      <w:r>
+        <w:t>a</w:t>
+      </w:r>
+      <w:proofErr w:type="gramEnd"/>
+      <w:r>
+        <w:t xml:space="preserve"> implantação ou o aperfeiçoamento de programa de integridade, conforme normas e orientações dos órgãos de controle.</w:t>
       </w:r>
     </w:p>
     <w:p>
@@ -48274,7 +49599,15 @@
         <w:textAlignment w:val="auto"/>
       </w:pPr>
       <w:r>
-        <w:t>I - a reincidência;</w:t>
+        <w:t xml:space="preserve">I - </w:t>
+      </w:r>
+      <w:proofErr w:type="gramStart"/>
+      <w:r>
+        <w:t>a</w:t>
+      </w:r>
+      <w:proofErr w:type="gramEnd"/>
+      <w:r>
+        <w:t xml:space="preserve"> reincidência;</w:t>
       </w:r>
     </w:p>
     <w:p>
@@ -48288,7 +49621,15 @@
         <w:textAlignment w:val="auto"/>
       </w:pPr>
       <w:r>
-        <w:t>II - não responder às notificações enviadas pela gestão do instrumento contratual ou correlato quando se tratar de nota de empenho substituta de instrumento contratual;</w:t>
+        <w:t xml:space="preserve">II - </w:t>
+      </w:r>
+      <w:proofErr w:type="gramStart"/>
+      <w:r>
+        <w:t>não</w:t>
+      </w:r>
+      <w:proofErr w:type="gramEnd"/>
+      <w:r>
+        <w:t xml:space="preserve"> responder às notificações enviadas pela gestão do instrumento contratual ou correlato quando se tratar de nota de empenho substituta de instrumento contratual;</w:t>
       </w:r>
     </w:p>
     <w:p>
@@ -48316,7 +49657,15 @@
         <w:textAlignment w:val="auto"/>
       </w:pPr>
       <w:r>
-        <w:t>IV - o conluio entre licitantes ou contratados para a prática da infração;</w:t>
+        <w:t xml:space="preserve">IV - </w:t>
+      </w:r>
+      <w:proofErr w:type="gramStart"/>
+      <w:r>
+        <w:t>o</w:t>
+      </w:r>
+      <w:proofErr w:type="gramEnd"/>
+      <w:r>
+        <w:t xml:space="preserve"> conluio entre licitantes ou contratados para a prática da infração;</w:t>
       </w:r>
     </w:p>
     <w:p>
@@ -48330,7 +49679,15 @@
         <w:textAlignment w:val="auto"/>
       </w:pPr>
       <w:r>
-        <w:t>V - a apresentação de documento falso no curso do processo administrativo de apuração de responsabilidade;</w:t>
+        <w:t xml:space="preserve">V - </w:t>
+      </w:r>
+      <w:proofErr w:type="gramStart"/>
+      <w:r>
+        <w:t>a</w:t>
+      </w:r>
+      <w:proofErr w:type="gramEnd"/>
+      <w:r>
+        <w:t xml:space="preserve"> apresentação de documento falso no curso do processo administrativo de apuração de responsabilidade;</w:t>
       </w:r>
     </w:p>
     <w:p>
@@ -48344,7 +49701,15 @@
         <w:textAlignment w:val="auto"/>
       </w:pPr>
       <w:r>
-        <w:t>VI - a prática de infrações em outros instrumentos contratuais administrativos celebrados com a administração municipal.</w:t>
+        <w:t xml:space="preserve">VI - </w:t>
+      </w:r>
+      <w:proofErr w:type="gramStart"/>
+      <w:r>
+        <w:t>a</w:t>
+      </w:r>
+      <w:proofErr w:type="gramEnd"/>
+      <w:r>
+        <w:t xml:space="preserve"> prática de infrações em outros instrumentos contratuais administrativos celebrados com a administração municipal.</w:t>
       </w:r>
     </w:p>
     <w:p>
@@ -48372,7 +49737,15 @@
         <w:textAlignment w:val="auto"/>
       </w:pPr>
       <w:r>
-        <w:t>I - o processado ser Microempresa ou Empresa de Pequeno Porte;</w:t>
+        <w:t xml:space="preserve">I - </w:t>
+      </w:r>
+      <w:proofErr w:type="gramStart"/>
+      <w:r>
+        <w:t>o</w:t>
+      </w:r>
+      <w:proofErr w:type="gramEnd"/>
+      <w:r>
+        <w:t xml:space="preserve"> processado ser Microempresa ou Empresa de Pequeno Porte;</w:t>
       </w:r>
     </w:p>
     <w:p>
@@ -48386,7 +49759,15 @@
         <w:textAlignment w:val="auto"/>
       </w:pPr>
       <w:r>
-        <w:t>II - a primariedade;</w:t>
+        <w:t xml:space="preserve">II - </w:t>
+      </w:r>
+      <w:proofErr w:type="gramStart"/>
+      <w:r>
+        <w:t>a</w:t>
+      </w:r>
+      <w:proofErr w:type="gramEnd"/>
+      <w:r>
+        <w:t xml:space="preserve"> primariedade;</w:t>
       </w:r>
     </w:p>
     <w:p>
@@ -48414,7 +49795,15 @@
         <w:textAlignment w:val="auto"/>
       </w:pPr>
       <w:r>
-        <w:t>IV - reparar o dano antes do julgamento;</w:t>
+        <w:t xml:space="preserve">IV - </w:t>
+      </w:r>
+      <w:proofErr w:type="gramStart"/>
+      <w:r>
+        <w:t>reparar</w:t>
+      </w:r>
+      <w:proofErr w:type="gramEnd"/>
+      <w:r>
+        <w:t xml:space="preserve"> o dano antes do julgamento;</w:t>
       </w:r>
     </w:p>
     <w:p>
@@ -48428,7 +49817,15 @@
         <w:textAlignment w:val="auto"/>
       </w:pPr>
       <w:r>
-        <w:t>V - confessar a autoria da infração.</w:t>
+        <w:t xml:space="preserve">V - </w:t>
+      </w:r>
+      <w:proofErr w:type="gramStart"/>
+      <w:r>
+        <w:t>confessar</w:t>
+      </w:r>
+      <w:proofErr w:type="gramEnd"/>
+      <w:r>
+        <w:t xml:space="preserve"> a autoria da infração.</w:t>
       </w:r>
     </w:p>
     <w:p>
@@ -48512,7 +49909,15 @@
         <w:textAlignment w:val="auto"/>
       </w:pPr>
       <w:r>
-        <w:t>I - fora do prazo;</w:t>
+        <w:t xml:space="preserve">I - </w:t>
+      </w:r>
+      <w:proofErr w:type="gramStart"/>
+      <w:r>
+        <w:t>fora</w:t>
+      </w:r>
+      <w:proofErr w:type="gramEnd"/>
+      <w:r>
+        <w:t xml:space="preserve"> do prazo;</w:t>
       </w:r>
     </w:p>
     <w:p>
@@ -48526,7 +49931,15 @@
         <w:textAlignment w:val="auto"/>
       </w:pPr>
       <w:r>
-        <w:t>II - por quem não seja legitimado;</w:t>
+        <w:t xml:space="preserve">II - </w:t>
+      </w:r>
+      <w:proofErr w:type="gramStart"/>
+      <w:r>
+        <w:t>por</w:t>
+      </w:r>
+      <w:proofErr w:type="gramEnd"/>
+      <w:r>
+        <w:t xml:space="preserve"> quem não seja legitimado;</w:t>
       </w:r>
     </w:p>
     <w:p>
@@ -48554,7 +49967,15 @@
         <w:textAlignment w:val="auto"/>
       </w:pPr>
       <w:r>
-        <w:t>IV - por ausência de interesse recursal;</w:t>
+        <w:t xml:space="preserve">IV - </w:t>
+      </w:r>
+      <w:proofErr w:type="gramStart"/>
+      <w:r>
+        <w:t>por</w:t>
+      </w:r>
+      <w:proofErr w:type="gramEnd"/>
+      <w:r>
+        <w:t xml:space="preserve"> ausência de interesse recursal;</w:t>
       </w:r>
     </w:p>
     <w:p>
@@ -48568,7 +49989,16 @@
         <w:textAlignment w:val="auto"/>
       </w:pPr>
       <w:r>
-        <w:t>V - contra atos de mero expediente ou preparatórios de decisões, bem como em face de análises técnicas e pareceres ou decisões irrecorríveis.</w:t>
+        <w:lastRenderedPageBreak/>
+        <w:t xml:space="preserve">V - </w:t>
+      </w:r>
+      <w:proofErr w:type="gramStart"/>
+      <w:r>
+        <w:t>contra</w:t>
+      </w:r>
+      <w:proofErr w:type="gramEnd"/>
+      <w:r>
+        <w:t xml:space="preserve"> atos de mero expediente ou preparatórios de decisões, bem como em face de análises técnicas e pareceres ou decisões irrecorríveis.</w:t>
       </w:r>
     </w:p>
     <w:p>
@@ -48596,7 +50026,6 @@
         <w:textAlignment w:val="auto"/>
       </w:pPr>
       <w:r>
-        <w:lastRenderedPageBreak/>
         <w:t>O trânsito em julgado da decisão administrativa ocorrerá quando decorridos os prazos para interposição de recurso ou reconsideração da decisão sem sua oposição ou após o julgamento dos recursos ou pedido de reconsideração proferidos pela autoridade competente.</w:t>
       </w:r>
     </w:p>
@@ -48653,7 +50082,15 @@
         <w:textAlignment w:val="auto"/>
       </w:pPr>
       <w:r>
-        <w:t>I - descontada do valor de pagamento devido à apenada;</w:t>
+        <w:t xml:space="preserve">I - </w:t>
+      </w:r>
+      <w:proofErr w:type="gramStart"/>
+      <w:r>
+        <w:t>descontada</w:t>
+      </w:r>
+      <w:proofErr w:type="gramEnd"/>
+      <w:r>
+        <w:t xml:space="preserve"> do valor de pagamento devido à apenada;</w:t>
       </w:r>
     </w:p>
     <w:p>
@@ -48667,7 +50104,15 @@
         <w:textAlignment w:val="auto"/>
       </w:pPr>
       <w:r>
-        <w:t>II - descontada do valor da garantia, se na modalidade caução em dinheiro;</w:t>
+        <w:t xml:space="preserve">II - </w:t>
+      </w:r>
+      <w:proofErr w:type="gramStart"/>
+      <w:r>
+        <w:t>descontada</w:t>
+      </w:r>
+      <w:proofErr w:type="gramEnd"/>
+      <w:r>
+        <w:t xml:space="preserve"> do valor da garantia, se na modalidade caução em dinheiro;</w:t>
       </w:r>
     </w:p>
     <w:p>
@@ -48695,7 +50140,15 @@
         <w:textAlignment w:val="auto"/>
       </w:pPr>
       <w:r>
-        <w:t>IV - paga diretamente ao erário, em parcela única ou parceladamente, conforme o rito previsto pelo Departamento de Tributos e pela legislação para os débitos perante a Fazenda Pública.</w:t>
+        <w:t xml:space="preserve">IV - </w:t>
+      </w:r>
+      <w:proofErr w:type="gramStart"/>
+      <w:r>
+        <w:t>paga</w:t>
+      </w:r>
+      <w:proofErr w:type="gramEnd"/>
+      <w:r>
+        <w:t xml:space="preserve"> diretamente ao erário, em parcela única ou parceladamente, conforme o rito previsto pelo Departamento de Tributos e pela legislação para os débitos perante a Fazenda Pública.</w:t>
       </w:r>
     </w:p>
     <w:p>
@@ -48765,7 +50218,15 @@
         <w:textAlignment w:val="auto"/>
       </w:pPr>
       <w:r>
-        <w:t>I - o Decreto-Lei Federal nº 4.657, de 4 de setembro de 1942 - Lei de Introdução às Normas do Direito Brasileiro;</w:t>
+        <w:t xml:space="preserve">I - </w:t>
+      </w:r>
+      <w:proofErr w:type="gramStart"/>
+      <w:r>
+        <w:t>o</w:t>
+      </w:r>
+      <w:proofErr w:type="gramEnd"/>
+      <w:r>
+        <w:t xml:space="preserve"> Decreto-Lei Federal nº 4.657, de 4 de setembro de 1942 - Lei de Introdução às Normas do Direito Brasileiro;</w:t>
       </w:r>
     </w:p>
     <w:p>
@@ -48779,7 +50240,15 @@
         <w:textAlignment w:val="auto"/>
       </w:pPr>
       <w:r>
-        <w:t>II - a Lei Federal nº 9.784, de 29 de janeiro de 1999, que regula o processo administrativo no âmbito da administração pública federal;</w:t>
+        <w:t xml:space="preserve">II - </w:t>
+      </w:r>
+      <w:proofErr w:type="gramStart"/>
+      <w:r>
+        <w:t>a</w:t>
+      </w:r>
+      <w:proofErr w:type="gramEnd"/>
+      <w:r>
+        <w:t xml:space="preserve"> Lei Federal nº 9.784, de 29 de janeiro de 1999, que regula o processo administrativo no âmbito da administração pública federal;</w:t>
       </w:r>
     </w:p>
     <w:p>
@@ -48807,7 +50276,15 @@
         <w:textAlignment w:val="auto"/>
       </w:pPr>
       <w:r>
-        <w:t>IV - o Decreto Federal nº 9.830, de 10 de junho de 2019.</w:t>
+        <w:t xml:space="preserve">IV - </w:t>
+      </w:r>
+      <w:proofErr w:type="gramStart"/>
+      <w:r>
+        <w:t>o</w:t>
+      </w:r>
+      <w:proofErr w:type="gramEnd"/>
+      <w:r>
+        <w:t xml:space="preserve"> Decreto Federal nº 9.830, de 10 de junho de 2019.</w:t>
       </w:r>
       <w:r>
         <w:t> </w:t>
@@ -48912,6 +50389,7 @@
           <w:sz w:val="24"/>
           <w:szCs w:val="24"/>
         </w:rPr>
+        <w:lastRenderedPageBreak/>
         <w:t>não cumprimento ou cumprimento irregular de normas editalícias ou de cláusulas contratuais, de especificações, de projetos ou de prazos;</w:t>
       </w:r>
     </w:p>
@@ -48974,7 +50452,6 @@
           <w:sz w:val="24"/>
           <w:szCs w:val="24"/>
         </w:rPr>
-        <w:lastRenderedPageBreak/>
         <w:t>alteração social ou modificação da finalidade ou da estrutura da empresa que restrinja sua capacidade de concluir o instrumento contratual;</w:t>
       </w:r>
     </w:p>
@@ -49395,7 +50872,16 @@
           <w:sz w:val="24"/>
           <w:szCs w:val="24"/>
         </w:rPr>
-        <w:t>não serão admitidas em caso de calamidade pública, de grave perturbação da ordem interna ou de guerra, bem como quando decorrerem de ato ou fato que o contratado tenha praticado, do qual tenha participado ou para o qual tenha contribuído;</w:t>
+        <w:t xml:space="preserve">não serão admitidas em caso de calamidade pública, de grave perturbação da ordem interna ou de guerra, bem como quando decorrerem de ato ou fato que o contratado tenha </w:t>
+      </w:r>
+      <w:r>
+        <w:rPr>
+          <w:rFonts w:ascii="Calibri" w:hAnsi="Calibri" w:cs="Calibri"/>
+          <w:sz w:val="24"/>
+          <w:szCs w:val="24"/>
+        </w:rPr>
+        <w:lastRenderedPageBreak/>
+        <w:t>praticado, do qual tenha participado ou para o qual tenha contribuído;</w:t>
       </w:r>
     </w:p>
     <w:p>
@@ -49426,16 +50912,7 @@
           <w:sz w:val="24"/>
           <w:szCs w:val="24"/>
         </w:rPr>
-        <w:t xml:space="preserve">assegurarão ao contratado o direito de optar pela suspensão do cumprimento das obrigações assumidas até a normalização da situação, admitido o restabelecimento do equilíbrio econômico-financeiro do instrumento contratual, na forma da alínea “d” do inciso II do caput do </w:t>
-      </w:r>
-      <w:r>
-        <w:rPr>
-          <w:rFonts w:ascii="Calibri" w:hAnsi="Calibri" w:cs="Calibri"/>
-          <w:sz w:val="24"/>
-          <w:szCs w:val="24"/>
-        </w:rPr>
-        <w:lastRenderedPageBreak/>
-        <w:t>art. 124 da Lei 14.133/21.</w:t>
+        <w:t>assegurarão ao contratado o direito de optar pela suspensão do cumprimento das obrigações assumidas até a normalização da situação, admitido o restabelecimento do equilíbrio econômico-financeiro do instrumento contratual, na forma da alínea “d” do inciso II do caput do art. 124 da Lei 14.133/21.</w:t>
       </w:r>
     </w:p>
     <w:p>
@@ -49991,7 +51468,11 @@
         <w:t>Na hipótese da ocupação e utilização do local, das instalações, dos equipamentos, do material e do pessoal empregados na execução do contrato</w:t>
       </w:r>
       <w:r>
-        <w:t xml:space="preserve"> ou instrumento contratual equivalente</w:t>
+        <w:t xml:space="preserve"> ou instrumento contratual </w:t>
+      </w:r>
+      <w:r>
+        <w:lastRenderedPageBreak/>
+        <w:t>equivalente</w:t>
       </w:r>
       <w:r>
         <w:t xml:space="preserve"> e necessários à sua continuidade, o ato deverá ser precedido de autorização expressa do diretor municipal competente, conforme o caso.</w:t>
@@ -50514,7 +51995,15 @@
           <w:rFonts w:eastAsiaTheme="minorEastAsia"/>
           <w:color w:val="000000"/>
         </w:rPr>
-        <w:t xml:space="preserve"> ou não havendo mais necessidade de utilização dos dados pessoais, sensíveis ou não, o fornecedor interromperá o tratamento e, em no máximo 30 (trinta) dias, eliminará completamente os Dados Pessoais e todas as cópias porventura existentes (em formato digital, físico ou outro qualquer), salvo quando necessite mantê-los para cumprimento de obrigação legal ou outra hipótese legal prevista na LGPD.</w:t>
+        <w:t xml:space="preserve"> ou não havendo mais necessidade de utilização dos dados pessoais, sensíveis ou não, o fornecedor interromperá o tratamento e, em no máximo 30 (trinta) dias, eliminará completamente os Dados Pessoais e todas as cópias </w:t>
+      </w:r>
+      <w:r>
+        <w:rPr>
+          <w:rFonts w:eastAsiaTheme="minorEastAsia"/>
+          <w:color w:val="000000"/>
+        </w:rPr>
+        <w:lastRenderedPageBreak/>
+        <w:t>porventura existentes (em formato digital, físico ou outro qualquer), salvo quando necessite mantê-los para cumprimento de obrigação legal ou outra hipótese legal prevista na LGPD.</w:t>
       </w:r>
     </w:p>
     <w:p>
@@ -51488,8 +52977,9 @@
           <w:sz w:val="24"/>
           <w:szCs w:val="24"/>
         </w:rPr>
-        <w:t>{{N.PROCESSO}}</w:t>
-      </w:r>
+        <w:t>{{</w:t>
+      </w:r>
+      <w:proofErr w:type="gramStart"/>
       <w:r>
         <w:rPr>
           <w:rFonts w:ascii="Calibri" w:hAnsi="Calibri" w:cs="Calibri"/>
@@ -51497,7 +52987,7 @@
           <w:sz w:val="24"/>
           <w:szCs w:val="24"/>
         </w:rPr>
-        <w:t xml:space="preserve">             PREGÃO ELETRÔNIC</w:t>
+        <w:t>N.PROCESSO}}</w:t>
       </w:r>
       <w:r>
         <w:rPr>
@@ -51506,6 +52996,25 @@
           <w:sz w:val="24"/>
           <w:szCs w:val="24"/>
         </w:rPr>
+        <w:t xml:space="preserve">   </w:t>
+      </w:r>
+      <w:proofErr w:type="gramEnd"/>
+      <w:r>
+        <w:rPr>
+          <w:rFonts w:ascii="Calibri" w:hAnsi="Calibri" w:cs="Calibri"/>
+          <w:b/>
+          <w:sz w:val="24"/>
+          <w:szCs w:val="24"/>
+        </w:rPr>
+        <w:t xml:space="preserve">          PREGÃO ELETRÔNIC</w:t>
+      </w:r>
+      <w:r>
+        <w:rPr>
+          <w:rFonts w:ascii="Calibri" w:hAnsi="Calibri" w:cs="Calibri"/>
+          <w:b/>
+          <w:sz w:val="24"/>
+          <w:szCs w:val="24"/>
+        </w:rPr>
         <w:t>O</w:t>
       </w:r>
       <w:r>
@@ -51524,7 +53033,27 @@
           <w:sz w:val="24"/>
           <w:szCs w:val="24"/>
         </w:rPr>
-        <w:t>{{N.MODALIDADE}}</w:t>
+        <w:t>{{</w:t>
+      </w:r>
+      <w:proofErr w:type="gramStart"/>
+      <w:r>
+        <w:rPr>
+          <w:rFonts w:ascii="Calibri" w:hAnsi="Calibri" w:cs="Calibri"/>
+          <w:b/>
+          <w:sz w:val="24"/>
+          <w:szCs w:val="24"/>
+        </w:rPr>
+        <w:t>N.MODALIDADE</w:t>
+      </w:r>
+      <w:proofErr w:type="gramEnd"/>
+      <w:r>
+        <w:rPr>
+          <w:rFonts w:ascii="Calibri" w:hAnsi="Calibri" w:cs="Calibri"/>
+          <w:b/>
+          <w:sz w:val="24"/>
+          <w:szCs w:val="24"/>
+        </w:rPr>
+        <w:t>}}</w:t>
       </w:r>
     </w:p>
     <w:p>
@@ -51805,7 +53334,7 @@
         </w:rPr>
         <w:t xml:space="preserve">: </w:t>
       </w:r>
-      <w:hyperlink r:id="rId20" w:history="1">
+      <w:hyperlink r:id="rId21" w:history="1">
         <w:r>
           <w:rPr>
             <w:rFonts w:ascii="Calibri" w:hAnsi="Calibri" w:cs="Calibri"/>
@@ -53113,8 +54642,9 @@
           <w:sz w:val="24"/>
           <w:szCs w:val="24"/>
         </w:rPr>
-        <w:t>{{N.PROCESSO}}</w:t>
-      </w:r>
+        <w:t>{{</w:t>
+      </w:r>
+      <w:proofErr w:type="gramStart"/>
       <w:r>
         <w:rPr>
           <w:rFonts w:ascii="Calibri" w:hAnsi="Calibri" w:cs="Calibri"/>
@@ -53122,7 +54652,7 @@
           <w:sz w:val="24"/>
           <w:szCs w:val="24"/>
         </w:rPr>
-        <w:t xml:space="preserve">             PREGÃO ELETRÔNICO </w:t>
+        <w:t>N.PROCESSO}}</w:t>
       </w:r>
       <w:r>
         <w:rPr>
@@ -53131,7 +54661,46 @@
           <w:sz w:val="24"/>
           <w:szCs w:val="24"/>
         </w:rPr>
-        <w:t>{{N.MODALIDADE}}</w:t>
+        <w:t xml:space="preserve">   </w:t>
+      </w:r>
+      <w:proofErr w:type="gramEnd"/>
+      <w:r>
+        <w:rPr>
+          <w:rFonts w:ascii="Calibri" w:hAnsi="Calibri" w:cs="Calibri"/>
+          <w:b/>
+          <w:sz w:val="24"/>
+          <w:szCs w:val="24"/>
+        </w:rPr>
+        <w:t xml:space="preserve">          PREGÃO ELETRÔNICO </w:t>
+      </w:r>
+      <w:r>
+        <w:rPr>
+          <w:rFonts w:ascii="Calibri" w:hAnsi="Calibri" w:cs="Calibri"/>
+          <w:b/>
+          <w:sz w:val="24"/>
+          <w:szCs w:val="24"/>
+        </w:rPr>
+        <w:t>{{</w:t>
+      </w:r>
+      <w:proofErr w:type="gramStart"/>
+      <w:r>
+        <w:rPr>
+          <w:rFonts w:ascii="Calibri" w:hAnsi="Calibri" w:cs="Calibri"/>
+          <w:b/>
+          <w:sz w:val="24"/>
+          <w:szCs w:val="24"/>
+        </w:rPr>
+        <w:t>N.MODALIDADE</w:t>
+      </w:r>
+      <w:proofErr w:type="gramEnd"/>
+      <w:r>
+        <w:rPr>
+          <w:rFonts w:ascii="Calibri" w:hAnsi="Calibri" w:cs="Calibri"/>
+          <w:b/>
+          <w:sz w:val="24"/>
+          <w:szCs w:val="24"/>
+        </w:rPr>
+        <w:t>}}</w:t>
       </w:r>
     </w:p>
     <w:p>
@@ -53915,7 +55484,21 @@
       <w:rPr>
         <w:rFonts w:ascii="Calibri" w:hAnsi="Calibri" w:cs="Calibri"/>
       </w:rPr>
-      <w:t>{{N.PROCESSO}}</w:t>
+      <w:t>{{</w:t>
+    </w:r>
+    <w:proofErr w:type="gramStart"/>
+    <w:r>
+      <w:rPr>
+        <w:rFonts w:ascii="Calibri" w:hAnsi="Calibri" w:cs="Calibri"/>
+      </w:rPr>
+      <w:t>N.PROCESSO</w:t>
+    </w:r>
+    <w:proofErr w:type="gramEnd"/>
+    <w:r>
+      <w:rPr>
+        <w:rFonts w:ascii="Calibri" w:hAnsi="Calibri" w:cs="Calibri"/>
+      </w:rPr>
+      <w:t>}}</w:t>
     </w:r>
     <w:r>
       <w:rPr>
@@ -53933,7 +55516,21 @@
       <w:rPr>
         <w:rFonts w:ascii="Calibri" w:hAnsi="Calibri" w:cs="Calibri"/>
       </w:rPr>
-      <w:t>{{N.MODALIDADE}}</w:t>
+      <w:t>{{</w:t>
+    </w:r>
+    <w:proofErr w:type="gramStart"/>
+    <w:r>
+      <w:rPr>
+        <w:rFonts w:ascii="Calibri" w:hAnsi="Calibri" w:cs="Calibri"/>
+      </w:rPr>
+      <w:t>N.MODALIDADE</w:t>
+    </w:r>
+    <w:proofErr w:type="gramEnd"/>
+    <w:r>
+      <w:rPr>
+        <w:rFonts w:ascii="Calibri" w:hAnsi="Calibri" w:cs="Calibri"/>
+      </w:rPr>
+      <w:t>}}</w:t>
     </w:r>
   </w:p>
 </w:ftr>
@@ -54176,7 +55773,25 @@
         <w:b/>
         <w:sz w:val="16"/>
       </w:rPr>
-      <w:t xml:space="preserve">FONE: (17) 3693-1101/ 3693-1118  e-mail: </w:t>
+      <w:t>FONE: (17) 3693-1101/ 3693-</w:t>
+    </w:r>
+    <w:proofErr w:type="gramStart"/>
+    <w:r>
+      <w:rPr>
+        <w:rFonts w:ascii="Calibri" w:eastAsia="Calibri" w:hAnsi="Calibri"/>
+        <w:b/>
+        <w:sz w:val="16"/>
+      </w:rPr>
+      <w:t>1118  e-mail</w:t>
+    </w:r>
+    <w:proofErr w:type="gramEnd"/>
+    <w:r>
+      <w:rPr>
+        <w:rFonts w:ascii="Calibri" w:eastAsia="Calibri" w:hAnsi="Calibri"/>
+        <w:b/>
+        <w:sz w:val="16"/>
+      </w:rPr>
+      <w:t xml:space="preserve">: </w:t>
     </w:r>
     <w:r>
       <w:rPr>
@@ -58711,7 +60326,6 @@
   <w:style w:type="character" w:default="1" w:styleId="Fontepargpadro">
     <w:name w:val="Default Paragraph Font"/>
     <w:uiPriority w:val="1"/>
-    <w:semiHidden/>
     <w:unhideWhenUsed/>
   </w:style>
   <w:style w:type="table" w:default="1" w:styleId="Tabelanormal">
